--- a/Labs/lab21 audio amplifierTheory/audioAmplifier Theory Document.docx
+++ b/Labs/lab21 audio amplifierTheory/audioAmplifier Theory Document.docx
@@ -17,7 +17,7 @@
         <mc:AlternateContent>
           <mc:Choice Requires="wps">
             <w:drawing>
-              <wp:anchor distT="0" distB="0" distL="114300" distR="114300" simplePos="0" relativeHeight="251659264" behindDoc="0" locked="0" layoutInCell="1" allowOverlap="1" wp14:anchorId="4EA49198" wp14:editId="064C52D8">
+              <wp:anchor distT="0" distB="0" distL="114300" distR="114300" simplePos="0" relativeHeight="251659264" behindDoc="0" locked="0" layoutInCell="1" allowOverlap="1" wp14:anchorId="4EA49198" wp14:editId="54FDE111">
                 <wp:simplePos x="0" y="0"/>
                 <wp:positionH relativeFrom="margin">
                   <wp:align>center</wp:align>
@@ -790,13 +790,8 @@
         <w:t xml:space="preserve"> to </w:t>
       </w:r>
       <w:bookmarkStart w:id="0" w:name="_Hlk81765466"/>
-      <w:proofErr w:type="gramStart"/>
-      <w:r>
-        <w:t>determining</w:t>
-      </w:r>
-      <w:proofErr w:type="gramEnd"/>
-      <w:r>
-        <w:t xml:space="preserve"> the input resistance, gain and output resistance of the two stages in the audio amplifier</w:t>
+      <w:r>
+        <w:t>determining the input resistance, gain and output resistance of the two stages in the audio amplifier</w:t>
       </w:r>
       <w:r>
         <w:t>.</w:t>
@@ -902,6 +897,15 @@
       <w:r>
         <w:t>.</w:t>
       </w:r>
+      <w:r>
+        <w:t xml:space="preserve">  </w:t>
+      </w:r>
+      <w:r>
+        <w:rPr>
+          <w:u w:val="single"/>
+        </w:rPr>
+        <w:t>In the analysis that follows, you will set VCC to 9V.</w:t>
+      </w:r>
     </w:p>
     <w:p>
       <w:pPr>
@@ -912,10 +916,10 @@
           <w:noProof/>
         </w:rPr>
         <w:drawing>
-          <wp:inline distT="0" distB="0" distL="0" distR="0" wp14:anchorId="40A45155" wp14:editId="563FC1AE">
-            <wp:extent cx="3047497" cy="2160000"/>
-            <wp:effectExtent l="0" t="0" r="635" b="0"/>
-            <wp:docPr id="11" name="Picture 11"/>
+          <wp:inline distT="0" distB="0" distL="0" distR="0" wp14:anchorId="7029C36A" wp14:editId="7A35CB29">
+            <wp:extent cx="2845946" cy="2160000"/>
+            <wp:effectExtent l="0" t="0" r="0" b="0"/>
+            <wp:docPr id="1327855531" name="Picture 13"/>
             <wp:cNvGraphicFramePr>
               <a:graphicFrameLocks xmlns:a="http://schemas.openxmlformats.org/drawingml/2006/main" noChangeAspect="1"/>
             </wp:cNvGraphicFramePr>
@@ -923,29 +927,36 @@
               <a:graphicData uri="http://schemas.openxmlformats.org/drawingml/2006/picture">
                 <pic:pic xmlns:pic="http://schemas.openxmlformats.org/drawingml/2006/picture">
                   <pic:nvPicPr>
-                    <pic:cNvPr id="11" name="Picture 11"/>
-                    <pic:cNvPicPr/>
+                    <pic:cNvPr id="0" name="Picture 1"/>
+                    <pic:cNvPicPr>
+                      <a:picLocks noChangeAspect="1" noChangeArrowheads="1"/>
+                    </pic:cNvPicPr>
                   </pic:nvPicPr>
                   <pic:blipFill>
-                    <a:blip r:embed="rId7">
+                    <a:blip r:embed="rId7" cstate="print">
                       <a:extLst>
                         <a:ext uri="{28A0092B-C50C-407E-A947-70E740481C1C}">
                           <a14:useLocalDpi xmlns:a14="http://schemas.microsoft.com/office/drawing/2010/main" val="0"/>
                         </a:ext>
                       </a:extLst>
                     </a:blip>
+                    <a:srcRect/>
                     <a:stretch>
                       <a:fillRect/>
                     </a:stretch>
                   </pic:blipFill>
-                  <pic:spPr>
+                  <pic:spPr bwMode="auto">
                     <a:xfrm>
                       <a:off x="0" y="0"/>
-                      <a:ext cx="3047497" cy="2160000"/>
+                      <a:ext cx="2845946" cy="2160000"/>
                     </a:xfrm>
                     <a:prstGeom prst="rect">
                       <a:avLst/>
                     </a:prstGeom>
+                    <a:noFill/>
+                    <a:ln>
+                      <a:noFill/>
+                    </a:ln>
                   </pic:spPr>
                 </pic:pic>
               </a:graphicData>
@@ -977,31 +988,223 @@
       <w:r>
         <w:t>core of the audio amplifier consists of a voltage gain stage followed by a current gain stage.</w:t>
       </w:r>
+      <w:r>
+        <w:t xml:space="preserve">  Some artistic modifications have been made to the original schematic.</w:t>
+      </w:r>
     </w:p>
     <w:p>
       <w:pPr>
         <w:spacing w:after="0"/>
       </w:pPr>
       <w:r>
-        <w:t>The output stage consists of a pair transistors T</w:t>
+        <w:rPr>
+          <w:noProof/>
+        </w:rPr>
+        <mc:AlternateContent>
+          <mc:Choice Requires="wps">
+            <w:drawing>
+              <wp:anchor distT="45720" distB="45720" distL="114300" distR="114300" simplePos="0" relativeHeight="251661312" behindDoc="0" locked="0" layoutInCell="1" allowOverlap="1" wp14:anchorId="0BD1F7FE" wp14:editId="61943133">
+                <wp:simplePos x="0" y="0"/>
+                <wp:positionH relativeFrom="column">
+                  <wp:posOffset>0</wp:posOffset>
+                </wp:positionH>
+                <wp:positionV relativeFrom="paragraph">
+                  <wp:posOffset>260350</wp:posOffset>
+                </wp:positionV>
+                <wp:extent cx="5845810" cy="1404620"/>
+                <wp:effectExtent l="0" t="0" r="21590" b="24765"/>
+                <wp:wrapSquare wrapText="bothSides"/>
+                <wp:docPr id="217" name="Text Box 2"/>
+                <wp:cNvGraphicFramePr>
+                  <a:graphicFrameLocks xmlns:a="http://schemas.openxmlformats.org/drawingml/2006/main"/>
+                </wp:cNvGraphicFramePr>
+                <a:graphic xmlns:a="http://schemas.openxmlformats.org/drawingml/2006/main">
+                  <a:graphicData uri="http://schemas.microsoft.com/office/word/2010/wordprocessingShape">
+                    <wps:wsp>
+                      <wps:cNvSpPr txBox="1">
+                        <a:spLocks noChangeArrowheads="1"/>
+                      </wps:cNvSpPr>
+                      <wps:spPr bwMode="auto">
+                        <a:xfrm>
+                          <a:off x="0" y="0"/>
+                          <a:ext cx="5845810" cy="1404620"/>
+                        </a:xfrm>
+                        <a:prstGeom prst="rect">
+                          <a:avLst/>
+                        </a:prstGeom>
+                        <a:solidFill>
+                          <a:schemeClr val="accent1">
+                            <a:lumMod val="20000"/>
+                            <a:lumOff val="80000"/>
+                          </a:schemeClr>
+                        </a:solidFill>
+                        <a:ln w="9525">
+                          <a:solidFill>
+                            <a:srgbClr val="000000"/>
+                          </a:solidFill>
+                          <a:miter lim="800000"/>
+                          <a:headEnd/>
+                          <a:tailEnd/>
+                        </a:ln>
+                      </wps:spPr>
+                      <wps:txbx>
+                        <w:txbxContent>
+                          <w:p>
+                            <w:pPr>
+                              <w:ind w:left="0" w:firstLine="0"/>
+                              <w:rPr>
+                                <w:rFonts w:ascii="Calibri" w:hAnsi="Calibri" w:cs="Calibri"/>
+                              </w:rPr>
+                            </w:pPr>
+                            <w:r>
+                              <w:t>You are to treat the 1Ω resistors R17/R18, connected to the emitters of T1/T2 respectively, as 0</w:t>
+                            </w:r>
+                            <w:r>
+                              <w:rPr>
+                                <w:rFonts w:ascii="Calibri" w:hAnsi="Calibri" w:cs="Calibri"/>
+                                <w:lang w:val="el-GR"/>
+                              </w:rPr>
+                              <w:t>Ω</w:t>
+                            </w:r>
+                            <w:r>
+                              <w:rPr>
+                                <w:rFonts w:ascii="Calibri" w:hAnsi="Calibri" w:cs="Calibri"/>
+                              </w:rPr>
+                              <w:t xml:space="preserve"> resistors.  </w:t>
+                            </w:r>
+                            <w:r>
+                              <w:rPr>
+                                <w:rFonts w:ascii="Calibri" w:hAnsi="Calibri" w:cs="Calibri"/>
+                              </w:rPr>
+                              <w:t>Hence,</w:t>
+                            </w:r>
+                            <w:r>
+                              <w:rPr>
+                                <w:rFonts w:ascii="Calibri" w:hAnsi="Calibri" w:cs="Calibri"/>
+                              </w:rPr>
+                              <w:t xml:space="preserve"> they are ignored in the rest of the following analysis.  While these resistors do not play an important role in the </w:t>
+                            </w:r>
+                            <w:r>
+                              <w:rPr>
+                                <w:rFonts w:ascii="Calibri" w:hAnsi="Calibri" w:cs="Calibri"/>
+                              </w:rPr>
+                              <w:t>signal amplification, these emitter degeneration resistors provide negative feedback in the output stage, helping to prevent thermal runaway.</w:t>
+                            </w:r>
+                          </w:p>
+                        </w:txbxContent>
+                      </wps:txbx>
+                      <wps:bodyPr rot="0" vert="horz" wrap="square" lIns="91440" tIns="45720" rIns="91440" bIns="45720" anchor="t" anchorCtr="0">
+                        <a:spAutoFit/>
+                      </wps:bodyPr>
+                    </wps:wsp>
+                  </a:graphicData>
+                </a:graphic>
+                <wp14:sizeRelH relativeFrom="margin">
+                  <wp14:pctWidth>0</wp14:pctWidth>
+                </wp14:sizeRelH>
+                <wp14:sizeRelV relativeFrom="margin">
+                  <wp14:pctHeight>20000</wp14:pctHeight>
+                </wp14:sizeRelV>
+              </wp:anchor>
+            </w:drawing>
+          </mc:Choice>
+          <mc:Fallback>
+            <w:pict>
+              <v:shapetype w14:anchorId="0BD1F7FE" id="_x0000_t202" coordsize="21600,21600" o:spt="202" path="m,l,21600r21600,l21600,xe">
+                <v:stroke joinstyle="miter"/>
+                <v:path gradientshapeok="t" o:connecttype="rect"/>
+              </v:shapetype>
+              <v:shape id="Text Box 2" o:spid="_x0000_s1039" type="#_x0000_t202" style="position:absolute;left:0;text-align:left;margin-left:0;margin-top:20.5pt;width:460.3pt;height:110.6pt;z-index:251661312;visibility:visible;mso-wrap-style:square;mso-width-percent:0;mso-height-percent:200;mso-wrap-distance-left:9pt;mso-wrap-distance-top:3.6pt;mso-wrap-distance-right:9pt;mso-wrap-distance-bottom:3.6pt;mso-position-horizontal:absolute;mso-position-horizontal-relative:text;mso-position-vertical:absolute;mso-position-vertical-relative:text;mso-width-percent:0;mso-height-percent:200;mso-width-relative:margin;mso-height-relative:margin;v-text-anchor:top" o:gfxdata="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" fillcolor="#d9e2f3 [660]">
+                <v:textbox style="mso-fit-shape-to-text:t">
+                  <w:txbxContent>
+                    <w:p>
+                      <w:pPr>
+                        <w:ind w:left="0" w:firstLine="0"/>
+                        <w:rPr>
+                          <w:rFonts w:ascii="Calibri" w:hAnsi="Calibri" w:cs="Calibri"/>
+                        </w:rPr>
+                      </w:pPr>
+                      <w:r>
+                        <w:t>You are to treat the 1Ω resistors R17/R18, connected to the emitters of T1/T2 respectively, as 0</w:t>
+                      </w:r>
+                      <w:r>
+                        <w:rPr>
+                          <w:rFonts w:ascii="Calibri" w:hAnsi="Calibri" w:cs="Calibri"/>
+                          <w:lang w:val="el-GR"/>
+                        </w:rPr>
+                        <w:t>Ω</w:t>
+                      </w:r>
+                      <w:r>
+                        <w:rPr>
+                          <w:rFonts w:ascii="Calibri" w:hAnsi="Calibri" w:cs="Calibri"/>
+                        </w:rPr>
+                        <w:t xml:space="preserve"> resistors.  </w:t>
+                      </w:r>
+                      <w:r>
+                        <w:rPr>
+                          <w:rFonts w:ascii="Calibri" w:hAnsi="Calibri" w:cs="Calibri"/>
+                        </w:rPr>
+                        <w:t>Hence,</w:t>
+                      </w:r>
+                      <w:r>
+                        <w:rPr>
+                          <w:rFonts w:ascii="Calibri" w:hAnsi="Calibri" w:cs="Calibri"/>
+                        </w:rPr>
+                        <w:t xml:space="preserve"> they are ignored in the rest of the following analysis.  While these resistors do not play an important role in the </w:t>
+                      </w:r>
+                      <w:r>
+                        <w:rPr>
+                          <w:rFonts w:ascii="Calibri" w:hAnsi="Calibri" w:cs="Calibri"/>
+                        </w:rPr>
+                        <w:t>signal amplification, these emitter degeneration resistors provide negative feedback in the output stage, helping to prevent thermal runaway.</w:t>
+                      </w:r>
+                    </w:p>
+                  </w:txbxContent>
+                </v:textbox>
+                <w10:wrap type="square"/>
+              </v:shape>
+            </w:pict>
+          </mc:Fallback>
+        </mc:AlternateContent>
+      </w:r>
+      <w:r>
+        <w:t>The output stage consists of a pair transistor</w:t>
+      </w:r>
+      <w:r>
+        <w:t>/resistor pair</w:t>
+      </w:r>
+      <w:r>
+        <w:t>s</w:t>
+      </w:r>
+      <w:r>
+        <w:t xml:space="preserve"> T</w:t>
       </w:r>
       <w:r>
         <w:t>1</w:t>
       </w:r>
       <w:r>
+        <w:t>/R17</w:t>
+      </w:r>
+      <w:r>
         <w:t xml:space="preserve"> and T</w:t>
       </w:r>
       <w:r>
         <w:t>2</w:t>
       </w:r>
       <w:r>
-        <w:t xml:space="preserve"> </w:t>
-      </w:r>
-      <w:r>
-        <w:t xml:space="preserve">each </w:t>
-      </w:r>
-      <w:r>
-        <w:t xml:space="preserve">in the common collector configuration.  In the configuration shown in </w:t>
+        <w:t>/R18.</w:t>
+      </w:r>
+    </w:p>
+    <w:p>
+      <w:pPr>
+        <w:spacing w:after="0"/>
+      </w:pPr>
+      <w:r>
+        <w:lastRenderedPageBreak/>
+        <w:t>These two output transistors are each in a</w:t>
+      </w:r>
+      <w:r>
+        <w:t xml:space="preserve"> common collector configuration.  In the configuration shown in </w:t>
       </w:r>
       <w:r>
         <w:fldChar w:fldCharType="begin"/>
@@ -1124,15 +1327,7 @@
         <w:fldChar w:fldCharType="end"/>
       </w:r>
       <w:r>
-        <w:t xml:space="preserve">, they are said to form a push/pull pair.  The term alludes to the </w:t>
-      </w:r>
-      <w:proofErr w:type="gramStart"/>
-      <w:r>
-        <w:t>manner in which</w:t>
-      </w:r>
-      <w:proofErr w:type="gramEnd"/>
-      <w:r>
-        <w:t xml:space="preserve"> the pair pull the speaker towards VCC or push it towards GND.</w:t>
+        <w:t>, they are said to form a push/pull pair.  The term alludes to the manner in which the pair pull the speaker towards VCC or push it towards GND.</w:t>
       </w:r>
       <w:r>
         <w:t xml:space="preserve">  </w:t>
@@ -1164,8 +1359,6 @@
         <w:t xml:space="preserve"> so that the output voltage can swing as far as possible before hitting either rail.</w:t>
       </w:r>
     </w:p>
-    <w:p/>
-    <w:p/>
     <w:p>
       <w:bookmarkStart w:id="2" w:name="EF_Base_Voltge"/>
       <w:r>
@@ -1187,21 +1380,8 @@
           <w:numId w:val="3"/>
         </w:numPr>
       </w:pPr>
-      <w:proofErr w:type="gramStart"/>
-      <w:r>
-        <w:t>In order for</w:t>
-      </w:r>
-      <w:proofErr w:type="gramEnd"/>
-      <w:r>
-        <w:t xml:space="preserve"> the output of the push/pull pair </w:t>
-      </w:r>
-      <w:proofErr w:type="gramStart"/>
-      <w:r>
-        <w:t>be</w:t>
-      </w:r>
-      <w:proofErr w:type="gramEnd"/>
-      <w:r>
-        <w:t xml:space="preserve"> 4.5V, w</w:t>
+      <w:r>
+        <w:t>In order for the output of the push/pull pair be 4.5V, w</w:t>
       </w:r>
       <w:r>
         <w:t>hat should you set the base voltage of transistor T</w:t>
@@ -1265,21 +1445,8 @@
           <w:numId w:val="3"/>
         </w:numPr>
       </w:pPr>
-      <w:proofErr w:type="gramStart"/>
-      <w:r>
-        <w:t>In order for</w:t>
-      </w:r>
-      <w:proofErr w:type="gramEnd"/>
-      <w:r>
-        <w:t xml:space="preserve"> the output of the push/pull pair </w:t>
-      </w:r>
-      <w:proofErr w:type="gramStart"/>
-      <w:r>
-        <w:t>be</w:t>
-      </w:r>
-      <w:proofErr w:type="gramEnd"/>
-      <w:r>
-        <w:t xml:space="preserve"> 4.5V, w</w:t>
+      <w:r>
+        <w:t>In order for the output of the push/pull pair be 4.5V, w</w:t>
       </w:r>
       <w:r>
         <w:t>hat should you set the base voltage of transistor T</w:t>
@@ -1386,7 +1553,7 @@
         <w:t>Transistor T</w:t>
       </w:r>
       <w:r>
-        <w:t>4</w:t>
+        <w:t>3</w:t>
       </w:r>
       <w:r>
         <w:t xml:space="preserve"> in </w:t>
@@ -1419,7 +1586,7 @@
         <w:t xml:space="preserve"> is configured as a common emitter.  The base of T</w:t>
       </w:r>
       <w:r>
-        <w:t>4</w:t>
+        <w:t>3</w:t>
       </w:r>
       <w:r>
         <w:t xml:space="preserve"> is the input and the collector is the output.  Both the input and output voltages are measured with respect to the emitter </w:t>
@@ -1455,10 +1622,10 @@
           <w:noProof/>
         </w:rPr>
         <w:drawing>
-          <wp:inline distT="0" distB="0" distL="0" distR="0" wp14:anchorId="3DF041A7" wp14:editId="49250AC2">
-            <wp:extent cx="2748000" cy="2880000"/>
-            <wp:effectExtent l="0" t="0" r="0" b="0"/>
-            <wp:docPr id="12" name="Picture 12"/>
+          <wp:inline distT="0" distB="0" distL="0" distR="0" wp14:anchorId="5CE60B23" wp14:editId="775944F5">
+            <wp:extent cx="2448758" cy="2880000"/>
+            <wp:effectExtent l="0" t="0" r="8890" b="0"/>
+            <wp:docPr id="884827899" name="Picture 14"/>
             <wp:cNvGraphicFramePr>
               <a:graphicFrameLocks xmlns:a="http://schemas.openxmlformats.org/drawingml/2006/main" noChangeAspect="1"/>
             </wp:cNvGraphicFramePr>
@@ -1466,29 +1633,36 @@
               <a:graphicData uri="http://schemas.openxmlformats.org/drawingml/2006/picture">
                 <pic:pic xmlns:pic="http://schemas.openxmlformats.org/drawingml/2006/picture">
                   <pic:nvPicPr>
-                    <pic:cNvPr id="12" name="Picture 12"/>
-                    <pic:cNvPicPr/>
+                    <pic:cNvPr id="0" name="Picture 2"/>
+                    <pic:cNvPicPr>
+                      <a:picLocks noChangeAspect="1" noChangeArrowheads="1"/>
+                    </pic:cNvPicPr>
                   </pic:nvPicPr>
                   <pic:blipFill>
-                    <a:blip r:embed="rId8">
+                    <a:blip r:embed="rId8" cstate="print">
                       <a:extLst>
                         <a:ext uri="{28A0092B-C50C-407E-A947-70E740481C1C}">
                           <a14:useLocalDpi xmlns:a14="http://schemas.microsoft.com/office/drawing/2010/main" val="0"/>
                         </a:ext>
                       </a:extLst>
                     </a:blip>
+                    <a:srcRect/>
                     <a:stretch>
                       <a:fillRect/>
                     </a:stretch>
                   </pic:blipFill>
-                  <pic:spPr>
+                  <pic:spPr bwMode="auto">
                     <a:xfrm>
                       <a:off x="0" y="0"/>
-                      <a:ext cx="2748000" cy="2880000"/>
+                      <a:ext cx="2448758" cy="2880000"/>
                     </a:xfrm>
                     <a:prstGeom prst="rect">
                       <a:avLst/>
                     </a:prstGeom>
+                    <a:noFill/>
+                    <a:ln>
+                      <a:noFill/>
+                    </a:ln>
                   </pic:spPr>
                 </pic:pic>
               </a:graphicData>
@@ -1556,16 +1730,10 @@
         <w:t xml:space="preserve"> comes from</w:t>
       </w:r>
       <w:r>
-        <w:t xml:space="preserve"> our audio source (</w:t>
-      </w:r>
-      <w:r>
-        <w:t xml:space="preserve">that is, </w:t>
-      </w:r>
-      <w:r>
-        <w:t>your phone or</w:t>
-      </w:r>
-      <w:r>
-        <w:t xml:space="preserve"> computer).  Capacitor C1</w:t>
+        <w:t xml:space="preserve"> our audio source</w:t>
+      </w:r>
+      <w:r>
+        <w:t>.  Capacitor C1</w:t>
       </w:r>
       <w:r>
         <w:t>4</w:t>
@@ -1613,6 +1781,7 @@
         </w:numPr>
       </w:pPr>
       <w:r>
+        <w:lastRenderedPageBreak/>
         <w:t>S</w:t>
       </w:r>
       <w:r>
@@ -1659,9 +1828,10 @@
       <w:r>
         <w:t xml:space="preserve"> will use this information to adjust the bias voltage of the common emitter stage.</w:t>
       </w:r>
-    </w:p>
-    <w:p>
       <w:bookmarkStart w:id="4" w:name="CE_Bias_Voltge"/>
+      <w:r>
+        <w:t xml:space="preserve"> </w:t>
+      </w:r>
       <w:r>
         <w:t xml:space="preserve">Compute </w:t>
       </w:r>
@@ -1694,6 +1864,135 @@
         <w:t xml:space="preserve">Find </w:t>
       </w:r>
       <w:r>
+        <w:t xml:space="preserve">the current through R14 </w:t>
+      </w:r>
+      <w:r>
+        <w:t xml:space="preserve">so that </w:t>
+      </w:r>
+      <w:r>
+        <w:t>GATE_HI</w:t>
+      </w:r>
+      <w:r>
+        <w:t xml:space="preserve"> </w:t>
+      </w:r>
+      <w:r>
+        <w:t>is 5.2</w:t>
+      </w:r>
+      <w:r>
+        <w:t xml:space="preserve">V where </w:t>
+      </w:r>
+      <w:r>
+        <w:rPr>
+          <w:i/>
+          <w:iCs/>
+        </w:rPr>
+        <w:t>VCC</w:t>
+      </w:r>
+      <w:r>
+        <w:t xml:space="preserve"> = 9V</w:t>
+      </w:r>
+      <w:r>
+        <w:rPr>
+          <w:b/>
+          <w:vanish/>
+        </w:rPr>
+        <w:t>IC</w:t>
+      </w:r>
+      <w:r>
+        <w:rPr>
+          <w:b/>
+          <w:vanish/>
+        </w:rPr>
+        <w:t xml:space="preserve"> = (9V – 5.2</w:t>
+      </w:r>
+      <w:r>
+        <w:rPr>
+          <w:b/>
+          <w:vanish/>
+        </w:rPr>
+        <w:t>V)</w:t>
+      </w:r>
+      <w:r>
+        <w:rPr>
+          <w:b/>
+          <w:vanish/>
+        </w:rPr>
+        <w:t xml:space="preserve"> </w:t>
+      </w:r>
+      <w:r>
+        <w:rPr>
+          <w:b/>
+          <w:vanish/>
+        </w:rPr>
+        <w:t>/</w:t>
+      </w:r>
+      <w:r>
+        <w:rPr>
+          <w:b/>
+          <w:vanish/>
+        </w:rPr>
+        <w:t xml:space="preserve"> </w:t>
+      </w:r>
+      <w:r>
+        <w:rPr>
+          <w:b/>
+          <w:vanish/>
+        </w:rPr>
+        <w:t>1</w:t>
+      </w:r>
+      <w:r>
+        <w:rPr>
+          <w:b/>
+          <w:vanish/>
+        </w:rPr>
+        <w:t xml:space="preserve"> </w:t>
+      </w:r>
+      <w:r>
+        <w:rPr>
+          <w:b/>
+          <w:vanish/>
+        </w:rPr>
+        <w:t>kΩ</w:t>
+      </w:r>
+      <w:r>
+        <w:rPr>
+          <w:b/>
+          <w:vanish/>
+        </w:rPr>
+        <w:t xml:space="preserve"> = 3.8</w:t>
+      </w:r>
+      <w:r>
+        <w:rPr>
+          <w:b/>
+          <w:vanish/>
+        </w:rPr>
+        <w:t xml:space="preserve"> </w:t>
+      </w:r>
+      <w:r>
+        <w:rPr>
+          <w:b/>
+          <w:vanish/>
+        </w:rPr>
+        <w:t>mA</w:t>
+      </w:r>
+      <w:r>
+        <w:rPr>
+          <w:bCs/>
+        </w:rPr>
+        <w:t xml:space="preserve">.  </w:t>
+      </w:r>
+    </w:p>
+    <w:p>
+      <w:pPr>
+        <w:ind w:left="360"/>
+      </w:pPr>
+      <w:r>
+        <w:rPr>
+          <w:bCs/>
+        </w:rPr>
+        <w:t xml:space="preserve">You’ll explore the function of transistor T3 in the next section, but for the time being assume T3 is in the active mode, so </w:t>
+      </w:r>
+      <w:r>
         <w:rPr>
           <w:i/>
           <w:iCs/>
@@ -1709,119 +2008,49 @@
         <w:t>C</w:t>
       </w:r>
       <w:r>
-        <w:t xml:space="preserve"> </w:t>
-      </w:r>
-      <w:r>
-        <w:t xml:space="preserve">(the current through R14) </w:t>
-      </w:r>
-      <w:r>
-        <w:t xml:space="preserve">so that </w:t>
-      </w:r>
-      <w:r>
-        <w:t>GATE_HI</w:t>
-      </w:r>
-      <w:r>
-        <w:t xml:space="preserve"> </w:t>
-      </w:r>
-      <w:r>
-        <w:t>is 5.2</w:t>
-      </w:r>
-      <w:r>
-        <w:t xml:space="preserve">V where </w:t>
-      </w:r>
-      <w:r>
-        <w:rPr>
-          <w:i/>
-          <w:iCs/>
-        </w:rPr>
-        <w:t>VCC</w:t>
-      </w:r>
-      <w:r>
-        <w:t xml:space="preserve"> = 9V</w:t>
-      </w:r>
-      <w:r>
-        <w:rPr>
-          <w:b/>
-          <w:vanish/>
-        </w:rPr>
-        <w:t>IC</w:t>
-      </w:r>
-      <w:r>
-        <w:rPr>
-          <w:b/>
-          <w:vanish/>
-        </w:rPr>
-        <w:t xml:space="preserve"> = (9V – 5.2</w:t>
-      </w:r>
-      <w:r>
-        <w:rPr>
-          <w:b/>
-          <w:vanish/>
-        </w:rPr>
-        <w:t>V)</w:t>
-      </w:r>
-      <w:r>
-        <w:rPr>
-          <w:b/>
-          <w:vanish/>
-        </w:rPr>
-        <w:t xml:space="preserve"> </w:t>
-      </w:r>
-      <w:r>
-        <w:rPr>
-          <w:b/>
-          <w:vanish/>
-        </w:rPr>
-        <w:t>/</w:t>
-      </w:r>
-      <w:r>
-        <w:rPr>
-          <w:b/>
-          <w:vanish/>
-        </w:rPr>
-        <w:t xml:space="preserve"> </w:t>
-      </w:r>
-      <w:r>
-        <w:rPr>
-          <w:b/>
-          <w:vanish/>
-        </w:rPr>
-        <w:t>1</w:t>
-      </w:r>
-      <w:r>
-        <w:rPr>
-          <w:b/>
-          <w:vanish/>
-        </w:rPr>
-        <w:t xml:space="preserve"> </w:t>
-      </w:r>
-      <w:r>
-        <w:rPr>
-          <w:b/>
-          <w:vanish/>
-        </w:rPr>
-        <w:t>kΩ</w:t>
-      </w:r>
-      <w:r>
-        <w:rPr>
-          <w:b/>
-          <w:vanish/>
-        </w:rPr>
-        <w:t xml:space="preserve"> = 3.8</w:t>
-      </w:r>
-      <w:r>
-        <w:rPr>
-          <w:b/>
-          <w:vanish/>
-        </w:rPr>
-        <w:t xml:space="preserve"> </w:t>
-      </w:r>
-      <w:r>
-        <w:rPr>
-          <w:b/>
-          <w:vanish/>
-        </w:rPr>
-        <w:t>mA</w:t>
+        <w:rPr>
+          <w:bCs/>
+        </w:rPr>
+        <w:t xml:space="preserve"> = </w:t>
+      </w:r>
+      <w:r>
+        <w:rPr>
+          <w:i/>
+          <w:iCs/>
+        </w:rPr>
+        <w:t>I</w:t>
+      </w:r>
+      <w:r>
+        <w:rPr>
+          <w:i/>
+          <w:iCs/>
+          <w:vertAlign w:val="subscript"/>
+        </w:rPr>
+        <w:t>E</w:t>
+      </w:r>
+      <w:r>
+        <w:rPr>
+          <w:bCs/>
+        </w:rPr>
+        <w:t xml:space="preserve">.  </w:t>
+      </w:r>
+      <w:r>
+        <w:rPr>
+          <w:bCs/>
+        </w:rPr>
+        <w:t>Furthermore, a</w:t>
+      </w:r>
+      <w:r>
+        <w:rPr>
+          <w:bCs/>
+        </w:rPr>
+        <w:t>ssume that a negligible amount of emitter current from T3 runs through R16.  Henc</w:t>
+      </w:r>
+      <w:r>
+        <w:rPr>
+          <w:bCs/>
+        </w:rPr>
+        <w:t>e all the current through the resistor R14 runs into the collector of T4.</w:t>
       </w:r>
     </w:p>
     <w:p>
@@ -1833,7 +2062,6 @@
         </w:numPr>
       </w:pPr>
       <w:r>
-        <w:lastRenderedPageBreak/>
         <w:t xml:space="preserve">Find </w:t>
       </w:r>
       <w:r>
@@ -1852,7 +2080,13 @@
         <w:t>E</w:t>
       </w:r>
       <w:r>
-        <w:t xml:space="preserve"> assuming that I</w:t>
+        <w:t xml:space="preserve"> </w:t>
+      </w:r>
+      <w:r>
+        <w:t xml:space="preserve">for T4 </w:t>
+      </w:r>
+      <w:r>
+        <w:t>assuming that I</w:t>
       </w:r>
       <w:r>
         <w:rPr>
@@ -1868,6 +2102,9 @@
           <w:vertAlign w:val="subscript"/>
         </w:rPr>
         <w:t>C</w:t>
+      </w:r>
+      <w:r>
+        <w:t>.</w:t>
       </w:r>
     </w:p>
     <w:p>
@@ -1977,6 +2214,9 @@
       </w:r>
       <w:r>
         <w:t xml:space="preserve"> </w:t>
+      </w:r>
+      <w:r>
+        <w:t xml:space="preserve">for T4 </w:t>
       </w:r>
       <w:r>
         <w:t>(</w:t>
@@ -2089,21 +2329,243 @@
     </w:p>
     <w:bookmarkEnd w:id="5"/>
     <w:p>
-      <w:pPr>
-        <w:rPr>
-          <w:b/>
-        </w:rPr>
-      </w:pPr>
-      <w:r>
-        <w:t xml:space="preserve">The preceding section should have made it clear that the base of the </w:t>
-      </w:r>
-      <w:proofErr w:type="gramStart"/>
-      <w:r>
-        <w:t>two output</w:t>
-      </w:r>
-      <w:proofErr w:type="gramEnd"/>
-      <w:r>
-        <w:t xml:space="preserve"> transistors T1 and T2 in </w:t>
+      <w:r>
+        <w:rPr>
+          <w:noProof/>
+        </w:rPr>
+        <mc:AlternateContent>
+          <mc:Choice Requires="wps">
+            <w:drawing>
+              <wp:anchor distT="45720" distB="45720" distL="114300" distR="114300" simplePos="0" relativeHeight="251663360" behindDoc="0" locked="0" layoutInCell="1" allowOverlap="1" wp14:anchorId="706C1F69" wp14:editId="5708149E">
+                <wp:simplePos x="0" y="0"/>
+                <wp:positionH relativeFrom="column">
+                  <wp:posOffset>0</wp:posOffset>
+                </wp:positionH>
+                <wp:positionV relativeFrom="paragraph">
+                  <wp:posOffset>548005</wp:posOffset>
+                </wp:positionV>
+                <wp:extent cx="5845810" cy="1404620"/>
+                <wp:effectExtent l="0" t="0" r="21590" b="24765"/>
+                <wp:wrapSquare wrapText="bothSides"/>
+                <wp:docPr id="1317494847" name="Text Box 2"/>
+                <wp:cNvGraphicFramePr>
+                  <a:graphicFrameLocks xmlns:a="http://schemas.openxmlformats.org/drawingml/2006/main"/>
+                </wp:cNvGraphicFramePr>
+                <a:graphic xmlns:a="http://schemas.openxmlformats.org/drawingml/2006/main">
+                  <a:graphicData uri="http://schemas.microsoft.com/office/word/2010/wordprocessingShape">
+                    <wps:wsp>
+                      <wps:cNvSpPr txBox="1">
+                        <a:spLocks noChangeArrowheads="1"/>
+                      </wps:cNvSpPr>
+                      <wps:spPr bwMode="auto">
+                        <a:xfrm>
+                          <a:off x="0" y="0"/>
+                          <a:ext cx="5845810" cy="1404620"/>
+                        </a:xfrm>
+                        <a:prstGeom prst="rect">
+                          <a:avLst/>
+                        </a:prstGeom>
+                        <a:solidFill>
+                          <a:schemeClr val="accent1">
+                            <a:lumMod val="20000"/>
+                            <a:lumOff val="80000"/>
+                          </a:schemeClr>
+                        </a:solidFill>
+                        <a:ln w="9525">
+                          <a:solidFill>
+                            <a:srgbClr val="000000"/>
+                          </a:solidFill>
+                          <a:miter lim="800000"/>
+                          <a:headEnd/>
+                          <a:tailEnd/>
+                        </a:ln>
+                      </wps:spPr>
+                      <wps:txbx>
+                        <w:txbxContent>
+                          <w:p>
+                            <w:pPr>
+                              <w:ind w:left="0" w:firstLine="0"/>
+                              <w:rPr>
+                                <w:rFonts w:ascii="Calibri" w:hAnsi="Calibri" w:cs="Calibri"/>
+                              </w:rPr>
+                            </w:pPr>
+                            <w:r>
+                              <w:t>In order to make your analysis easier, ignore resistor R16</w:t>
+                            </w:r>
+                            <w:r>
+                              <w:t xml:space="preserve">.  We can do this </w:t>
+                            </w:r>
+                            <w:r>
+                              <w:t>because the current flowing through R1</w:t>
+                            </w:r>
+                            <w:r>
+                              <w:t>6</w:t>
+                            </w:r>
+                            <w:r>
+                              <w:t xml:space="preserve"> is 10 times </w:t>
+                            </w:r>
+                            <w:r>
+                              <w:t>smaller</w:t>
+                            </w:r>
+                            <w:r>
+                              <w:t xml:space="preserve"> than the current flowing through R1</w:t>
+                            </w:r>
+                            <w:r>
+                              <w:t>3</w:t>
+                            </w:r>
+                            <w:r>
+                              <w:t xml:space="preserve">.  Hence, by KCL, 90% of the current flowing through R13 flows back to the emitter of T3, shown at right in </w:t>
+                            </w:r>
+                            <w:r>
+                              <w:rPr>
+                                <w:b/>
+                              </w:rPr>
+                              <w:fldChar w:fldCharType="begin"/>
+                            </w:r>
+                            <w:r>
+                              <w:instrText xml:space="preserve"> REF _Ref109474060 \h </w:instrText>
+                            </w:r>
+                            <w:r>
+                              <w:instrText xml:space="preserve"> \* MERGEFORMAT </w:instrText>
+                            </w:r>
+                            <w:r>
+                              <w:rPr>
+                                <w:b/>
+                              </w:rPr>
+                            </w:r>
+                            <w:r>
+                              <w:rPr>
+                                <w:b/>
+                              </w:rPr>
+                              <w:fldChar w:fldCharType="separate"/>
+                            </w:r>
+                            <w:r>
+                              <w:t xml:space="preserve">Figure </w:t>
+                            </w:r>
+                            <w:r>
+                              <w:rPr>
+                                <w:noProof/>
+                              </w:rPr>
+                              <w:t>3</w:t>
+                            </w:r>
+                            <w:r>
+                              <w:rPr>
+                                <w:b/>
+                              </w:rPr>
+                              <w:fldChar w:fldCharType="end"/>
+                            </w:r>
+                            <w:r>
+                              <w:t xml:space="preserve">.  </w:t>
+                            </w:r>
+                          </w:p>
+                        </w:txbxContent>
+                      </wps:txbx>
+                      <wps:bodyPr rot="0" vert="horz" wrap="square" lIns="91440" tIns="45720" rIns="91440" bIns="45720" anchor="t" anchorCtr="0">
+                        <a:spAutoFit/>
+                      </wps:bodyPr>
+                    </wps:wsp>
+                  </a:graphicData>
+                </a:graphic>
+                <wp14:sizeRelH relativeFrom="margin">
+                  <wp14:pctWidth>0</wp14:pctWidth>
+                </wp14:sizeRelH>
+                <wp14:sizeRelV relativeFrom="margin">
+                  <wp14:pctHeight>20000</wp14:pctHeight>
+                </wp14:sizeRelV>
+              </wp:anchor>
+            </w:drawing>
+          </mc:Choice>
+          <mc:Fallback>
+            <w:pict>
+              <v:shape w14:anchorId="706C1F69" id="_x0000_s1040" type="#_x0000_t202" style="position:absolute;left:0;text-align:left;margin-left:0;margin-top:43.15pt;width:460.3pt;height:110.6pt;z-index:251663360;visibility:visible;mso-wrap-style:square;mso-width-percent:0;mso-height-percent:200;mso-wrap-distance-left:9pt;mso-wrap-distance-top:3.6pt;mso-wrap-distance-right:9pt;mso-wrap-distance-bottom:3.6pt;mso-position-horizontal:absolute;mso-position-horizontal-relative:text;mso-position-vertical:absolute;mso-position-vertical-relative:text;mso-width-percent:0;mso-height-percent:200;mso-width-relative:margin;mso-height-relative:margin;v-text-anchor:top" o:gfxdata="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" fillcolor="#d9e2f3 [660]">
+                <v:textbox style="mso-fit-shape-to-text:t">
+                  <w:txbxContent>
+                    <w:p>
+                      <w:pPr>
+                        <w:ind w:left="0" w:firstLine="0"/>
+                        <w:rPr>
+                          <w:rFonts w:ascii="Calibri" w:hAnsi="Calibri" w:cs="Calibri"/>
+                        </w:rPr>
+                      </w:pPr>
+                      <w:r>
+                        <w:t>In order to make your analysis easier, ignore resistor R16</w:t>
+                      </w:r>
+                      <w:r>
+                        <w:t xml:space="preserve">.  We can do this </w:t>
+                      </w:r>
+                      <w:r>
+                        <w:t>because the current flowing through R1</w:t>
+                      </w:r>
+                      <w:r>
+                        <w:t>6</w:t>
+                      </w:r>
+                      <w:r>
+                        <w:t xml:space="preserve"> is 10 times </w:t>
+                      </w:r>
+                      <w:r>
+                        <w:t>smaller</w:t>
+                      </w:r>
+                      <w:r>
+                        <w:t xml:space="preserve"> than the current flowing through R1</w:t>
+                      </w:r>
+                      <w:r>
+                        <w:t>3</w:t>
+                      </w:r>
+                      <w:r>
+                        <w:t xml:space="preserve">.  Hence, by KCL, 90% of the current flowing through R13 flows back to the emitter of T3, shown at right in </w:t>
+                      </w:r>
+                      <w:r>
+                        <w:rPr>
+                          <w:b/>
+                        </w:rPr>
+                        <w:fldChar w:fldCharType="begin"/>
+                      </w:r>
+                      <w:r>
+                        <w:instrText xml:space="preserve"> REF _Ref109474060 \h </w:instrText>
+                      </w:r>
+                      <w:r>
+                        <w:instrText xml:space="preserve"> \* MERGEFORMAT </w:instrText>
+                      </w:r>
+                      <w:r>
+                        <w:rPr>
+                          <w:b/>
+                        </w:rPr>
+                      </w:r>
+                      <w:r>
+                        <w:rPr>
+                          <w:b/>
+                        </w:rPr>
+                        <w:fldChar w:fldCharType="separate"/>
+                      </w:r>
+                      <w:r>
+                        <w:t xml:space="preserve">Figure </w:t>
+                      </w:r>
+                      <w:r>
+                        <w:rPr>
+                          <w:noProof/>
+                        </w:rPr>
+                        <w:t>3</w:t>
+                      </w:r>
+                      <w:r>
+                        <w:rPr>
+                          <w:b/>
+                        </w:rPr>
+                        <w:fldChar w:fldCharType="end"/>
+                      </w:r>
+                      <w:r>
+                        <w:t xml:space="preserve">.  </w:t>
+                      </w:r>
+                    </w:p>
+                  </w:txbxContent>
+                </v:textbox>
+                <w10:wrap type="square"/>
+              </v:shape>
+            </w:pict>
+          </mc:Fallback>
+        </mc:AlternateContent>
+      </w:r>
+      <w:r>
+        <w:t xml:space="preserve">The preceding section should have made it clear that the base of the two output transistors T1 and T2 in </w:t>
       </w:r>
       <w:r>
         <w:fldChar w:fldCharType="begin"/>
@@ -2124,22 +2586,32 @@
         <w:fldChar w:fldCharType="end"/>
       </w:r>
       <w:r>
-        <w:t xml:space="preserve"> need to be 1.4V apart.  The function is performed by the transistor T3 and the potentiometer R1called out in</w:t>
+        <w:t xml:space="preserve"> need to be 1.4V apart.  Th</w:t>
+      </w:r>
+      <w:r>
+        <w:t>is</w:t>
+      </w:r>
+      <w:r>
+        <w:t xml:space="preserve"> function is performed by the transistor T3</w:t>
+      </w:r>
+      <w:r>
+        <w:t xml:space="preserve">, resistor R16 </w:t>
+      </w:r>
+      <w:r>
+        <w:t>and the potentiometer R1</w:t>
+      </w:r>
+      <w:r>
+        <w:t xml:space="preserve"> shown at</w:t>
+      </w:r>
+      <w:r>
+        <w:t xml:space="preserve"> left</w:t>
+      </w:r>
+      <w:r>
+        <w:t xml:space="preserve"> in</w:t>
       </w:r>
       <w:r>
         <w:t xml:space="preserve"> </w:t>
       </w:r>
-      <w:proofErr w:type="gramStart"/>
-      <w:r>
-        <w:t>left-side</w:t>
-      </w:r>
-      <w:proofErr w:type="gramEnd"/>
-      <w:r>
-        <w:t xml:space="preserve"> of</w:t>
-      </w:r>
-      <w:r>
-        <w:t xml:space="preserve"> </w:t>
-      </w:r>
       <w:r>
         <w:rPr>
           <w:b/>
@@ -2179,7 +2651,17 @@
         <w:fldChar w:fldCharType="end"/>
       </w:r>
       <w:r>
-        <w:t>.  Th</w:t>
+        <w:t xml:space="preserve">.  </w:t>
+      </w:r>
+    </w:p>
+    <w:p>
+      <w:pPr>
+        <w:rPr>
+          <w:b/>
+        </w:rPr>
+      </w:pPr>
+      <w:r>
+        <w:t>Th</w:t>
       </w:r>
       <w:r>
         <w:t>is circuit i</w:t>
@@ -2205,10 +2687,10 @@
           <w:noProof/>
         </w:rPr>
         <w:drawing>
-          <wp:inline distT="0" distB="0" distL="0" distR="0" wp14:anchorId="09DC3959" wp14:editId="7F212B96">
-            <wp:extent cx="5947410" cy="2304415"/>
-            <wp:effectExtent l="0" t="0" r="0" b="635"/>
-            <wp:docPr id="10" name="Picture 10"/>
+          <wp:inline distT="0" distB="0" distL="0" distR="0" wp14:anchorId="6695C599" wp14:editId="2166AD5F">
+            <wp:extent cx="5938520" cy="3256280"/>
+            <wp:effectExtent l="0" t="0" r="5080" b="1270"/>
+            <wp:docPr id="636061726" name="Picture 15"/>
             <wp:cNvGraphicFramePr>
               <a:graphicFrameLocks xmlns:a="http://schemas.openxmlformats.org/drawingml/2006/main" noChangeAspect="1"/>
             </wp:cNvGraphicFramePr>
@@ -2216,7 +2698,7 @@
               <a:graphicData uri="http://schemas.openxmlformats.org/drawingml/2006/picture">
                 <pic:pic xmlns:pic="http://schemas.openxmlformats.org/drawingml/2006/picture">
                   <pic:nvPicPr>
-                    <pic:cNvPr id="0" name="Picture 1"/>
+                    <pic:cNvPr id="0" name="Picture 3"/>
                     <pic:cNvPicPr>
                       <a:picLocks noChangeAspect="1" noChangeArrowheads="1"/>
                     </pic:cNvPicPr>
@@ -2237,7 +2719,7 @@
                   <pic:spPr bwMode="auto">
                     <a:xfrm>
                       <a:off x="0" y="0"/>
-                      <a:ext cx="5947410" cy="2304415"/>
+                      <a:ext cx="5938520" cy="3256280"/>
                     </a:xfrm>
                     <a:prstGeom prst="rect">
                       <a:avLst/>
@@ -2294,6 +2776,7 @@
     </w:p>
     <w:p>
       <w:r>
+        <w:lastRenderedPageBreak/>
         <w:t xml:space="preserve">Look at the left circuit </w:t>
       </w:r>
       <w:r>
@@ -2348,23 +2831,16 @@
       <w:r>
         <w:t>djusting the potentiometer R13 moves the center tap of the potentiometer along a 1kΩ track of resistive carbon film connecting terminals 1,3.  If the center tap is moved closer to terminal 1 then the resistance between terminals 1,2 decreases and the resistance between terminals 2,3 increases.  Thus, the sum of the resistance between terminals 1,2 plus the resistance between terminals 2,3 adds to 1kΩ.</w:t>
       </w:r>
-    </w:p>
-    <w:p>
       <w:bookmarkStart w:id="7" w:name="VBE_Multiplier"/>
       <w:r>
+        <w:t xml:space="preserve">  </w:t>
+      </w:r>
+      <w:r>
         <w:t xml:space="preserve">You </w:t>
       </w:r>
       <w:bookmarkEnd w:id="7"/>
       <w:r>
-        <w:t xml:space="preserve">will use the circuit shown </w:t>
-      </w:r>
-      <w:proofErr w:type="gramStart"/>
-      <w:r>
-        <w:t>in</w:t>
-      </w:r>
-      <w:proofErr w:type="gramEnd"/>
-      <w:r>
-        <w:t xml:space="preserve"> the right side of </w:t>
+        <w:t xml:space="preserve">will use the circuit shown in the right side of </w:t>
       </w:r>
       <w:r>
         <w:rPr>
@@ -2476,12 +2952,6 @@
       <w:r>
         <w:t>?</w:t>
       </w:r>
-    </w:p>
-    <w:p>
-      <w:pPr>
-        <w:pStyle w:val="ListParagraph"/>
-        <w:ind w:firstLine="0"/>
-      </w:pPr>
       <w:r>
         <w:rPr>
           <w:b/>
@@ -3141,13 +3611,8 @@
         <w:t xml:space="preserve">rite </w:t>
       </w:r>
       <w:r>
-        <w:t xml:space="preserve">this KCL </w:t>
-      </w:r>
-      <w:proofErr w:type="gramStart"/>
-      <w:r>
-        <w:t>assuming that</w:t>
-      </w:r>
-      <w:proofErr w:type="gramEnd"/>
+        <w:t>this KCL assuming that</w:t>
+      </w:r>
       <w:r>
         <w:t xml:space="preserve"> </w:t>
       </w:r>
@@ -3422,7 +3887,6 @@
           <w:bCs/>
           <w:vanish/>
         </w:rPr>
-        <w:lastRenderedPageBreak/>
         <w:t>V</w:t>
       </w:r>
       <w:r>
@@ -3991,6 +4455,177 @@
         <w:ind w:left="0" w:firstLine="0"/>
       </w:pPr>
       <w:r>
+        <w:rPr>
+          <w:noProof/>
+        </w:rPr>
+        <mc:AlternateContent>
+          <mc:Choice Requires="wps">
+            <w:drawing>
+              <wp:anchor distT="45720" distB="45720" distL="114300" distR="114300" simplePos="0" relativeHeight="251665408" behindDoc="0" locked="0" layoutInCell="1" allowOverlap="1" wp14:anchorId="6335A0C3" wp14:editId="4E1820FA">
+                <wp:simplePos x="0" y="0"/>
+                <wp:positionH relativeFrom="column">
+                  <wp:posOffset>0</wp:posOffset>
+                </wp:positionH>
+                <wp:positionV relativeFrom="paragraph">
+                  <wp:posOffset>744220</wp:posOffset>
+                </wp:positionV>
+                <wp:extent cx="5845810" cy="1404620"/>
+                <wp:effectExtent l="0" t="0" r="21590" b="12700"/>
+                <wp:wrapSquare wrapText="bothSides"/>
+                <wp:docPr id="192713284" name="Text Box 2"/>
+                <wp:cNvGraphicFramePr>
+                  <a:graphicFrameLocks xmlns:a="http://schemas.openxmlformats.org/drawingml/2006/main"/>
+                </wp:cNvGraphicFramePr>
+                <a:graphic xmlns:a="http://schemas.openxmlformats.org/drawingml/2006/main">
+                  <a:graphicData uri="http://schemas.microsoft.com/office/word/2010/wordprocessingShape">
+                    <wps:wsp>
+                      <wps:cNvSpPr txBox="1">
+                        <a:spLocks noChangeArrowheads="1"/>
+                      </wps:cNvSpPr>
+                      <wps:spPr bwMode="auto">
+                        <a:xfrm>
+                          <a:off x="0" y="0"/>
+                          <a:ext cx="5845810" cy="1404620"/>
+                        </a:xfrm>
+                        <a:prstGeom prst="rect">
+                          <a:avLst/>
+                        </a:prstGeom>
+                        <a:solidFill>
+                          <a:schemeClr val="accent1">
+                            <a:lumMod val="20000"/>
+                            <a:lumOff val="80000"/>
+                          </a:schemeClr>
+                        </a:solidFill>
+                        <a:ln w="9525">
+                          <a:solidFill>
+                            <a:srgbClr val="000000"/>
+                          </a:solidFill>
+                          <a:miter lim="800000"/>
+                          <a:headEnd/>
+                          <a:tailEnd/>
+                        </a:ln>
+                      </wps:spPr>
+                      <wps:txbx>
+                        <w:txbxContent>
+                          <w:p>
+                            <w:pPr>
+                              <w:ind w:left="0" w:firstLine="0"/>
+                              <w:rPr>
+                                <w:rFonts w:ascii="Calibri" w:hAnsi="Calibri" w:cs="Calibri"/>
+                              </w:rPr>
+                            </w:pPr>
+                            <w:r>
+                              <w:rPr>
+                                <w:bCs/>
+                              </w:rPr>
+                              <w:t xml:space="preserve">Some of you may have wondered why include resistor R16 at all?  R16 is included in </w:t>
+                            </w:r>
+                            <w:r>
+                              <w:t xml:space="preserve">in </w:t>
+                            </w:r>
+                            <w:r>
+                              <w:fldChar w:fldCharType="begin"/>
+                            </w:r>
+                            <w:r>
+                              <w:instrText xml:space="preserve"> REF _Ref84242109 \h </w:instrText>
+                            </w:r>
+                            <w:r>
+                              <w:instrText xml:space="preserve"> \* MERGEFORMAT </w:instrText>
+                            </w:r>
+                            <w:r>
+                              <w:fldChar w:fldCharType="separate"/>
+                            </w:r>
+                            <w:r>
+                              <w:t xml:space="preserve">Figure </w:t>
+                            </w:r>
+                            <w:r>
+                              <w:rPr>
+                                <w:noProof/>
+                              </w:rPr>
+                              <w:t>2</w:t>
+                            </w:r>
+                            <w:r>
+                              <w:fldChar w:fldCharType="end"/>
+                            </w:r>
+                            <w:r>
+                              <w:t xml:space="preserve"> so that there is always a path for current to flow through the biasing potentiometer R13 regardless what the amplifier is doing. </w:t>
+                            </w:r>
+                          </w:p>
+                        </w:txbxContent>
+                      </wps:txbx>
+                      <wps:bodyPr rot="0" vert="horz" wrap="square" lIns="91440" tIns="45720" rIns="91440" bIns="45720" anchor="t" anchorCtr="0">
+                        <a:spAutoFit/>
+                      </wps:bodyPr>
+                    </wps:wsp>
+                  </a:graphicData>
+                </a:graphic>
+                <wp14:sizeRelH relativeFrom="margin">
+                  <wp14:pctWidth>0</wp14:pctWidth>
+                </wp14:sizeRelH>
+                <wp14:sizeRelV relativeFrom="margin">
+                  <wp14:pctHeight>20000</wp14:pctHeight>
+                </wp14:sizeRelV>
+              </wp:anchor>
+            </w:drawing>
+          </mc:Choice>
+          <mc:Fallback>
+            <w:pict>
+              <v:shape w14:anchorId="6335A0C3" id="_x0000_s1041" type="#_x0000_t202" style="position:absolute;margin-left:0;margin-top:58.6pt;width:460.3pt;height:110.6pt;z-index:251665408;visibility:visible;mso-wrap-style:square;mso-width-percent:0;mso-height-percent:200;mso-wrap-distance-left:9pt;mso-wrap-distance-top:3.6pt;mso-wrap-distance-right:9pt;mso-wrap-distance-bottom:3.6pt;mso-position-horizontal:absolute;mso-position-horizontal-relative:text;mso-position-vertical:absolute;mso-position-vertical-relative:text;mso-width-percent:0;mso-height-percent:200;mso-width-relative:margin;mso-height-relative:margin;v-text-anchor:top" o:gfxdata="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" fillcolor="#d9e2f3 [660]">
+                <v:textbox style="mso-fit-shape-to-text:t">
+                  <w:txbxContent>
+                    <w:p>
+                      <w:pPr>
+                        <w:ind w:left="0" w:firstLine="0"/>
+                        <w:rPr>
+                          <w:rFonts w:ascii="Calibri" w:hAnsi="Calibri" w:cs="Calibri"/>
+                        </w:rPr>
+                      </w:pPr>
+                      <w:r>
+                        <w:rPr>
+                          <w:bCs/>
+                        </w:rPr>
+                        <w:t xml:space="preserve">Some of you may have wondered why include resistor R16 at all?  R16 is included in </w:t>
+                      </w:r>
+                      <w:r>
+                        <w:t xml:space="preserve">in </w:t>
+                      </w:r>
+                      <w:r>
+                        <w:fldChar w:fldCharType="begin"/>
+                      </w:r>
+                      <w:r>
+                        <w:instrText xml:space="preserve"> REF _Ref84242109 \h </w:instrText>
+                      </w:r>
+                      <w:r>
+                        <w:instrText xml:space="preserve"> \* MERGEFORMAT </w:instrText>
+                      </w:r>
+                      <w:r>
+                        <w:fldChar w:fldCharType="separate"/>
+                      </w:r>
+                      <w:r>
+                        <w:t xml:space="preserve">Figure </w:t>
+                      </w:r>
+                      <w:r>
+                        <w:rPr>
+                          <w:noProof/>
+                        </w:rPr>
+                        <w:t>2</w:t>
+                      </w:r>
+                      <w:r>
+                        <w:fldChar w:fldCharType="end"/>
+                      </w:r>
+                      <w:r>
+                        <w:t xml:space="preserve"> so that there is always a path for current to flow through the biasing potentiometer R13 regardless what the amplifier is doing. </w:t>
+                      </w:r>
+                    </w:p>
+                  </w:txbxContent>
+                </v:textbox>
+                <w10:wrap type="square"/>
+              </v:shape>
+            </w:pict>
+          </mc:Fallback>
+        </mc:AlternateContent>
+      </w:r>
+      <w:r>
         <w:t xml:space="preserve">The blue area labeled Emitter Follower </w:t>
       </w:r>
       <w:r>
@@ -4136,6 +4771,16 @@
       <w:r>
         <w:t>, the VOUT test point.</w:t>
       </w:r>
+    </w:p>
+    <w:p>
+      <w:pPr>
+        <w:ind w:left="0" w:firstLine="0"/>
+      </w:pPr>
+    </w:p>
+    <w:p>
+      <w:pPr>
+        <w:ind w:left="0" w:firstLine="0"/>
+      </w:pPr>
     </w:p>
     <w:p>
       <w:pPr>
@@ -4146,6 +4791,7 @@
         <w:rPr>
           <w:noProof/>
         </w:rPr>
+        <w:lastRenderedPageBreak/>
         <w:drawing>
           <wp:inline distT="0" distB="0" distL="0" distR="0" wp14:anchorId="6422BFB3" wp14:editId="271A2B99">
             <wp:extent cx="5946140" cy="1588135"/>
@@ -4518,7 +5164,6 @@
         <w:tc>
           <w:tcPr>
             <w:tcW w:w="1881" w:type="dxa"/>
-            <w:shd w:val="clear" w:color="auto" w:fill="auto"/>
           </w:tcPr>
           <w:p>
             <w:pPr>
@@ -4533,7 +5178,6 @@
         <w:tc>
           <w:tcPr>
             <w:tcW w:w="1917" w:type="dxa"/>
-            <w:shd w:val="clear" w:color="auto" w:fill="auto"/>
           </w:tcPr>
           <w:p>
             <w:pPr>
@@ -4592,7 +5236,6 @@
         <w:tc>
           <w:tcPr>
             <w:tcW w:w="3019" w:type="dxa"/>
-            <w:shd w:val="clear" w:color="auto" w:fill="auto"/>
           </w:tcPr>
           <w:p>
             <w:r>
@@ -4627,7 +5270,6 @@
         <w:tc>
           <w:tcPr>
             <w:tcW w:w="1881" w:type="dxa"/>
-            <w:shd w:val="clear" w:color="auto" w:fill="auto"/>
           </w:tcPr>
           <w:p>
             <w:pPr>
@@ -4670,7 +5312,6 @@
         <w:tc>
           <w:tcPr>
             <w:tcW w:w="1917" w:type="dxa"/>
-            <w:shd w:val="clear" w:color="auto" w:fill="auto"/>
           </w:tcPr>
           <w:p>
             <w:pPr>
@@ -4714,7 +5355,6 @@
         <w:tc>
           <w:tcPr>
             <w:tcW w:w="3019" w:type="dxa"/>
-            <w:shd w:val="clear" w:color="auto" w:fill="auto"/>
           </w:tcPr>
           <w:p>
             <w:pPr>
@@ -4777,7 +5417,6 @@
         <w:tc>
           <w:tcPr>
             <w:tcW w:w="1881" w:type="dxa"/>
-            <w:shd w:val="clear" w:color="auto" w:fill="auto"/>
           </w:tcPr>
           <w:p>
             <w:pPr>
@@ -4819,7 +5458,6 @@
         <w:tc>
           <w:tcPr>
             <w:tcW w:w="1917" w:type="dxa"/>
-            <w:shd w:val="clear" w:color="auto" w:fill="auto"/>
           </w:tcPr>
           <w:p>
             <w:pPr>
@@ -4864,7 +5502,6 @@
         <w:tc>
           <w:tcPr>
             <w:tcW w:w="3019" w:type="dxa"/>
-            <w:shd w:val="clear" w:color="auto" w:fill="auto"/>
           </w:tcPr>
           <w:p>
             <w:pPr>
@@ -4933,7 +5570,6 @@
         <w:tc>
           <w:tcPr>
             <w:tcW w:w="1881" w:type="dxa"/>
-            <w:shd w:val="clear" w:color="auto" w:fill="auto"/>
           </w:tcPr>
           <w:p>
             <w:pPr>
@@ -4971,7 +5607,6 @@
         <w:tc>
           <w:tcPr>
             <w:tcW w:w="1917" w:type="dxa"/>
-            <w:shd w:val="clear" w:color="auto" w:fill="auto"/>
           </w:tcPr>
           <w:p>
             <w:pPr>
@@ -4988,7 +5623,6 @@
         <w:tc>
           <w:tcPr>
             <w:tcW w:w="3019" w:type="dxa"/>
-            <w:shd w:val="clear" w:color="auto" w:fill="auto"/>
           </w:tcPr>
           <w:p>
             <w:pPr>
@@ -5127,7 +5761,6 @@
         <w:ind w:left="0" w:firstLine="0"/>
       </w:pPr>
       <w:r>
-        <w:lastRenderedPageBreak/>
         <w:t xml:space="preserve"> </w:t>
       </w:r>
       <w:r>
@@ -5389,6 +6022,7 @@
         <w:rPr>
           <w:noProof/>
         </w:rPr>
+        <w:lastRenderedPageBreak/>
         <w:drawing>
           <wp:inline distT="0" distB="0" distL="0" distR="0" wp14:anchorId="6D434176" wp14:editId="5FB8E168">
             <wp:extent cx="937174" cy="2862775"/>
@@ -6664,7 +7298,6 @@
           <w:iCs/>
           <w:vanish/>
         </w:rPr>
-        <w:lastRenderedPageBreak/>
         <w:t>ΔV</w:t>
       </w:r>
       <w:r>
@@ -6767,15 +7400,7 @@
         <w:t xml:space="preserve">This value </w:t>
       </w:r>
       <w:r>
-        <w:t xml:space="preserve">is </w:t>
-      </w:r>
-      <w:proofErr w:type="gramStart"/>
-      <w:r>
-        <w:t>the output</w:t>
-      </w:r>
-      <w:proofErr w:type="gramEnd"/>
-      <w:r>
-        <w:t xml:space="preserve"> impedance of the common emitter.</w:t>
+        <w:t>is the output impedance of the common emitter.</w:t>
       </w:r>
       <w:r>
         <w:t xml:space="preserve">  Insert this value into the </w:t>
@@ -7844,6 +8469,7 @@
           <w:iCs/>
           <w:vanish/>
         </w:rPr>
+        <w:lastRenderedPageBreak/>
         <w:t>ΔV</w:t>
       </w:r>
       <w:r>
@@ -8731,7 +9357,6 @@
           <w:bCs/>
           <w:vanish/>
         </w:rPr>
-        <w:lastRenderedPageBreak/>
         <w:t>ΔV</w:t>
       </w:r>
       <w:r>
@@ -9608,6 +10233,7 @@
           <w:bCs/>
           <w:vanish/>
         </w:rPr>
+        <w:lastRenderedPageBreak/>
         <w:t>ΔV</w:t>
       </w:r>
       <w:r>
@@ -10210,23 +10836,7 @@
           <w:b/>
           <w:bCs/>
         </w:rPr>
-        <w:t xml:space="preserve"> of </w:t>
-      </w:r>
-      <w:proofErr w:type="gramStart"/>
-      <w:r>
-        <w:rPr>
-          <w:b/>
-          <w:bCs/>
-        </w:rPr>
-        <w:t>amplifier</w:t>
-      </w:r>
-      <w:proofErr w:type="gramEnd"/>
-      <w:r>
-        <w:rPr>
-          <w:b/>
-          <w:bCs/>
-        </w:rPr>
-        <w:t xml:space="preserve"> with no load</w:t>
+        <w:t xml:space="preserve"> of amplifier with no load</w:t>
       </w:r>
       <w:r>
         <w:rPr>
@@ -10262,15 +10872,7 @@
         <w:fldChar w:fldCharType="end"/>
       </w:r>
       <w:r>
-        <w:t xml:space="preserve">.  In this </w:t>
-      </w:r>
-      <w:proofErr w:type="gramStart"/>
-      <w:r>
-        <w:t>analysis</w:t>
-      </w:r>
-      <w:proofErr w:type="gramEnd"/>
-      <w:r>
-        <w:t xml:space="preserve"> assume a value of </w:t>
+        <w:t xml:space="preserve">.  In this analysis assume a value of </w:t>
       </w:r>
       <w:r>
         <w:rPr>
@@ -10365,15 +10967,7 @@
       </w:fldSimple>
       <w:bookmarkEnd w:id="19"/>
       <w:r>
-        <w:t xml:space="preserve">: </w:t>
-      </w:r>
-      <w:proofErr w:type="gramStart"/>
-      <w:r>
-        <w:t>The Audio</w:t>
-      </w:r>
-      <w:proofErr w:type="gramEnd"/>
-      <w:r>
-        <w:t xml:space="preserve"> amplifier with a very high load resistance that models no load.</w:t>
+        <w:t>: The Audio amplifier with a very high load resistance that models no load.</w:t>
       </w:r>
       <w:bookmarkEnd w:id="20"/>
     </w:p>
@@ -10392,15 +10986,7 @@
       </w:r>
       <w:bookmarkEnd w:id="21"/>
       <w:r>
-        <w:t xml:space="preserve">in the values of the </w:t>
-      </w:r>
-      <w:proofErr w:type="gramStart"/>
-      <w:r>
-        <w:t>resistors</w:t>
-      </w:r>
-      <w:proofErr w:type="gramEnd"/>
-      <w:r>
-        <w:t xml:space="preserve"> shown in </w:t>
+        <w:t xml:space="preserve">in the values of the resistors shown in </w:t>
       </w:r>
       <w:r>
         <w:fldChar w:fldCharType="begin"/>
@@ -10631,7 +11217,6 @@
         </w:rPr>
       </w:pPr>
       <w:r>
-        <w:lastRenderedPageBreak/>
         <w:t xml:space="preserve">We will model the speaker as an 8Ω resistor as shown in </w:t>
       </w:r>
       <w:r>
@@ -10656,15 +11241,7 @@
         <w:fldChar w:fldCharType="end"/>
       </w:r>
       <w:r>
-        <w:t xml:space="preserve">.  In this </w:t>
-      </w:r>
-      <w:proofErr w:type="gramStart"/>
-      <w:r>
-        <w:t>analysis</w:t>
-      </w:r>
-      <w:proofErr w:type="gramEnd"/>
-      <w:r>
-        <w:t xml:space="preserve"> assume a value of </w:t>
+        <w:t xml:space="preserve">.  In this analysis assume a value of </w:t>
       </w:r>
       <w:r>
         <w:rPr>
@@ -10774,19 +11351,12 @@
       </w:pPr>
       <w:bookmarkStart w:id="24" w:name="gain_8ohm_load"/>
       <w:r>
+        <w:lastRenderedPageBreak/>
         <w:t xml:space="preserve">Fill </w:t>
       </w:r>
       <w:bookmarkEnd w:id="24"/>
       <w:r>
-        <w:t xml:space="preserve">in the values of the </w:t>
-      </w:r>
-      <w:proofErr w:type="gramStart"/>
-      <w:r>
-        <w:t>resistors</w:t>
-      </w:r>
-      <w:proofErr w:type="gramEnd"/>
-      <w:r>
-        <w:t xml:space="preserve"> shown in</w:t>
+        <w:t>in the values of the resistors shown in</w:t>
       </w:r>
       <w:r>
         <w:t xml:space="preserve"> </w:t>
@@ -10920,13 +11490,8 @@
           <w:numId w:val="13"/>
         </w:numPr>
       </w:pPr>
-      <w:proofErr w:type="gramStart"/>
-      <w:r>
-        <w:t>Compute</w:t>
-      </w:r>
-      <w:proofErr w:type="gramEnd"/>
-      <w:r>
-        <w:t xml:space="preserve"> </w:t>
+      <w:r>
+        <w:t xml:space="preserve">Compute </w:t>
       </w:r>
       <w:proofErr w:type="spellStart"/>
       <w:r>
@@ -11032,15 +11597,7 @@
         </w:rPr>
       </w:pPr>
       <w:r>
-        <w:t xml:space="preserve">This lab document does not contain any information </w:t>
-      </w:r>
-      <w:proofErr w:type="gramStart"/>
-      <w:r>
-        <w:t>of</w:t>
-      </w:r>
-      <w:proofErr w:type="gramEnd"/>
-      <w:r>
-        <w:t xml:space="preserve"> the assembly process. Please consult the Assembly Guide posted on Canvas for more information.</w:t>
+        <w:t>This lab document does not contain any information of the assembly process. Please consult the Assembly Guide posted on Canvas for more information.</w:t>
       </w:r>
     </w:p>
     <w:p>
@@ -11104,15 +11661,7 @@
         <w:t xml:space="preserve">your component placement and orientations and check theirs.  Then </w:t>
       </w:r>
       <w:r>
-        <w:t xml:space="preserve">come to </w:t>
-      </w:r>
-      <w:proofErr w:type="gramStart"/>
-      <w:r>
-        <w:t>lab</w:t>
-      </w:r>
-      <w:proofErr w:type="gramEnd"/>
-      <w:r>
-        <w:t xml:space="preserve"> next week </w:t>
+        <w:t xml:space="preserve">come to lab next week </w:t>
       </w:r>
       <w:r>
         <w:t xml:space="preserve">ready </w:t>
@@ -11156,15 +11705,7 @@
       </w:pPr>
       <w:bookmarkStart w:id="25" w:name="_Hlk109504265"/>
       <w:r>
-        <w:t xml:space="preserve">Make a record of your response to numbered items below and turn them </w:t>
-      </w:r>
-      <w:proofErr w:type="gramStart"/>
-      <w:r>
-        <w:t>in</w:t>
-      </w:r>
-      <w:proofErr w:type="gramEnd"/>
-      <w:r>
-        <w:t xml:space="preserve"> a single copy as your team’s solution on Canvas using the instructions posted there.  Include the names of both team members at the top of your solutions. Use complete English sentences to introduce what each of the following listed items (below) is and how it was derived.</w:t>
+        <w:t>Make a record of your response to numbered items below and turn them in a single copy as your team’s solution on Canvas using the instructions posted there.  Include the names of both team members at the top of your solutions. Use complete English sentences to introduce what each of the following listed items (below) is and how it was derived.</w:t>
       </w:r>
     </w:p>
     <w:p>
@@ -11316,7 +11857,6 @@
         <w:ind w:left="-6" w:hanging="11"/>
       </w:pPr>
       <w:r>
-        <w:lastRenderedPageBreak/>
         <w:tab/>
       </w:r>
       <w:r>

--- a/Labs/lab21 audio amplifierTheory/audioAmplifier Theory Document.docx
+++ b/Labs/lab21 audio amplifierTheory/audioAmplifier Theory Document.docx
@@ -1,6 +1,6 @@
 
 <file path=word/document.xml><?xml version="1.0" encoding="utf-8"?>
-<w:document xmlns:wpc="http://schemas.microsoft.com/office/word/2010/wordprocessingCanvas" xmlns:cx="http://schemas.microsoft.com/office/drawing/2014/chartex" xmlns:cx1="http://schemas.microsoft.com/office/drawing/2015/9/8/chartex" xmlns:cx2="http://schemas.microsoft.com/office/drawing/2015/10/21/chartex" xmlns:cx3="http://schemas.microsoft.com/office/drawing/2016/5/9/chartex" xmlns:cx4="http://schemas.microsoft.com/office/drawing/2016/5/10/chartex" xmlns:cx5="http://schemas.microsoft.com/office/drawing/2016/5/11/chartex" xmlns:cx6="http://schemas.microsoft.com/office/drawing/2016/5/12/chartex" xmlns:cx7="http://schemas.microsoft.com/office/drawing/2016/5/13/chartex" xmlns:cx8="http://schemas.microsoft.com/office/drawing/2016/5/14/chartex" xmlns:mc="http://schemas.openxmlformats.org/markup-compatibility/2006" xmlns:aink="http://schemas.microsoft.com/office/drawing/2016/ink" xmlns:am3d="http://schemas.microsoft.com/office/drawing/2017/model3d" xmlns:o="urn:schemas-microsoft-com:office:office" xmlns:oel="http://schemas.microsoft.com/office/2019/extlst" xmlns:r="http://schemas.openxmlformats.org/officeDocument/2006/relationships" xmlns:m="http://schemas.openxmlformats.org/officeDocument/2006/math" xmlns:v="urn:schemas-microsoft-com:vml" xmlns:wp14="http://schemas.microsoft.com/office/word/2010/wordprocessingDrawing" xmlns:wp="http://schemas.openxmlformats.org/drawingml/2006/wordprocessingDrawing" xmlns:w10="urn:schemas-microsoft-com:office:word" xmlns:w="http://schemas.openxmlformats.org/wordprocessingml/2006/main" xmlns:w14="http://schemas.microsoft.com/office/word/2010/wordml" xmlns:w15="http://schemas.microsoft.com/office/word/2012/wordml" xmlns:w16cex="http://schemas.microsoft.com/office/word/2018/wordml/cex" xmlns:w16cid="http://schemas.microsoft.com/office/word/2016/wordml/cid" xmlns:w16="http://schemas.microsoft.com/office/word/2018/wordml" xmlns:w16du="http://schemas.microsoft.com/office/word/2023/wordml/word16du" xmlns:w16sdtdh="http://schemas.microsoft.com/office/word/2020/wordml/sdtdatahash" xmlns:w16sdtfl="http://schemas.microsoft.com/office/word/2024/wordml/sdtformatlock" xmlns:w16se="http://schemas.microsoft.com/office/word/2015/wordml/symex" xmlns:wpg="http://schemas.microsoft.com/office/word/2010/wordprocessingGroup" xmlns:wpi="http://schemas.microsoft.com/office/word/2010/wordprocessingInk" xmlns:wne="http://schemas.microsoft.com/office/word/2006/wordml" xmlns:wps="http://schemas.microsoft.com/office/word/2010/wordprocessingShape" mc:Ignorable="w14 w15 w16se w16cid w16 w16cex w16sdtdh w16sdtfl w16du wp14">
+<w:document xmlns:wpc="http://schemas.microsoft.com/office/word/2010/wordprocessingCanvas" xmlns:cx="http://schemas.microsoft.com/office/drawing/2014/chartex" xmlns:cx1="http://schemas.microsoft.com/office/drawing/2015/9/8/chartex" xmlns:cx2="http://schemas.microsoft.com/office/drawing/2015/10/21/chartex" xmlns:cx3="http://schemas.microsoft.com/office/drawing/2016/5/9/chartex" xmlns:cx4="http://schemas.microsoft.com/office/drawing/2016/5/10/chartex" xmlns:cx5="http://schemas.microsoft.com/office/drawing/2016/5/11/chartex" xmlns:cx6="http://schemas.microsoft.com/office/drawing/2016/5/12/chartex" xmlns:cx7="http://schemas.microsoft.com/office/drawing/2016/5/13/chartex" xmlns:cx8="http://schemas.microsoft.com/office/drawing/2016/5/14/chartex" xmlns:mc="http://schemas.openxmlformats.org/markup-compatibility/2006" xmlns:aink="http://schemas.microsoft.com/office/drawing/2016/ink" xmlns:am3d="http://schemas.microsoft.com/office/drawing/2017/model3d" xmlns:o="urn:schemas-microsoft-com:office:office" xmlns:oel="http://schemas.microsoft.com/office/2019/extlst" xmlns:r="http://schemas.openxmlformats.org/officeDocument/2006/relationships" xmlns:m="http://schemas.openxmlformats.org/officeDocument/2006/math" xmlns:v="urn:schemas-microsoft-com:vml" xmlns:wp14="http://schemas.microsoft.com/office/word/2010/wordprocessingDrawing" xmlns:wp="http://schemas.openxmlformats.org/drawingml/2006/wordprocessingDrawing" xmlns:w10="urn:schemas-microsoft-com:office:word" xmlns:w="http://schemas.openxmlformats.org/wordprocessingml/2006/main" xmlns:w14="http://schemas.microsoft.com/office/word/2010/wordml" xmlns:w15="http://schemas.microsoft.com/office/word/2012/wordml" xmlns:w16cex="http://schemas.microsoft.com/office/word/2018/wordml/cex" xmlns:w16cid="http://schemas.microsoft.com/office/word/2016/wordml/cid" xmlns:w16="http://schemas.microsoft.com/office/word/2018/wordml" xmlns:w16du="http://schemas.microsoft.com/office/word/2023/wordml/word16du" xmlns:w16sdtdh="http://schemas.microsoft.com/office/word/2020/wordml/sdtdatahash" xmlns:w16sdtfl="http://schemas.microsoft.com/office/word/2024/wordml/sdtformatlock" xmlns:w16se="http://schemas.microsoft.com/office/word/2015/wordml/symex" xmlns:wpg="http://schemas.microsoft.com/office/word/2010/wordprocessingGroup" xmlns:wpi="http://schemas.microsoft.com/office/word/2010/wordprocessingInk" xmlns:wne="http://schemas.microsoft.com/office/word/2006/wordml" xmlns:wps="http://schemas.microsoft.com/office/word/2010/wordprocessingShape" xmlns:a="http://schemas.openxmlformats.org/drawingml/2006/main" xmlns:pic="http://schemas.openxmlformats.org/drawingml/2006/picture" xmlns:a14="http://schemas.microsoft.com/office/drawing/2010/main" mc:Ignorable="w14 w15 w16se w16cid w16 w16cex w16sdtdh w16sdtfl w16du wp14">
   <w:body>
     <w:p>
       <w:pPr>
@@ -17,7 +17,7 @@
         <mc:AlternateContent>
           <mc:Choice Requires="wps">
             <w:drawing>
-              <wp:anchor distT="0" distB="0" distL="114300" distR="114300" simplePos="0" relativeHeight="251659264" behindDoc="0" locked="0" layoutInCell="1" allowOverlap="1" wp14:anchorId="4EA49198" wp14:editId="54FDE111">
+              <wp:anchor distT="0" distB="0" distL="114300" distR="114300" simplePos="0" relativeHeight="251658240" behindDoc="0" locked="0" layoutInCell="1" allowOverlap="1" wp14:anchorId="4EA49198" wp14:editId="54FDE111">
                 <wp:simplePos x="0" y="0"/>
                 <wp:positionH relativeFrom="margin">
                   <wp:align>center</wp:align>
@@ -93,8 +93,8 @@
             </w:drawing>
           </mc:Choice>
           <mc:Fallback>
-            <w:pict>
-              <v:rect w14:anchorId="4EA49198" id="Rectangle 184" o:spid="_x0000_s1026" style="position:absolute;left:0;text-align:left;margin-left:0;margin-top:17.9pt;width:330.8pt;height:43.75pt;z-index:251659264;visibility:visible;mso-wrap-style:square;mso-wrap-distance-left:9pt;mso-wrap-distance-top:0;mso-wrap-distance-right:9pt;mso-wrap-distance-bottom:0;mso-position-horizontal:center;mso-position-horizontal-relative:margin;mso-position-vertical:absolute;mso-position-vertical-relative:text;v-text-anchor:top" o:gfxdata="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" filled="f" stroked="f">
+            <w:pict w14:anchorId="4D56F288">
+              <v:rect id="Rectangle 184" style="position:absolute;left:0;text-align:left;margin-left:0;margin-top:17.9pt;width:330.8pt;height:43.75pt;z-index:251658240;visibility:visible;mso-wrap-style:square;mso-wrap-distance-left:9pt;mso-wrap-distance-top:0;mso-wrap-distance-right:9pt;mso-wrap-distance-bottom:0;mso-position-horizontal:center;mso-position-horizontal-relative:margin;mso-position-vertical:absolute;mso-position-vertical-relative:text;v-text-anchor:top" o:spid="_x0000_s1026" filled="f" stroked="f" w14:anchorId="4EA49198" o:gfxdata="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">
                 <v:textbox inset="0,0,0,0">
                   <w:txbxContent>
                     <w:p>
@@ -140,7 +140,7 @@
       </w:r>
       <w:r>
         <w:rPr>
-          <w:rFonts w:ascii="Calibri" w:eastAsia="Calibri" w:hAnsi="Calibri" w:cs="Calibri"/>
+          <w:rFonts w:ascii="Calibri" w:hAnsi="Calibri" w:eastAsia="Calibri" w:cs="Calibri"/>
           <w:noProof/>
         </w:rPr>
         <mc:AlternateContent>
@@ -187,7 +187,7 @@
                               </w:pPr>
                               <w:r>
                                 <w:rPr>
-                                  <w:rFonts w:ascii="Calibri" w:eastAsia="Calibri" w:hAnsi="Calibri" w:cs="Calibri"/>
+                                  <w:rFonts w:ascii="Calibri" w:hAnsi="Calibri" w:eastAsia="Calibri" w:cs="Calibri"/>
                                 </w:rPr>
                                 <w:t xml:space="preserve"> </w:t>
                               </w:r>
@@ -222,7 +222,7 @@
                               </w:pPr>
                               <w:r>
                                 <w:rPr>
-                                  <w:rFonts w:ascii="Times New Roman" w:eastAsia="Times New Roman" w:hAnsi="Times New Roman" w:cs="Times New Roman"/>
+                                  <w:rFonts w:ascii="Times New Roman" w:hAnsi="Times New Roman" w:eastAsia="Times New Roman" w:cs="Times New Roman"/>
                                 </w:rPr>
                                 <w:t xml:space="preserve"> </w:t>
                               </w:r>
@@ -257,7 +257,7 @@
                               </w:pPr>
                               <w:r>
                                 <w:rPr>
-                                  <w:rFonts w:ascii="Times New Roman" w:eastAsia="Times New Roman" w:hAnsi="Times New Roman" w:cs="Times New Roman"/>
+                                  <w:rFonts w:ascii="Times New Roman" w:hAnsi="Times New Roman" w:eastAsia="Times New Roman" w:cs="Times New Roman"/>
                                 </w:rPr>
                                 <w:t xml:space="preserve"> </w:t>
                               </w:r>
@@ -292,7 +292,7 @@
                               </w:pPr>
                               <w:r>
                                 <w:rPr>
-                                  <w:rFonts w:ascii="Times New Roman" w:eastAsia="Times New Roman" w:hAnsi="Times New Roman" w:cs="Times New Roman"/>
+                                  <w:rFonts w:ascii="Times New Roman" w:hAnsi="Times New Roman" w:eastAsia="Times New Roman" w:cs="Times New Roman"/>
                                 </w:rPr>
                                 <w:t xml:space="preserve"> </w:t>
                               </w:r>
@@ -327,7 +327,7 @@
                               </w:pPr>
                               <w:r>
                                 <w:rPr>
-                                  <w:rFonts w:ascii="Times New Roman" w:eastAsia="Times New Roman" w:hAnsi="Times New Roman" w:cs="Times New Roman"/>
+                                  <w:rFonts w:ascii="Times New Roman" w:hAnsi="Times New Roman" w:eastAsia="Times New Roman" w:cs="Times New Roman"/>
                                 </w:rPr>
                                 <w:t xml:space="preserve"> </w:t>
                               </w:r>
@@ -577,9 +577,9 @@
             </w:drawing>
           </mc:Choice>
           <mc:Fallback>
-            <w:pict>
-              <v:group w14:anchorId="2F4955DC" id="Group 4708" o:spid="_x0000_s1027" style="width:466.5pt;height:75.6pt;mso-position-horizontal-relative:char;mso-position-vertical-relative:line" coordsize="59245,9599" o:gfxdata="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">
-                <v:rect id="Rectangle 9" o:spid="_x0000_s1028" style="position:absolute;left:479;top:1271;width:421;height:1899;visibility:visible;mso-wrap-style:square;v-text-anchor:top" o:gfxdata="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" filled="f" stroked="f">
+            <w:pict w14:anchorId="54CE0830">
+              <v:group id="Group 4708" style="width:466.5pt;height:75.6pt;mso-position-horizontal-relative:char;mso-position-vertical-relative:line" coordsize="59245,9599" o:spid="_x0000_s1027" w14:anchorId="2F4955DC" o:gfxdata="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">
+                <v:rect id="Rectangle 9" style="position:absolute;left:479;top:1271;width:421;height:1899;visibility:visible;mso-wrap-style:square;v-text-anchor:top" o:spid="_x0000_s1028" filled="f" stroked="f" o:gfxdata="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">
                   <v:textbox inset="0,0,0,0">
                     <w:txbxContent>
                       <w:p>
@@ -589,7 +589,7 @@
                         </w:pPr>
                         <w:r>
                           <w:rPr>
-                            <w:rFonts w:ascii="Calibri" w:eastAsia="Calibri" w:hAnsi="Calibri" w:cs="Calibri"/>
+                            <w:rFonts w:ascii="Calibri" w:hAnsi="Calibri" w:eastAsia="Calibri" w:cs="Calibri"/>
                           </w:rPr>
                           <w:t xml:space="preserve"> </w:t>
                         </w:r>
@@ -597,7 +597,7 @@
                     </w:txbxContent>
                   </v:textbox>
                 </v:rect>
-                <v:rect id="Rectangle 13" o:spid="_x0000_s1029" style="position:absolute;left:30200;top:2719;width:466;height:2064;visibility:visible;mso-wrap-style:square;v-text-anchor:top" o:gfxdata="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" filled="f" stroked="f">
+                <v:rect id="Rectangle 13" style="position:absolute;left:30200;top:2719;width:466;height:2064;visibility:visible;mso-wrap-style:square;v-text-anchor:top" o:spid="_x0000_s1029" filled="f" stroked="f" o:gfxdata="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">
                   <v:textbox inset="0,0,0,0">
                     <w:txbxContent>
                       <w:p>
@@ -607,7 +607,7 @@
                         </w:pPr>
                         <w:r>
                           <w:rPr>
-                            <w:rFonts w:ascii="Times New Roman" w:eastAsia="Times New Roman" w:hAnsi="Times New Roman" w:cs="Times New Roman"/>
+                            <w:rFonts w:ascii="Times New Roman" w:hAnsi="Times New Roman" w:eastAsia="Times New Roman" w:cs="Times New Roman"/>
                           </w:rPr>
                           <w:t xml:space="preserve"> </w:t>
                         </w:r>
@@ -615,7 +615,7 @@
                     </w:txbxContent>
                   </v:textbox>
                 </v:rect>
-                <v:rect id="Rectangle 14" o:spid="_x0000_s1030" style="position:absolute;left:30200;top:4319;width:466;height:2064;visibility:visible;mso-wrap-style:square;v-text-anchor:top" o:gfxdata="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" filled="f" stroked="f">
+                <v:rect id="Rectangle 14" style="position:absolute;left:30200;top:4319;width:466;height:2064;visibility:visible;mso-wrap-style:square;v-text-anchor:top" o:spid="_x0000_s1030" filled="f" stroked="f" o:gfxdata="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">
                   <v:textbox inset="0,0,0,0">
                     <w:txbxContent>
                       <w:p>
@@ -625,7 +625,7 @@
                         </w:pPr>
                         <w:r>
                           <w:rPr>
-                            <w:rFonts w:ascii="Times New Roman" w:eastAsia="Times New Roman" w:hAnsi="Times New Roman" w:cs="Times New Roman"/>
+                            <w:rFonts w:ascii="Times New Roman" w:hAnsi="Times New Roman" w:eastAsia="Times New Roman" w:cs="Times New Roman"/>
                           </w:rPr>
                           <w:t xml:space="preserve"> </w:t>
                         </w:r>
@@ -633,7 +633,7 @@
                     </w:txbxContent>
                   </v:textbox>
                 </v:rect>
-                <v:rect id="Rectangle 15" o:spid="_x0000_s1031" style="position:absolute;left:30200;top:5935;width:466;height:2064;visibility:visible;mso-wrap-style:square;v-text-anchor:top" o:gfxdata="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" filled="f" stroked="f">
+                <v:rect id="Rectangle 15" style="position:absolute;left:30200;top:5935;width:466;height:2064;visibility:visible;mso-wrap-style:square;v-text-anchor:top" o:spid="_x0000_s1031" filled="f" stroked="f" o:gfxdata="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">
                   <v:textbox inset="0,0,0,0">
                     <w:txbxContent>
                       <w:p>
@@ -643,7 +643,7 @@
                         </w:pPr>
                         <w:r>
                           <w:rPr>
-                            <w:rFonts w:ascii="Times New Roman" w:eastAsia="Times New Roman" w:hAnsi="Times New Roman" w:cs="Times New Roman"/>
+                            <w:rFonts w:ascii="Times New Roman" w:hAnsi="Times New Roman" w:eastAsia="Times New Roman" w:cs="Times New Roman"/>
                           </w:rPr>
                           <w:t xml:space="preserve"> </w:t>
                         </w:r>
@@ -651,7 +651,7 @@
                     </w:txbxContent>
                   </v:textbox>
                 </v:rect>
-                <v:rect id="Rectangle 16" o:spid="_x0000_s1032" style="position:absolute;left:30200;top:7535;width:466;height:2064;visibility:visible;mso-wrap-style:square;v-text-anchor:top" o:gfxdata="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" filled="f" stroked="f">
+                <v:rect id="Rectangle 16" style="position:absolute;left:30200;top:7535;width:466;height:2064;visibility:visible;mso-wrap-style:square;v-text-anchor:top" o:spid="_x0000_s1032" filled="f" stroked="f" o:gfxdata="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">
                   <v:textbox inset="0,0,0,0">
                     <w:txbxContent>
                       <w:p>
@@ -661,7 +661,7 @@
                         </w:pPr>
                         <w:r>
                           <w:rPr>
-                            <w:rFonts w:ascii="Times New Roman" w:eastAsia="Times New Roman" w:hAnsi="Times New Roman" w:cs="Times New Roman"/>
+                            <w:rFonts w:ascii="Times New Roman" w:hAnsi="Times New Roman" w:eastAsia="Times New Roman" w:cs="Times New Roman"/>
                           </w:rPr>
                           <w:t xml:space="preserve"> </w:t>
                         </w:r>
@@ -669,11 +669,11 @@
                     </w:txbxContent>
                   </v:textbox>
                 </v:rect>
-                <v:shape id="Shape 183" o:spid="_x0000_s1033" style="position:absolute;width:59245;height:9334;visibility:visible;mso-wrap-style:square;v-text-anchor:top" coordsize="5924550,933450" o:gfxdata="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" path="m155575,c69660,,,69723,,155575l,777875v,85852,69660,155575,155575,155575l5768975,933450v85852,,155575,-69723,155575,-155575l5924550,155575c5924550,69723,5854827,,5768975,l155575,xe" filled="f" strokecolor="#1f497d" strokeweight="1.5pt">
+                <v:shape id="Shape 183" style="position:absolute;width:59245;height:9334;visibility:visible;mso-wrap-style:square;v-text-anchor:top" coordsize="5924550,933450" o:spid="_x0000_s1033" filled="f" strokecolor="#1f497d" strokeweight="1.5pt" path="m155575,c69660,,,69723,,155575l,777875v,85852,69660,155575,155575,155575l5768975,933450v85852,,155575,-69723,155575,-155575l5924550,155575c5924550,69723,5854827,,5768975,l155575,xe" o:gfxdata="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">
                   <v:stroke endcap="round"/>
-                  <v:path arrowok="t" textboxrect="0,0,5924550,933450"/>
+                  <v:path textboxrect="0,0,5924550,933450" arrowok="t"/>
                 </v:shape>
-                <v:rect id="Rectangle 186" o:spid="_x0000_s1034" style="position:absolute;left:27609;top:1186;width:411;height:1865;visibility:visible;mso-wrap-style:square;v-text-anchor:top" o:gfxdata="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" filled="f" stroked="f">
+                <v:rect id="Rectangle 186" style="position:absolute;left:27609;top:1186;width:411;height:1865;visibility:visible;mso-wrap-style:square;v-text-anchor:top" o:spid="_x0000_s1034" filled="f" stroked="f" o:gfxdata="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">
                   <v:textbox inset="0,0,0,0">
                     <w:txbxContent>
                       <w:p>
@@ -688,7 +688,7 @@
                     </w:txbxContent>
                   </v:textbox>
                 </v:rect>
-                <v:rect id="Rectangle 188" o:spid="_x0000_s1035" style="position:absolute;left:38707;top:1186;width:410;height:1865;visibility:visible;mso-wrap-style:square;v-text-anchor:top" o:gfxdata="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" filled="f" stroked="f">
+                <v:rect id="Rectangle 188" style="position:absolute;left:38707;top:1186;width:410;height:1865;visibility:visible;mso-wrap-style:square;v-text-anchor:top" o:spid="_x0000_s1035" filled="f" stroked="f" o:gfxdata="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">
                   <v:textbox inset="0,0,0,0">
                     <w:txbxContent>
                       <w:p>
@@ -703,7 +703,7 @@
                     </w:txbxContent>
                   </v:textbox>
                 </v:rect>
-                <v:rect id="Rectangle 191" o:spid="_x0000_s1036" style="position:absolute;left:20264;top:3838;width:410;height:1865;visibility:visible;mso-wrap-style:square;v-text-anchor:top" o:gfxdata="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" filled="f" stroked="f">
+                <v:rect id="Rectangle 191" style="position:absolute;left:20264;top:3838;width:410;height:1865;visibility:visible;mso-wrap-style:square;v-text-anchor:top" o:spid="_x0000_s1036" filled="f" stroked="f" o:gfxdata="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">
                   <v:textbox inset="0,0,0,0">
                     <w:txbxContent>
                       <w:p>
@@ -718,7 +718,7 @@
                     </w:txbxContent>
                   </v:textbox>
                 </v:rect>
-                <v:rect id="Rectangle 193" o:spid="_x0000_s1037" style="position:absolute;left:42959;top:3838;width:410;height:1865;visibility:visible;mso-wrap-style:square;v-text-anchor:top" o:gfxdata="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" filled="f" stroked="f">
+                <v:rect id="Rectangle 193" style="position:absolute;left:42959;top:3838;width:410;height:1865;visibility:visible;mso-wrap-style:square;v-text-anchor:top" o:spid="_x0000_s1037" filled="f" stroked="f" o:gfxdata="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">
                   <v:textbox inset="0,0,0,0">
                     <w:txbxContent>
                       <w:p>
@@ -733,7 +733,7 @@
                     </w:txbxContent>
                   </v:textbox>
                 </v:rect>
-                <v:rect id="Rectangle 195" o:spid="_x0000_s1038" style="position:absolute;left:33464;top:6764;width:410;height:1865;visibility:visible;mso-wrap-style:square;v-text-anchor:top" o:gfxdata="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" filled="f" stroked="f">
+                <v:rect id="Rectangle 195" style="position:absolute;left:33464;top:6764;width:410;height:1865;visibility:visible;mso-wrap-style:square;v-text-anchor:top" o:spid="_x0000_s1038" filled="f" stroked="f" o:gfxdata="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">
                   <v:textbox inset="0,0,0,0">
                     <w:txbxContent>
                       <w:p>
@@ -774,33 +774,61 @@
     </w:p>
     <w:p>
       <w:pPr>
-        <w:spacing w:before="100" w:beforeAutospacing="1" w:after="100" w:afterAutospacing="1" w:line="240" w:lineRule="auto"/>
+        <w:spacing w:before="100" w:beforeAutospacing="on" w:after="100" w:afterAutospacing="on" w:line="240" w:lineRule="auto"/>
         <w:ind w:left="-5"/>
       </w:pPr>
       <w:r>
+        <w:rPr/>
         <w:t xml:space="preserve">The </w:t>
       </w:r>
       <w:r>
+        <w:rPr/>
         <w:t>outcome</w:t>
       </w:r>
       <w:r>
+        <w:rPr/>
         <w:t xml:space="preserve"> of this lab is</w:t>
       </w:r>
       <w:r>
+        <w:rPr/>
         <w:t xml:space="preserve"> to </w:t>
       </w:r>
-      <w:bookmarkStart w:id="0" w:name="_Hlk81765466"/>
-      <w:r>
-        <w:t>determining the input resistance, gain and output resistance of the two stages in the audio amplifier</w:t>
-      </w:r>
-      <w:r>
+      <w:bookmarkStart w:name="_Hlk81765466" w:id="0"/>
+      <w:r>
+        <w:rPr/>
+        <w:t>determine</w:t>
+      </w:r>
+      <w:r>
+        <w:rPr/>
+        <w:t xml:space="preserve"> the input resistance, gain</w:t>
+      </w:r>
+      <w:r>
+        <w:rPr/>
+        <w:t xml:space="preserve">, </w:t>
+      </w:r>
+      <w:r>
+        <w:rPr/>
+        <w:t>and output resistance of the two stages in the audio amplifier</w:t>
+      </w:r>
+      <w:r>
+        <w:rPr/>
         <w:t>.</w:t>
       </w:r>
       <w:r>
+        <w:rPr/>
         <w:t xml:space="preserve"> </w:t>
       </w:r>
       <w:r>
-        <w:t>Through this process you will achieve the following learning objectives:</w:t>
+        <w:rPr/>
+        <w:t xml:space="preserve">Through this process you will achieve the following learning </w:t>
+      </w:r>
+      <w:r>
+        <w:rPr/>
+        <w:t>objectives</w:t>
+      </w:r>
+      <w:r>
+        <w:rPr/>
+        <w:t>:</w:t>
       </w:r>
     </w:p>
     <w:p>
@@ -933,7 +961,7 @@
                     </pic:cNvPicPr>
                   </pic:nvPicPr>
                   <pic:blipFill>
-                    <a:blip r:embed="rId7" cstate="print">
+                    <a:blip r:embed="rId10" cstate="print">
                       <a:extLst>
                         <a:ext uri="{28A0092B-C50C-407E-A947-70E740481C1C}">
                           <a14:useLocalDpi xmlns:a14="http://schemas.microsoft.com/office/drawing/2010/main" val="0"/>
@@ -969,18 +997,31 @@
       <w:pPr>
         <w:pStyle w:val="Caption"/>
       </w:pPr>
-      <w:bookmarkStart w:id="1" w:name="_Ref84322737"/>
+      <w:bookmarkStart w:name="_Ref84322737" w:id="1"/>
       <w:r>
         <w:t xml:space="preserve">Figure </w:t>
       </w:r>
-      <w:fldSimple w:instr=" SEQ Figure \* ARABIC ">
-        <w:r>
-          <w:rPr>
-            <w:noProof/>
-          </w:rPr>
-          <w:t>1</w:t>
-        </w:r>
-      </w:fldSimple>
+      <w:r>
+        <w:fldChar w:fldCharType="begin"/>
+      </w:r>
+      <w:r>
+        <w:instrText xml:space="preserve"> SEQ Figure \* ARABIC </w:instrText>
+      </w:r>
+      <w:r>
+        <w:fldChar w:fldCharType="separate"/>
+      </w:r>
+      <w:r>
+        <w:rPr>
+          <w:noProof/>
+        </w:rPr>
+        <w:t>1</w:t>
+      </w:r>
+      <w:r>
+        <w:rPr>
+          <w:noProof/>
+        </w:rPr>
+        <w:fldChar w:fldCharType="end"/>
+      </w:r>
       <w:bookmarkEnd w:id="1"/>
       <w:r>
         <w:t xml:space="preserve">: The </w:t>
@@ -1003,7 +1044,7 @@
         <mc:AlternateContent>
           <mc:Choice Requires="wps">
             <w:drawing>
-              <wp:anchor distT="45720" distB="45720" distL="114300" distR="114300" simplePos="0" relativeHeight="251661312" behindDoc="0" locked="0" layoutInCell="1" allowOverlap="1" wp14:anchorId="0BD1F7FE" wp14:editId="61943133">
+              <wp:anchor distT="45720" distB="45720" distL="114300" distR="114300" simplePos="0" relativeHeight="251658241" behindDoc="0" locked="0" layoutInCell="1" allowOverlap="1" wp14:anchorId="0BD1F7FE" wp14:editId="61943133">
                 <wp:simplePos x="0" y="0"/>
                 <wp:positionH relativeFrom="column">
                   <wp:posOffset>0</wp:posOffset>
@@ -1109,12 +1150,12 @@
             </w:drawing>
           </mc:Choice>
           <mc:Fallback>
-            <w:pict>
-              <v:shapetype w14:anchorId="0BD1F7FE" id="_x0000_t202" coordsize="21600,21600" o:spt="202" path="m,l,21600r21600,l21600,xe">
+            <w:pict w14:anchorId="742F27DD">
+              <v:shapetype id="_x0000_t202" coordsize="21600,21600" o:spt="202" path="m,l,21600r21600,l21600,xe" w14:anchorId="0BD1F7FE">
                 <v:stroke joinstyle="miter"/>
                 <v:path gradientshapeok="t" o:connecttype="rect"/>
               </v:shapetype>
-              <v:shape id="Text Box 2" o:spid="_x0000_s1039" type="#_x0000_t202" style="position:absolute;left:0;text-align:left;margin-left:0;margin-top:20.5pt;width:460.3pt;height:110.6pt;z-index:251661312;visibility:visible;mso-wrap-style:square;mso-width-percent:0;mso-height-percent:200;mso-wrap-distance-left:9pt;mso-wrap-distance-top:3.6pt;mso-wrap-distance-right:9pt;mso-wrap-distance-bottom:3.6pt;mso-position-horizontal:absolute;mso-position-horizontal-relative:text;mso-position-vertical:absolute;mso-position-vertical-relative:text;mso-width-percent:0;mso-height-percent:200;mso-width-relative:margin;mso-height-relative:margin;v-text-anchor:top" o:gfxdata="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" fillcolor="#d9e2f3 [660]">
+              <v:shape id="Text Box 2" style="position:absolute;left:0;text-align:left;margin-left:0;margin-top:20.5pt;width:460.3pt;height:110.6pt;z-index:251658241;visibility:visible;mso-wrap-style:square;mso-width-percent:0;mso-height-percent:200;mso-wrap-distance-left:9pt;mso-wrap-distance-top:3.6pt;mso-wrap-distance-right:9pt;mso-wrap-distance-bottom:3.6pt;mso-position-horizontal:absolute;mso-position-horizontal-relative:text;mso-position-vertical:absolute;mso-position-vertical-relative:text;mso-width-percent:0;mso-height-percent:200;mso-width-relative:margin;mso-height-relative:margin;v-text-anchor:top" o:spid="_x0000_s1039" fillcolor="#d9e2f3 [660]" type="#_x0000_t202" o:gfxdata="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">
                 <v:textbox style="mso-fit-shape-to-text:t">
                   <w:txbxContent>
                     <w:p>
@@ -1200,7 +1241,6 @@
         <w:spacing w:after="0"/>
       </w:pPr>
       <w:r>
-        <w:lastRenderedPageBreak/>
         <w:t>These two output transistors are each in a</w:t>
       </w:r>
       <w:r>
@@ -1333,7 +1373,13 @@
         <w:t xml:space="preserve">  </w:t>
       </w:r>
       <w:r>
-        <w:t>When we analyze the individual transistors in the push/pull pair</w:t>
+        <w:t xml:space="preserve">When we analyze the </w:t>
+      </w:r>
+      <w:r>
+        <w:t>individual</w:t>
+      </w:r>
+      <w:r>
+        <w:t xml:space="preserve"> transistors in the push/pull pair</w:t>
       </w:r>
       <w:r>
         <w:t>,</w:t>
@@ -1360,7 +1406,7 @@
       </w:r>
     </w:p>
     <w:p>
-      <w:bookmarkStart w:id="2" w:name="EF_Base_Voltge"/>
+      <w:bookmarkStart w:name="EF_Base_Voltge" w:id="2"/>
       <w:r>
         <w:t xml:space="preserve">Compute </w:t>
       </w:r>
@@ -1639,7 +1685,7 @@
                     </pic:cNvPicPr>
                   </pic:nvPicPr>
                   <pic:blipFill>
-                    <a:blip r:embed="rId8" cstate="print">
+                    <a:blip r:embed="rId11" cstate="print">
                       <a:extLst>
                         <a:ext uri="{28A0092B-C50C-407E-A947-70E740481C1C}">
                           <a14:useLocalDpi xmlns:a14="http://schemas.microsoft.com/office/drawing/2010/main" val="0"/>
@@ -1675,18 +1721,31 @@
       <w:pPr>
         <w:pStyle w:val="Caption"/>
       </w:pPr>
-      <w:bookmarkStart w:id="3" w:name="_Ref84242109"/>
+      <w:bookmarkStart w:name="_Ref84242109" w:id="3"/>
       <w:r>
         <w:t xml:space="preserve">Figure </w:t>
       </w:r>
-      <w:fldSimple w:instr=" SEQ Figure \* ARABIC ">
-        <w:r>
-          <w:rPr>
-            <w:noProof/>
-          </w:rPr>
-          <w:t>2</w:t>
-        </w:r>
-      </w:fldSimple>
+      <w:r>
+        <w:fldChar w:fldCharType="begin"/>
+      </w:r>
+      <w:r>
+        <w:instrText xml:space="preserve"> SEQ Figure \* ARABIC </w:instrText>
+      </w:r>
+      <w:r>
+        <w:fldChar w:fldCharType="separate"/>
+      </w:r>
+      <w:r>
+        <w:rPr>
+          <w:noProof/>
+        </w:rPr>
+        <w:t>2</w:t>
+      </w:r>
+      <w:r>
+        <w:rPr>
+          <w:noProof/>
+        </w:rPr>
+        <w:fldChar w:fldCharType="end"/>
+      </w:r>
       <w:bookmarkEnd w:id="3"/>
       <w:r>
         <w:t xml:space="preserve">: The </w:t>
@@ -1781,7 +1840,6 @@
         </w:numPr>
       </w:pPr>
       <w:r>
-        <w:lastRenderedPageBreak/>
         <w:t>S</w:t>
       </w:r>
       <w:r>
@@ -1828,7 +1886,7 @@
       <w:r>
         <w:t xml:space="preserve"> will use this information to adjust the bias voltage of the common emitter stage.</w:t>
       </w:r>
-      <w:bookmarkStart w:id="4" w:name="CE_Bias_Voltge"/>
+      <w:bookmarkStart w:name="CE_Bias_Voltge" w:id="4"/>
       <w:r>
         <w:t xml:space="preserve"> </w:t>
       </w:r>
@@ -2299,7 +2357,7 @@
           <w:szCs w:val="36"/>
         </w:rPr>
       </w:pPr>
-      <w:bookmarkStart w:id="5" w:name="_Hlk109504121"/>
+      <w:bookmarkStart w:name="_Hlk109504121" w:id="5"/>
       <w:r>
         <w:rPr>
           <w:szCs w:val="36"/>
@@ -2336,7 +2394,7 @@
         <mc:AlternateContent>
           <mc:Choice Requires="wps">
             <w:drawing>
-              <wp:anchor distT="45720" distB="45720" distL="114300" distR="114300" simplePos="0" relativeHeight="251663360" behindDoc="0" locked="0" layoutInCell="1" allowOverlap="1" wp14:anchorId="706C1F69" wp14:editId="5708149E">
+              <wp:anchor distT="45720" distB="45720" distL="114300" distR="114300" simplePos="0" relativeHeight="251658242" behindDoc="0" locked="0" layoutInCell="1" allowOverlap="1" wp14:anchorId="706C1F69" wp14:editId="5708149E">
                 <wp:simplePos x="0" y="0"/>
                 <wp:positionH relativeFrom="column">
                   <wp:posOffset>0</wp:posOffset>
@@ -2476,8 +2534,8 @@
             </w:drawing>
           </mc:Choice>
           <mc:Fallback>
-            <w:pict>
-              <v:shape w14:anchorId="706C1F69" id="_x0000_s1040" type="#_x0000_t202" style="position:absolute;left:0;text-align:left;margin-left:0;margin-top:43.15pt;width:460.3pt;height:110.6pt;z-index:251663360;visibility:visible;mso-wrap-style:square;mso-width-percent:0;mso-height-percent:200;mso-wrap-distance-left:9pt;mso-wrap-distance-top:3.6pt;mso-wrap-distance-right:9pt;mso-wrap-distance-bottom:3.6pt;mso-position-horizontal:absolute;mso-position-horizontal-relative:text;mso-position-vertical:absolute;mso-position-vertical-relative:text;mso-width-percent:0;mso-height-percent:200;mso-width-relative:margin;mso-height-relative:margin;v-text-anchor:top" o:gfxdata="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" fillcolor="#d9e2f3 [660]">
+            <w:pict w14:anchorId="7A6D612F">
+              <v:shape id="_x0000_s1040" style="position:absolute;left:0;text-align:left;margin-left:0;margin-top:43.15pt;width:460.3pt;height:110.6pt;z-index:251658242;visibility:visible;mso-wrap-style:square;mso-width-percent:0;mso-height-percent:200;mso-wrap-distance-left:9pt;mso-wrap-distance-top:3.6pt;mso-wrap-distance-right:9pt;mso-wrap-distance-bottom:3.6pt;mso-position-horizontal:absolute;mso-position-horizontal-relative:text;mso-position-vertical:absolute;mso-position-vertical-relative:text;mso-width-percent:0;mso-height-percent:200;mso-width-relative:margin;mso-height-relative:margin;v-text-anchor:top" fillcolor="#d9e2f3 [660]" type="#_x0000_t202" o:gfxdata="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" w14:anchorId="706C1F69">
                 <v:textbox style="mso-fit-shape-to-text:t">
                   <w:txbxContent>
                     <w:p>
@@ -2687,7 +2745,7 @@
           <w:noProof/>
         </w:rPr>
         <w:drawing>
-          <wp:inline distT="0" distB="0" distL="0" distR="0" wp14:anchorId="6695C599" wp14:editId="2166AD5F">
+          <wp:inline distT="0" distB="0" distL="0" distR="0" wp14:anchorId="6695C599" wp14:editId="5B685F91">
             <wp:extent cx="5938520" cy="3256280"/>
             <wp:effectExtent l="0" t="0" r="5080" b="1270"/>
             <wp:docPr id="636061726" name="Picture 15"/>
@@ -2704,7 +2762,7 @@
                     </pic:cNvPicPr>
                   </pic:nvPicPr>
                   <pic:blipFill>
-                    <a:blip r:embed="rId9" cstate="print">
+                    <a:blip r:embed="rId12" cstate="print">
                       <a:extLst>
                         <a:ext uri="{28A0092B-C50C-407E-A947-70E740481C1C}">
                           <a14:useLocalDpi xmlns:a14="http://schemas.microsoft.com/office/drawing/2010/main" val="0"/>
@@ -2740,18 +2798,31 @@
       <w:pPr>
         <w:pStyle w:val="Caption"/>
       </w:pPr>
-      <w:bookmarkStart w:id="6" w:name="_Ref109474060"/>
+      <w:bookmarkStart w:name="_Ref109474060" w:id="6"/>
       <w:r>
         <w:t xml:space="preserve">Figure </w:t>
       </w:r>
-      <w:fldSimple w:instr=" SEQ Figure \* ARABIC ">
-        <w:r>
-          <w:rPr>
-            <w:noProof/>
-          </w:rPr>
-          <w:t>3</w:t>
-        </w:r>
-      </w:fldSimple>
+      <w:r>
+        <w:fldChar w:fldCharType="begin"/>
+      </w:r>
+      <w:r>
+        <w:instrText xml:space="preserve"> SEQ Figure \* ARABIC </w:instrText>
+      </w:r>
+      <w:r>
+        <w:fldChar w:fldCharType="separate"/>
+      </w:r>
+      <w:r>
+        <w:rPr>
+          <w:noProof/>
+        </w:rPr>
+        <w:t>3</w:t>
+      </w:r>
+      <w:r>
+        <w:rPr>
+          <w:noProof/>
+        </w:rPr>
+        <w:fldChar w:fldCharType="end"/>
+      </w:r>
       <w:bookmarkEnd w:id="6"/>
       <w:r>
         <w:t xml:space="preserve">: </w:t>
@@ -2776,7 +2847,6 @@
     </w:p>
     <w:p>
       <w:r>
-        <w:lastRenderedPageBreak/>
         <w:t xml:space="preserve">Look at the left circuit </w:t>
       </w:r>
       <w:r>
@@ -2831,7 +2901,7 @@
       <w:r>
         <w:t>djusting the potentiometer R13 moves the center tap of the potentiometer along a 1kΩ track of resistive carbon film connecting terminals 1,3.  If the center tap is moved closer to terminal 1 then the resistance between terminals 1,2 decreases and the resistance between terminals 2,3 increases.  Thus, the sum of the resistance between terminals 1,2 plus the resistance between terminals 2,3 adds to 1kΩ.</w:t>
       </w:r>
-      <w:bookmarkStart w:id="7" w:name="VBE_Multiplier"/>
+      <w:bookmarkStart w:name="VBE_Multiplier" w:id="7"/>
       <w:r>
         <w:t xml:space="preserve">  </w:t>
       </w:r>
@@ -2903,7 +2973,7 @@
       <w:r>
         <w:t xml:space="preserve"> multiplier.  Note that </w:t>
       </w:r>
-      <w:bookmarkStart w:id="8" w:name="_Hlk109504140"/>
+      <w:bookmarkStart w:name="_Hlk109504140" w:id="8"/>
       <w:r>
         <w:t>the potentiometer is replaced with a pair of resistors</w:t>
       </w:r>
@@ -4461,7 +4531,7 @@
         <mc:AlternateContent>
           <mc:Choice Requires="wps">
             <w:drawing>
-              <wp:anchor distT="45720" distB="45720" distL="114300" distR="114300" simplePos="0" relativeHeight="251665408" behindDoc="0" locked="0" layoutInCell="1" allowOverlap="1" wp14:anchorId="6335A0C3" wp14:editId="4E1820FA">
+              <wp:anchor distT="45720" distB="45720" distL="114300" distR="114300" simplePos="0" relativeHeight="251658243" behindDoc="0" locked="0" layoutInCell="1" allowOverlap="1" wp14:anchorId="6335A0C3" wp14:editId="4E1820FA">
                 <wp:simplePos x="0" y="0"/>
                 <wp:positionH relativeFrom="column">
                   <wp:posOffset>0</wp:posOffset>
@@ -4518,7 +4588,7 @@
                               <w:rPr>
                                 <w:bCs/>
                               </w:rPr>
-                              <w:t xml:space="preserve">Some of you may have wondered why include resistor R16 at all?  R16 is included in </w:t>
+                              <w:t xml:space="preserve">Some of you may have wondered why include resistor R16 at all?  R16 is included </w:t>
                             </w:r>
                             <w:r>
                               <w:t xml:space="preserve">in </w:t>
@@ -4548,7 +4618,15 @@
                               <w:fldChar w:fldCharType="end"/>
                             </w:r>
                             <w:r>
-                              <w:t xml:space="preserve"> so that there is always a path for current to flow through the biasing potentiometer R13 regardless what the amplifier is doing. </w:t>
+                              <w:t xml:space="preserve"> so that there is always a path for current to flow through the biasing potentiometer R13 </w:t>
+                            </w:r>
+                            <w:proofErr w:type="gramStart"/>
+                            <w:r>
+                              <w:t>regardless</w:t>
+                            </w:r>
+                            <w:proofErr w:type="gramEnd"/>
+                            <w:r>
+                              <w:t xml:space="preserve"> what the amplifier is doing. </w:t>
                             </w:r>
                           </w:p>
                         </w:txbxContent>
@@ -4569,8 +4647,8 @@
             </w:drawing>
           </mc:Choice>
           <mc:Fallback>
-            <w:pict>
-              <v:shape w14:anchorId="6335A0C3" id="_x0000_s1041" type="#_x0000_t202" style="position:absolute;margin-left:0;margin-top:58.6pt;width:460.3pt;height:110.6pt;z-index:251665408;visibility:visible;mso-wrap-style:square;mso-width-percent:0;mso-height-percent:200;mso-wrap-distance-left:9pt;mso-wrap-distance-top:3.6pt;mso-wrap-distance-right:9pt;mso-wrap-distance-bottom:3.6pt;mso-position-horizontal:absolute;mso-position-horizontal-relative:text;mso-position-vertical:absolute;mso-position-vertical-relative:text;mso-width-percent:0;mso-height-percent:200;mso-width-relative:margin;mso-height-relative:margin;v-text-anchor:top" o:gfxdata="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" fillcolor="#d9e2f3 [660]">
+            <w:pict w14:anchorId="58A2D665">
+              <v:shape id="_x0000_s1041" style="position:absolute;margin-left:0;margin-top:58.6pt;width:460.3pt;height:110.6pt;z-index:251658243;visibility:visible;mso-wrap-style:square;mso-width-percent:0;mso-height-percent:200;mso-wrap-distance-left:9pt;mso-wrap-distance-top:3.6pt;mso-wrap-distance-right:9pt;mso-wrap-distance-bottom:3.6pt;mso-position-horizontal:absolute;mso-position-horizontal-relative:text;mso-position-vertical:absolute;mso-position-vertical-relative:text;mso-width-percent:0;mso-height-percent:200;mso-width-relative:margin;mso-height-relative:margin;v-text-anchor:top" fillcolor="#d9e2f3 [660]" type="#_x0000_t202" o:gfxdata="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" w14:anchorId="6335A0C3">
                 <v:textbox style="mso-fit-shape-to-text:t">
                   <w:txbxContent>
                     <w:p>
@@ -4584,7 +4662,7 @@
                         <w:rPr>
                           <w:bCs/>
                         </w:rPr>
-                        <w:t xml:space="preserve">Some of you may have wondered why include resistor R16 at all?  R16 is included in </w:t>
+                        <w:t xml:space="preserve">Some of you may have wondered why include resistor R16 at all?  R16 is included </w:t>
                       </w:r>
                       <w:r>
                         <w:t xml:space="preserve">in </w:t>
@@ -4614,7 +4692,15 @@
                         <w:fldChar w:fldCharType="end"/>
                       </w:r>
                       <w:r>
-                        <w:t xml:space="preserve"> so that there is always a path for current to flow through the biasing potentiometer R13 regardless what the amplifier is doing. </w:t>
+                        <w:t xml:space="preserve"> so that there is always a path for current to flow through the biasing potentiometer R13 </w:t>
+                      </w:r>
+                      <w:proofErr w:type="gramStart"/>
+                      <w:r>
+                        <w:t>regardless</w:t>
+                      </w:r>
+                      <w:proofErr w:type="gramEnd"/>
+                      <w:r>
+                        <w:t xml:space="preserve"> what the amplifier is doing. </w:t>
                       </w:r>
                     </w:p>
                   </w:txbxContent>
@@ -4718,6 +4804,9 @@
       </w:r>
       <w:proofErr w:type="spellEnd"/>
       <w:r>
+        <w:t>,</w:t>
+      </w:r>
+      <w:r>
         <w:t xml:space="preserve"> is the voltage at the base of transistor T2 in </w:t>
       </w:r>
       <w:r>
@@ -4791,7 +4880,6 @@
         <w:rPr>
           <w:noProof/>
         </w:rPr>
-        <w:lastRenderedPageBreak/>
         <w:drawing>
           <wp:inline distT="0" distB="0" distL="0" distR="0" wp14:anchorId="6422BFB3" wp14:editId="271A2B99">
             <wp:extent cx="5946140" cy="1588135"/>
@@ -4808,7 +4896,7 @@
                     <pic:cNvPicPr/>
                   </pic:nvPicPr>
                   <pic:blipFill>
-                    <a:blip r:embed="rId10">
+                    <a:blip r:embed="rId13">
                       <a:extLst>
                         <a:ext uri="{28A0092B-C50C-407E-A947-70E740481C1C}">
                           <a14:useLocalDpi xmlns:a14="http://schemas.microsoft.com/office/drawing/2010/main" val="0"/>
@@ -4839,18 +4927,31 @@
       <w:pPr>
         <w:pStyle w:val="Caption"/>
       </w:pPr>
-      <w:bookmarkStart w:id="9" w:name="_Ref84322681"/>
+      <w:bookmarkStart w:name="_Ref84322681" w:id="9"/>
       <w:r>
         <w:t xml:space="preserve">Figure </w:t>
       </w:r>
-      <w:fldSimple w:instr=" SEQ Figure \* ARABIC ">
-        <w:r>
-          <w:rPr>
-            <w:noProof/>
-          </w:rPr>
-          <w:t>4</w:t>
-        </w:r>
-      </w:fldSimple>
+      <w:r>
+        <w:fldChar w:fldCharType="begin"/>
+      </w:r>
+      <w:r>
+        <w:instrText xml:space="preserve"> SEQ Figure \* ARABIC </w:instrText>
+      </w:r>
+      <w:r>
+        <w:fldChar w:fldCharType="separate"/>
+      </w:r>
+      <w:r>
+        <w:rPr>
+          <w:noProof/>
+        </w:rPr>
+        <w:t>4</w:t>
+      </w:r>
+      <w:r>
+        <w:rPr>
+          <w:noProof/>
+        </w:rPr>
+        <w:fldChar w:fldCharType="end"/>
+      </w:r>
       <w:bookmarkEnd w:id="9"/>
       <w:r>
         <w:t xml:space="preserve">: The </w:t>
@@ -4971,18 +5072,31 @@
         <w:pStyle w:val="Caption"/>
         <w:keepNext/>
       </w:pPr>
-      <w:bookmarkStart w:id="10" w:name="_Ref84325287"/>
+      <w:bookmarkStart w:name="_Ref84325287" w:id="10"/>
       <w:r>
         <w:t xml:space="preserve">Table </w:t>
       </w:r>
-      <w:fldSimple w:instr=" SEQ Table \* ARABIC ">
-        <w:r>
-          <w:rPr>
-            <w:noProof/>
-          </w:rPr>
-          <w:t>1</w:t>
-        </w:r>
-      </w:fldSimple>
+      <w:r>
+        <w:fldChar w:fldCharType="begin"/>
+      </w:r>
+      <w:r>
+        <w:instrText xml:space="preserve"> SEQ Table \* ARABIC </w:instrText>
+      </w:r>
+      <w:r>
+        <w:fldChar w:fldCharType="separate"/>
+      </w:r>
+      <w:r>
+        <w:rPr>
+          <w:noProof/>
+        </w:rPr>
+        <w:t>1</w:t>
+      </w:r>
+      <w:r>
+        <w:rPr>
+          <w:noProof/>
+        </w:rPr>
+        <w:fldChar w:fldCharType="end"/>
+      </w:r>
       <w:bookmarkEnd w:id="10"/>
       <w:r>
         <w:t xml:space="preserve">: Model parameters for the cascade amplifier shown in </w:t>
@@ -6022,7 +6136,6 @@
         <w:rPr>
           <w:noProof/>
         </w:rPr>
-        <w:lastRenderedPageBreak/>
         <w:drawing>
           <wp:inline distT="0" distB="0" distL="0" distR="0" wp14:anchorId="6D434176" wp14:editId="5FB8E168">
             <wp:extent cx="937174" cy="2862775"/>
@@ -6039,7 +6152,7 @@
                     <pic:cNvPicPr/>
                   </pic:nvPicPr>
                   <pic:blipFill>
-                    <a:blip r:embed="rId11">
+                    <a:blip r:embed="rId14">
                       <a:extLst>
                         <a:ext uri="{28A0092B-C50C-407E-A947-70E740481C1C}">
                           <a14:useLocalDpi xmlns:a14="http://schemas.microsoft.com/office/drawing/2010/main" val="0"/>
@@ -6070,18 +6183,31 @@
       <w:pPr>
         <w:pStyle w:val="Caption"/>
       </w:pPr>
-      <w:bookmarkStart w:id="11" w:name="_Ref109502366"/>
+      <w:bookmarkStart w:name="_Ref109502366" w:id="11"/>
       <w:r>
         <w:t xml:space="preserve">Figure </w:t>
       </w:r>
-      <w:fldSimple w:instr=" SEQ Figure \* ARABIC ">
-        <w:r>
-          <w:rPr>
-            <w:noProof/>
-          </w:rPr>
-          <w:t>5</w:t>
-        </w:r>
-      </w:fldSimple>
+      <w:r>
+        <w:fldChar w:fldCharType="begin"/>
+      </w:r>
+      <w:r>
+        <w:instrText xml:space="preserve"> SEQ Figure \* ARABIC </w:instrText>
+      </w:r>
+      <w:r>
+        <w:fldChar w:fldCharType="separate"/>
+      </w:r>
+      <w:r>
+        <w:rPr>
+          <w:noProof/>
+        </w:rPr>
+        <w:t>5</w:t>
+      </w:r>
+      <w:r>
+        <w:rPr>
+          <w:noProof/>
+        </w:rPr>
+        <w:fldChar w:fldCharType="end"/>
+      </w:r>
       <w:bookmarkEnd w:id="11"/>
       <w:r>
         <w:t xml:space="preserve">: A simplified version of the common emitter shown in </w:t>
@@ -6115,7 +6241,7 @@
       </w:r>
     </w:p>
     <w:p>
-      <w:bookmarkStart w:id="12" w:name="R_ice"/>
+      <w:bookmarkStart w:name="R_ice" w:id="12"/>
       <w:r>
         <w:rPr>
           <w:b/>
@@ -6609,6 +6735,15 @@
           <w:vanish/>
         </w:rPr>
         <w:tab/>
+      </w:r>
+      <w:r>
+        <w:rPr>
+          <w:b/>
+          <w:bCs/>
+          <w:i/>
+          <w:iCs/>
+          <w:vanish/>
+        </w:rPr>
         <w:t>ΔI</w:t>
       </w:r>
       <w:r>
@@ -7128,7 +7263,7 @@
           <w:vanish/>
         </w:rPr>
       </w:pPr>
-      <w:bookmarkStart w:id="13" w:name="R_oce"/>
+      <w:bookmarkStart w:name="R_oce" w:id="13"/>
     </w:p>
     <w:p>
       <w:pPr>
@@ -7552,7 +7687,7 @@
           <w:vanish/>
         </w:rPr>
       </w:pPr>
-      <w:bookmarkStart w:id="14" w:name="A_ce"/>
+      <w:bookmarkStart w:name="A_ce" w:id="14"/>
     </w:p>
     <w:p>
       <w:pPr>
@@ -8469,7 +8604,6 @@
           <w:iCs/>
           <w:vanish/>
         </w:rPr>
-        <w:lastRenderedPageBreak/>
         <w:t>ΔV</w:t>
       </w:r>
       <w:r>
@@ -8973,7 +9107,7 @@
                     <pic:cNvPicPr/>
                   </pic:nvPicPr>
                   <pic:blipFill>
-                    <a:blip r:embed="rId12">
+                    <a:blip r:embed="rId15">
                       <a:extLst>
                         <a:ext uri="{28A0092B-C50C-407E-A947-70E740481C1C}">
                           <a14:useLocalDpi xmlns:a14="http://schemas.microsoft.com/office/drawing/2010/main" val="0"/>
@@ -9004,18 +9138,31 @@
       <w:pPr>
         <w:pStyle w:val="Caption"/>
       </w:pPr>
-      <w:bookmarkStart w:id="15" w:name="_Ref84334611"/>
+      <w:bookmarkStart w:name="_Ref84334611" w:id="15"/>
       <w:r>
         <w:t xml:space="preserve">Figure </w:t>
       </w:r>
-      <w:fldSimple w:instr=" SEQ Figure \* ARABIC ">
-        <w:r>
-          <w:rPr>
-            <w:noProof/>
-          </w:rPr>
-          <w:t>6</w:t>
-        </w:r>
-      </w:fldSimple>
+      <w:r>
+        <w:fldChar w:fldCharType="begin"/>
+      </w:r>
+      <w:r>
+        <w:instrText xml:space="preserve"> SEQ Figure \* ARABIC </w:instrText>
+      </w:r>
+      <w:r>
+        <w:fldChar w:fldCharType="separate"/>
+      </w:r>
+      <w:r>
+        <w:rPr>
+          <w:noProof/>
+        </w:rPr>
+        <w:t>6</w:t>
+      </w:r>
+      <w:r>
+        <w:rPr>
+          <w:noProof/>
+        </w:rPr>
+        <w:fldChar w:fldCharType="end"/>
+      </w:r>
       <w:bookmarkEnd w:id="15"/>
       <w:r>
         <w:t>: The</w:t>
@@ -9230,7 +9377,7 @@
           <w:bCs/>
         </w:rPr>
       </w:pPr>
-      <w:bookmarkStart w:id="16" w:name="R_ief"/>
+      <w:bookmarkStart w:name="R_ief" w:id="16"/>
       <w:r>
         <w:rPr>
           <w:b/>
@@ -9661,6 +9808,13 @@
           <w:vanish/>
         </w:rPr>
         <w:tab/>
+      </w:r>
+      <w:r>
+        <w:rPr>
+          <w:b/>
+          <w:bCs/>
+          <w:vanish/>
+        </w:rPr>
         <w:t>ΔI</w:t>
       </w:r>
       <w:r>
@@ -10094,7 +10248,7 @@
           <w:vanish/>
         </w:rPr>
       </w:pPr>
-      <w:bookmarkStart w:id="17" w:name="R_oef"/>
+      <w:bookmarkStart w:name="R_oef" w:id="17"/>
     </w:p>
     <w:p>
       <w:pPr>
@@ -10233,7 +10387,6 @@
           <w:bCs/>
           <w:vanish/>
         </w:rPr>
-        <w:lastRenderedPageBreak/>
         <w:t>ΔV</w:t>
       </w:r>
       <w:r>
@@ -10484,7 +10637,7 @@
           <w:vanish/>
         </w:rPr>
       </w:pPr>
-      <w:bookmarkStart w:id="18" w:name="A_ef"/>
+      <w:bookmarkStart w:name="A_ef" w:id="18"/>
     </w:p>
     <w:p>
       <w:pPr>
@@ -10917,7 +11070,7 @@
                     <pic:cNvPicPr/>
                   </pic:nvPicPr>
                   <pic:blipFill>
-                    <a:blip r:embed="rId13">
+                    <a:blip r:embed="rId16">
                       <a:extLst>
                         <a:ext uri="{28A0092B-C50C-407E-A947-70E740481C1C}">
                           <a14:useLocalDpi xmlns:a14="http://schemas.microsoft.com/office/drawing/2010/main" val="0"/>
@@ -10952,19 +11105,32 @@
           <w:bCs/>
         </w:rPr>
       </w:pPr>
-      <w:bookmarkStart w:id="19" w:name="_Ref109686105"/>
-      <w:bookmarkStart w:id="20" w:name="_Ref109760689"/>
+      <w:bookmarkStart w:name="_Ref109686105" w:id="19"/>
+      <w:bookmarkStart w:name="_Ref109760689" w:id="20"/>
       <w:r>
         <w:t xml:space="preserve">Figure </w:t>
       </w:r>
-      <w:fldSimple w:instr=" SEQ Figure \* ARABIC ">
-        <w:r>
-          <w:rPr>
-            <w:noProof/>
-          </w:rPr>
-          <w:t>7</w:t>
-        </w:r>
-      </w:fldSimple>
+      <w:r>
+        <w:fldChar w:fldCharType="begin"/>
+      </w:r>
+      <w:r>
+        <w:instrText xml:space="preserve"> SEQ Figure \* ARABIC </w:instrText>
+      </w:r>
+      <w:r>
+        <w:fldChar w:fldCharType="separate"/>
+      </w:r>
+      <w:r>
+        <w:rPr>
+          <w:noProof/>
+        </w:rPr>
+        <w:t>7</w:t>
+      </w:r>
+      <w:r>
+        <w:rPr>
+          <w:noProof/>
+        </w:rPr>
+        <w:fldChar w:fldCharType="end"/>
+      </w:r>
       <w:bookmarkEnd w:id="19"/>
       <w:r>
         <w:t>: The Audio amplifier with a very high load resistance that models no load.</w:t>
@@ -10979,8 +11145,8 @@
           <w:numId w:val="12"/>
         </w:numPr>
       </w:pPr>
-      <w:bookmarkStart w:id="21" w:name="gain_no_load"/>
-      <w:bookmarkStart w:id="22" w:name="_Hlk109761687"/>
+      <w:bookmarkStart w:name="gain_no_load" w:id="21"/>
+      <w:bookmarkStart w:name="_Hlk109761687" w:id="22"/>
       <w:r>
         <w:t xml:space="preserve">Fill </w:t>
       </w:r>
@@ -11073,6 +11239,13 @@
           <w:vanish/>
         </w:rPr>
         <w:tab/>
+      </w:r>
+      <w:r>
+        <w:rPr>
+          <w:b/>
+          <w:bCs/>
+          <w:vanish/>
+        </w:rPr>
         <w:t>Vs/Vce = 1</w:t>
       </w:r>
     </w:p>
@@ -11133,6 +11306,13 @@
           <w:vanish/>
         </w:rPr>
         <w:tab/>
+      </w:r>
+      <w:r>
+        <w:rPr>
+          <w:b/>
+          <w:bCs/>
+          <w:vanish/>
+        </w:rPr>
         <w:t>Vef/Vs = -10</w:t>
       </w:r>
     </w:p>
@@ -11283,7 +11463,7 @@
                     <pic:cNvPicPr/>
                   </pic:nvPicPr>
                   <pic:blipFill>
-                    <a:blip r:embed="rId14">
+                    <a:blip r:embed="rId17">
                       <a:extLst>
                         <a:ext uri="{28A0092B-C50C-407E-A947-70E740481C1C}">
                           <a14:useLocalDpi xmlns:a14="http://schemas.microsoft.com/office/drawing/2010/main" val="0"/>
@@ -11318,18 +11498,31 @@
           <w:bCs/>
         </w:rPr>
       </w:pPr>
-      <w:bookmarkStart w:id="23" w:name="_Ref109686096"/>
+      <w:bookmarkStart w:name="_Ref109686096" w:id="23"/>
       <w:r>
         <w:t xml:space="preserve">Figure </w:t>
       </w:r>
-      <w:fldSimple w:instr=" SEQ Figure \* ARABIC ">
-        <w:r>
-          <w:rPr>
-            <w:noProof/>
-          </w:rPr>
-          <w:t>8</w:t>
-        </w:r>
-      </w:fldSimple>
+      <w:r>
+        <w:fldChar w:fldCharType="begin"/>
+      </w:r>
+      <w:r>
+        <w:instrText xml:space="preserve"> SEQ Figure \* ARABIC </w:instrText>
+      </w:r>
+      <w:r>
+        <w:fldChar w:fldCharType="separate"/>
+      </w:r>
+      <w:r>
+        <w:rPr>
+          <w:noProof/>
+        </w:rPr>
+        <w:t>8</w:t>
+      </w:r>
+      <w:r>
+        <w:rPr>
+          <w:noProof/>
+        </w:rPr>
+        <w:fldChar w:fldCharType="end"/>
+      </w:r>
       <w:bookmarkEnd w:id="23"/>
       <w:r>
         <w:t>: The Audio amplifier with a</w:t>
@@ -11349,9 +11542,8 @@
           <w:numId w:val="13"/>
         </w:numPr>
       </w:pPr>
-      <w:bookmarkStart w:id="24" w:name="gain_8ohm_load"/>
-      <w:r>
-        <w:lastRenderedPageBreak/>
+      <w:bookmarkStart w:name="gain_8ohm_load" w:id="24"/>
+      <w:r>
         <w:t xml:space="preserve">Fill </w:t>
       </w:r>
       <w:bookmarkEnd w:id="24"/>
@@ -11427,7 +11619,7 @@
         <w:t>/Vs.</w:t>
       </w:r>
       <w:r>
-        <w:t xml:space="preserve">  Assume 20,000 + 10 = 20,0000.</w:t>
+        <w:t xml:space="preserve">  Assume 20,000 + 10 = 20,000.</w:t>
       </w:r>
     </w:p>
     <w:p>
@@ -11479,6 +11671,13 @@
           <w:vanish/>
         </w:rPr>
         <w:tab/>
+      </w:r>
+      <w:r>
+        <w:rPr>
+          <w:b/>
+          <w:bCs/>
+          <w:vanish/>
+        </w:rPr>
         <w:t>Vce/Vs = 1</w:t>
       </w:r>
     </w:p>
@@ -11546,6 +11745,13 @@
           <w:vanish/>
         </w:rPr>
         <w:tab/>
+      </w:r>
+      <w:r>
+        <w:rPr>
+          <w:b/>
+          <w:bCs/>
+          <w:vanish/>
+        </w:rPr>
         <w:t>Vef/Vs = -4.4</w:t>
       </w:r>
     </w:p>
@@ -11703,7 +11909,7 @@
         <w:spacing w:before="100" w:beforeAutospacing="1" w:after="100" w:afterAutospacing="1" w:line="240" w:lineRule="auto"/>
         <w:ind w:left="0" w:firstLine="0"/>
       </w:pPr>
-      <w:bookmarkStart w:id="25" w:name="_Hlk109504265"/>
+      <w:bookmarkStart w:name="_Hlk109504265" w:id="25"/>
       <w:r>
         <w:t>Make a record of your response to numbered items below and turn them in a single copy as your team’s solution on Canvas using the instructions posted there.  Include the names of both team members at the top of your solutions. Use complete English sentences to introduce what each of the following listed items (below) is and how it was derived.</w:t>
       </w:r>
@@ -11734,7 +11940,7 @@
           <w:bCs/>
         </w:rPr>
       </w:pPr>
-      <w:bookmarkStart w:id="26" w:name="_Hlk109762476"/>
+      <w:bookmarkStart w:name="_Hlk109762476" w:id="26"/>
       <w:r>
         <w:rPr>
           <w:b/>
@@ -11757,7 +11963,7 @@
       <w:r>
         <w:tab/>
       </w:r>
-      <w:hyperlink w:anchor="EF_Base_Voltge" w:history="1">
+      <w:hyperlink w:history="1" w:anchor="EF_Base_Voltge">
         <w:r>
           <w:rPr>
             <w:rStyle w:val="Hyperlink"/>
@@ -11803,7 +12009,7 @@
       <w:r>
         <w:tab/>
       </w:r>
-      <w:hyperlink w:anchor="CE_Bias_Voltge" w:history="1">
+      <w:hyperlink w:history="1" w:anchor="CE_Bias_Voltge">
         <w:r>
           <w:rPr>
             <w:rStyle w:val="Hyperlink"/>
@@ -11865,7 +12071,7 @@
       <w:r>
         <w:tab/>
       </w:r>
-      <w:hyperlink w:anchor="VBE_Multiplier" w:history="1">
+      <w:hyperlink w:history="1" w:anchor="VBE_Multiplier">
         <w:r>
           <w:rPr>
             <w:rStyle w:val="Hyperlink"/>
@@ -11934,7 +12140,7 @@
       <w:r>
         <w:tab/>
       </w:r>
-      <w:hyperlink w:anchor="R_ice" w:history="1">
+      <w:hyperlink w:history="1" w:anchor="R_ice">
         <w:r>
           <w:rPr>
             <w:rStyle w:val="Hyperlink"/>
@@ -12001,7 +12207,7 @@
       <w:r>
         <w:tab/>
       </w:r>
-      <w:hyperlink w:anchor="R_oce" w:history="1">
+      <w:hyperlink w:history="1" w:anchor="R_oce">
         <w:r>
           <w:rPr>
             <w:rStyle w:val="Hyperlink"/>
@@ -12071,7 +12277,7 @@
       <w:r>
         <w:tab/>
       </w:r>
-      <w:hyperlink w:anchor="A_ce" w:history="1">
+      <w:hyperlink w:history="1" w:anchor="A_ce">
         <w:r>
           <w:rPr>
             <w:rStyle w:val="Hyperlink"/>
@@ -12135,7 +12341,7 @@
         <w:spacing w:after="0" w:line="240" w:lineRule="auto"/>
         <w:ind w:left="-6" w:firstLine="726"/>
       </w:pPr>
-      <w:hyperlink w:anchor="R_ief" w:history="1">
+      <w:hyperlink w:history="1" w:anchor="R_ief">
         <w:r>
           <w:rPr>
             <w:rStyle w:val="Hyperlink"/>
@@ -12183,7 +12389,7 @@
         <w:spacing w:after="0" w:line="240" w:lineRule="auto"/>
         <w:ind w:left="-6" w:firstLine="726"/>
       </w:pPr>
-      <w:hyperlink w:anchor="R_oef" w:history="1">
+      <w:hyperlink w:history="1" w:anchor="R_oef">
         <w:r>
           <w:rPr>
             <w:rStyle w:val="Hyperlink"/>
@@ -12241,7 +12447,7 @@
         <w:spacing w:after="0" w:line="240" w:lineRule="auto"/>
         <w:ind w:left="-6" w:firstLine="726"/>
       </w:pPr>
-      <w:hyperlink w:anchor="A_ef" w:history="1">
+      <w:hyperlink w:history="1" w:anchor="A_ef">
         <w:r>
           <w:rPr>
             <w:rStyle w:val="Hyperlink"/>
@@ -12275,7 +12481,7 @@
           <w:bCs/>
         </w:rPr>
       </w:pPr>
-      <w:hyperlink w:anchor="gain_no_load" w:history="1">
+      <w:hyperlink w:history="1" w:anchor="gain_no_load">
         <w:r>
           <w:rPr>
             <w:rStyle w:val="Hyperlink"/>
@@ -12309,7 +12515,7 @@
           <w:bCs/>
         </w:rPr>
       </w:pPr>
-      <w:hyperlink w:anchor="gain_8ohm_load" w:history="1">
+      <w:hyperlink w:history="1" w:anchor="gain_8ohm_load">
         <w:r>
           <w:rPr>
             <w:rStyle w:val="Hyperlink"/>
@@ -12386,13 +12592,13 @@
       <w:bookmarkEnd w:id="26"/>
     </w:p>
     <w:sectPr>
-      <w:headerReference w:type="even" r:id="rId15"/>
-      <w:headerReference w:type="default" r:id="rId16"/>
-      <w:footerReference w:type="even" r:id="rId17"/>
-      <w:footerReference w:type="default" r:id="rId18"/>
-      <w:headerReference w:type="first" r:id="rId19"/>
-      <w:footerReference w:type="first" r:id="rId20"/>
-      <w:pgSz w:w="12240" w:h="15840"/>
+      <w:headerReference w:type="even" r:id="rId18"/>
+      <w:headerReference w:type="default" r:id="rId19"/>
+      <w:footerReference w:type="even" r:id="rId20"/>
+      <w:footerReference w:type="default" r:id="rId21"/>
+      <w:headerReference w:type="first" r:id="rId22"/>
+      <w:footerReference w:type="first" r:id="rId23"/>
+      <w:pgSz w:w="12240" w:h="15840" w:orient="portrait"/>
       <w:pgMar w:top="1509" w:right="1436" w:bottom="1480" w:left="1440" w:header="720" w:footer="719" w:gutter="0"/>
       <w:cols w:space="720"/>
       <w:titlePg/>
@@ -12421,6 +12627,13 @@
       <w:r>
         <w:continuationSeparator/>
       </w:r>
+    </w:p>
+  </w:endnote>
+  <w:endnote w:type="continuationNotice" w:id="1">
+    <w:p>
+      <w:pPr>
+        <w:spacing w:after="0" w:line="240" w:lineRule="auto"/>
+      </w:pPr>
     </w:p>
   </w:endnote>
 </w:endnotes>
@@ -12445,19 +12658,19 @@
     </w:r>
     <w:r>
       <w:rPr>
-        <w:rFonts w:ascii="Calibri" w:eastAsia="Calibri" w:hAnsi="Calibri" w:cs="Calibri"/>
+        <w:rFonts w:ascii="Calibri" w:hAnsi="Calibri" w:eastAsia="Calibri" w:cs="Calibri"/>
       </w:rPr>
       <w:t>1</w:t>
     </w:r>
     <w:r>
       <w:rPr>
-        <w:rFonts w:ascii="Calibri" w:eastAsia="Calibri" w:hAnsi="Calibri" w:cs="Calibri"/>
+        <w:rFonts w:ascii="Calibri" w:hAnsi="Calibri" w:eastAsia="Calibri" w:cs="Calibri"/>
       </w:rPr>
       <w:fldChar w:fldCharType="end"/>
     </w:r>
     <w:r>
       <w:rPr>
-        <w:rFonts w:ascii="Calibri" w:eastAsia="Calibri" w:hAnsi="Calibri" w:cs="Calibri"/>
+        <w:rFonts w:ascii="Calibri" w:hAnsi="Calibri" w:eastAsia="Calibri" w:cs="Calibri"/>
       </w:rPr>
       <w:t xml:space="preserve"> </w:t>
     </w:r>
@@ -12469,7 +12682,7 @@
     </w:pPr>
     <w:r>
       <w:rPr>
-        <w:rFonts w:ascii="Calibri" w:eastAsia="Calibri" w:hAnsi="Calibri" w:cs="Calibri"/>
+        <w:rFonts w:ascii="Calibri" w:hAnsi="Calibri" w:eastAsia="Calibri" w:cs="Calibri"/>
       </w:rPr>
       <w:t xml:space="preserve"> </w:t>
     </w:r>
@@ -12521,7 +12734,7 @@
     </w:pPr>
     <w:r>
       <w:rPr>
-        <w:rFonts w:ascii="Calibri" w:eastAsia="Calibri" w:hAnsi="Calibri" w:cs="Calibri"/>
+        <w:rFonts w:ascii="Calibri" w:hAnsi="Calibri" w:eastAsia="Calibri" w:cs="Calibri"/>
       </w:rPr>
       <w:t xml:space="preserve"> </w:t>
     </w:r>
@@ -12548,20 +12761,20 @@
     </w:r>
     <w:r>
       <w:rPr>
-        <w:rFonts w:ascii="Calibri" w:eastAsia="Calibri" w:hAnsi="Calibri" w:cs="Calibri"/>
+        <w:rFonts w:ascii="Calibri" w:hAnsi="Calibri" w:eastAsia="Calibri" w:cs="Calibri"/>
         <w:noProof/>
       </w:rPr>
       <w:t>1</w:t>
     </w:r>
     <w:r>
       <w:rPr>
-        <w:rFonts w:ascii="Calibri" w:eastAsia="Calibri" w:hAnsi="Calibri" w:cs="Calibri"/>
+        <w:rFonts w:ascii="Calibri" w:hAnsi="Calibri" w:eastAsia="Calibri" w:cs="Calibri"/>
       </w:rPr>
       <w:fldChar w:fldCharType="end"/>
     </w:r>
     <w:r>
       <w:rPr>
-        <w:rFonts w:ascii="Calibri" w:eastAsia="Calibri" w:hAnsi="Calibri" w:cs="Calibri"/>
+        <w:rFonts w:ascii="Calibri" w:hAnsi="Calibri" w:eastAsia="Calibri" w:cs="Calibri"/>
       </w:rPr>
       <w:t xml:space="preserve"> </w:t>
     </w:r>
@@ -12573,7 +12786,7 @@
     </w:pPr>
     <w:r>
       <w:rPr>
-        <w:rFonts w:ascii="Calibri" w:eastAsia="Calibri" w:hAnsi="Calibri" w:cs="Calibri"/>
+        <w:rFonts w:ascii="Calibri" w:hAnsi="Calibri" w:eastAsia="Calibri" w:cs="Calibri"/>
       </w:rPr>
       <w:t xml:space="preserve"> </w:t>
     </w:r>
@@ -12603,11 +12816,18 @@
       </w:r>
     </w:p>
   </w:footnote>
+  <w:footnote w:type="continuationNotice" w:id="1">
+    <w:p>
+      <w:pPr>
+        <w:spacing w:after="0" w:line="240" w:lineRule="auto"/>
+      </w:pPr>
+    </w:p>
+  </w:footnote>
 </w:footnotes>
 </file>
 
 <file path=word/header1.xml><?xml version="1.0" encoding="utf-8"?>
-<w:hdr xmlns:wpc="http://schemas.microsoft.com/office/word/2010/wordprocessingCanvas" xmlns:cx="http://schemas.microsoft.com/office/drawing/2014/chartex" xmlns:cx1="http://schemas.microsoft.com/office/drawing/2015/9/8/chartex" xmlns:cx2="http://schemas.microsoft.com/office/drawing/2015/10/21/chartex" xmlns:cx3="http://schemas.microsoft.com/office/drawing/2016/5/9/chartex" xmlns:cx4="http://schemas.microsoft.com/office/drawing/2016/5/10/chartex" xmlns:cx5="http://schemas.microsoft.com/office/drawing/2016/5/11/chartex" xmlns:cx6="http://schemas.microsoft.com/office/drawing/2016/5/12/chartex" xmlns:cx7="http://schemas.microsoft.com/office/drawing/2016/5/13/chartex" xmlns:cx8="http://schemas.microsoft.com/office/drawing/2016/5/14/chartex" xmlns:mc="http://schemas.openxmlformats.org/markup-compatibility/2006" xmlns:aink="http://schemas.microsoft.com/office/drawing/2016/ink" xmlns:am3d="http://schemas.microsoft.com/office/drawing/2017/model3d" xmlns:o="urn:schemas-microsoft-com:office:office" xmlns:oel="http://schemas.microsoft.com/office/2019/extlst" xmlns:r="http://schemas.openxmlformats.org/officeDocument/2006/relationships" xmlns:m="http://schemas.openxmlformats.org/officeDocument/2006/math" xmlns:v="urn:schemas-microsoft-com:vml" xmlns:wp14="http://schemas.microsoft.com/office/word/2010/wordprocessingDrawing" xmlns:wp="http://schemas.openxmlformats.org/drawingml/2006/wordprocessingDrawing" xmlns:w10="urn:schemas-microsoft-com:office:word" xmlns:w="http://schemas.openxmlformats.org/wordprocessingml/2006/main" xmlns:w14="http://schemas.microsoft.com/office/word/2010/wordml" xmlns:w15="http://schemas.microsoft.com/office/word/2012/wordml" xmlns:w16cex="http://schemas.microsoft.com/office/word/2018/wordml/cex" xmlns:w16cid="http://schemas.microsoft.com/office/word/2016/wordml/cid" xmlns:w16="http://schemas.microsoft.com/office/word/2018/wordml" xmlns:w16du="http://schemas.microsoft.com/office/word/2023/wordml/word16du" xmlns:w16sdtdh="http://schemas.microsoft.com/office/word/2020/wordml/sdtdatahash" xmlns:w16sdtfl="http://schemas.microsoft.com/office/word/2024/wordml/sdtformatlock" xmlns:w16se="http://schemas.microsoft.com/office/word/2015/wordml/symex" xmlns:wpg="http://schemas.microsoft.com/office/word/2010/wordprocessingGroup" xmlns:wpi="http://schemas.microsoft.com/office/word/2010/wordprocessingInk" xmlns:wne="http://schemas.microsoft.com/office/word/2006/wordml" xmlns:wps="http://schemas.microsoft.com/office/word/2010/wordprocessingShape" mc:Ignorable="w14 w15 w16se w16cid w16 w16cex w16sdtdh w16sdtfl w16du wp14">
+<w:hdr xmlns:wpc="http://schemas.microsoft.com/office/word/2010/wordprocessingCanvas" xmlns:cx="http://schemas.microsoft.com/office/drawing/2014/chartex" xmlns:cx1="http://schemas.microsoft.com/office/drawing/2015/9/8/chartex" xmlns:cx2="http://schemas.microsoft.com/office/drawing/2015/10/21/chartex" xmlns:cx3="http://schemas.microsoft.com/office/drawing/2016/5/9/chartex" xmlns:cx4="http://schemas.microsoft.com/office/drawing/2016/5/10/chartex" xmlns:cx5="http://schemas.microsoft.com/office/drawing/2016/5/11/chartex" xmlns:cx6="http://schemas.microsoft.com/office/drawing/2016/5/12/chartex" xmlns:cx7="http://schemas.microsoft.com/office/drawing/2016/5/13/chartex" xmlns:cx8="http://schemas.microsoft.com/office/drawing/2016/5/14/chartex" xmlns:mc="http://schemas.openxmlformats.org/markup-compatibility/2006" xmlns:aink="http://schemas.microsoft.com/office/drawing/2016/ink" xmlns:am3d="http://schemas.microsoft.com/office/drawing/2017/model3d" xmlns:o="urn:schemas-microsoft-com:office:office" xmlns:oel="http://schemas.microsoft.com/office/2019/extlst" xmlns:r="http://schemas.openxmlformats.org/officeDocument/2006/relationships" xmlns:m="http://schemas.openxmlformats.org/officeDocument/2006/math" xmlns:v="urn:schemas-microsoft-com:vml" xmlns:wp14="http://schemas.microsoft.com/office/word/2010/wordprocessingDrawing" xmlns:wp="http://schemas.openxmlformats.org/drawingml/2006/wordprocessingDrawing" xmlns:w10="urn:schemas-microsoft-com:office:word" xmlns:w="http://schemas.openxmlformats.org/wordprocessingml/2006/main" xmlns:w14="http://schemas.microsoft.com/office/word/2010/wordml" xmlns:w15="http://schemas.microsoft.com/office/word/2012/wordml" xmlns:w16cex="http://schemas.microsoft.com/office/word/2018/wordml/cex" xmlns:w16cid="http://schemas.microsoft.com/office/word/2016/wordml/cid" xmlns:w16="http://schemas.microsoft.com/office/word/2018/wordml" xmlns:w16du="http://schemas.microsoft.com/office/word/2023/wordml/word16du" xmlns:w16sdtdh="http://schemas.microsoft.com/office/word/2020/wordml/sdtdatahash" xmlns:w16sdtfl="http://schemas.microsoft.com/office/word/2024/wordml/sdtformatlock" xmlns:w16se="http://schemas.microsoft.com/office/word/2015/wordml/symex" xmlns:wpg="http://schemas.microsoft.com/office/word/2010/wordprocessingGroup" xmlns:wpi="http://schemas.microsoft.com/office/word/2010/wordprocessingInk" xmlns:wne="http://schemas.microsoft.com/office/word/2006/wordml" xmlns:wps="http://schemas.microsoft.com/office/word/2010/wordprocessingShape" xmlns:a="http://schemas.openxmlformats.org/drawingml/2006/main" xmlns:pic="http://schemas.openxmlformats.org/drawingml/2006/picture" mc:Ignorable="w14 w15 w16se w16cid w16 w16cex w16sdtdh w16sdtfl w16du wp14">
   <w:p>
     <w:pPr>
       <w:spacing w:after="0" w:line="259" w:lineRule="auto"/>
@@ -12662,7 +12882,7 @@
     </w:r>
     <w:r>
       <w:rPr>
-        <w:rFonts w:ascii="Calibri" w:eastAsia="Calibri" w:hAnsi="Calibri" w:cs="Calibri"/>
+        <w:rFonts w:ascii="Calibri" w:hAnsi="Calibri" w:eastAsia="Calibri" w:cs="Calibri"/>
       </w:rPr>
       <w:t xml:space="preserve"> </w:t>
     </w:r>
@@ -12674,7 +12894,7 @@
     </w:pPr>
     <w:r>
       <w:rPr>
-        <w:rFonts w:ascii="Calibri" w:eastAsia="Calibri" w:hAnsi="Calibri" w:cs="Calibri"/>
+        <w:rFonts w:ascii="Calibri" w:hAnsi="Calibri" w:eastAsia="Calibri" w:cs="Calibri"/>
       </w:rPr>
       <w:t xml:space="preserve"> </w:t>
     </w:r>
@@ -12692,7 +12912,7 @@
     </w:pPr>
     <w:r>
       <w:rPr>
-        <w:rFonts w:ascii="Calibri" w:eastAsia="Calibri" w:hAnsi="Calibri" w:cs="Calibri"/>
+        <w:rFonts w:ascii="Calibri" w:hAnsi="Calibri" w:eastAsia="Calibri" w:cs="Calibri"/>
       </w:rPr>
       <w:t xml:space="preserve"> </w:t>
     </w:r>
@@ -12732,7 +12952,7 @@
     </w:pPr>
     <w:r>
       <w:rPr>
-        <w:rFonts w:ascii="Calibri" w:eastAsia="Calibri" w:hAnsi="Calibri" w:cs="Calibri"/>
+        <w:rFonts w:ascii="Calibri" w:hAnsi="Calibri" w:eastAsia="Calibri" w:cs="Calibri"/>
       </w:rPr>
       <w:t xml:space="preserve"> </w:t>
     </w:r>
@@ -12741,7 +12961,7 @@
 </file>
 
 <file path=word/header3.xml><?xml version="1.0" encoding="utf-8"?>
-<w:hdr xmlns:wpc="http://schemas.microsoft.com/office/word/2010/wordprocessingCanvas" xmlns:cx="http://schemas.microsoft.com/office/drawing/2014/chartex" xmlns:cx1="http://schemas.microsoft.com/office/drawing/2015/9/8/chartex" xmlns:cx2="http://schemas.microsoft.com/office/drawing/2015/10/21/chartex" xmlns:cx3="http://schemas.microsoft.com/office/drawing/2016/5/9/chartex" xmlns:cx4="http://schemas.microsoft.com/office/drawing/2016/5/10/chartex" xmlns:cx5="http://schemas.microsoft.com/office/drawing/2016/5/11/chartex" xmlns:cx6="http://schemas.microsoft.com/office/drawing/2016/5/12/chartex" xmlns:cx7="http://schemas.microsoft.com/office/drawing/2016/5/13/chartex" xmlns:cx8="http://schemas.microsoft.com/office/drawing/2016/5/14/chartex" xmlns:mc="http://schemas.openxmlformats.org/markup-compatibility/2006" xmlns:aink="http://schemas.microsoft.com/office/drawing/2016/ink" xmlns:am3d="http://schemas.microsoft.com/office/drawing/2017/model3d" xmlns:o="urn:schemas-microsoft-com:office:office" xmlns:oel="http://schemas.microsoft.com/office/2019/extlst" xmlns:r="http://schemas.openxmlformats.org/officeDocument/2006/relationships" xmlns:m="http://schemas.openxmlformats.org/officeDocument/2006/math" xmlns:v="urn:schemas-microsoft-com:vml" xmlns:wp14="http://schemas.microsoft.com/office/word/2010/wordprocessingDrawing" xmlns:wp="http://schemas.openxmlformats.org/drawingml/2006/wordprocessingDrawing" xmlns:w10="urn:schemas-microsoft-com:office:word" xmlns:w="http://schemas.openxmlformats.org/wordprocessingml/2006/main" xmlns:w14="http://schemas.microsoft.com/office/word/2010/wordml" xmlns:w15="http://schemas.microsoft.com/office/word/2012/wordml" xmlns:w16cex="http://schemas.microsoft.com/office/word/2018/wordml/cex" xmlns:w16cid="http://schemas.microsoft.com/office/word/2016/wordml/cid" xmlns:w16="http://schemas.microsoft.com/office/word/2018/wordml" xmlns:w16du="http://schemas.microsoft.com/office/word/2023/wordml/word16du" xmlns:w16sdtdh="http://schemas.microsoft.com/office/word/2020/wordml/sdtdatahash" xmlns:w16sdtfl="http://schemas.microsoft.com/office/word/2024/wordml/sdtformatlock" xmlns:w16se="http://schemas.microsoft.com/office/word/2015/wordml/symex" xmlns:wpg="http://schemas.microsoft.com/office/word/2010/wordprocessingGroup" xmlns:wpi="http://schemas.microsoft.com/office/word/2010/wordprocessingInk" xmlns:wne="http://schemas.microsoft.com/office/word/2006/wordml" xmlns:wps="http://schemas.microsoft.com/office/word/2010/wordprocessingShape" mc:Ignorable="w14 w15 w16se w16cid w16 w16cex w16sdtdh w16sdtfl w16du wp14">
+<w:hdr xmlns:wpc="http://schemas.microsoft.com/office/word/2010/wordprocessingCanvas" xmlns:cx="http://schemas.microsoft.com/office/drawing/2014/chartex" xmlns:cx1="http://schemas.microsoft.com/office/drawing/2015/9/8/chartex" xmlns:cx2="http://schemas.microsoft.com/office/drawing/2015/10/21/chartex" xmlns:cx3="http://schemas.microsoft.com/office/drawing/2016/5/9/chartex" xmlns:cx4="http://schemas.microsoft.com/office/drawing/2016/5/10/chartex" xmlns:cx5="http://schemas.microsoft.com/office/drawing/2016/5/11/chartex" xmlns:cx6="http://schemas.microsoft.com/office/drawing/2016/5/12/chartex" xmlns:cx7="http://schemas.microsoft.com/office/drawing/2016/5/13/chartex" xmlns:cx8="http://schemas.microsoft.com/office/drawing/2016/5/14/chartex" xmlns:mc="http://schemas.openxmlformats.org/markup-compatibility/2006" xmlns:aink="http://schemas.microsoft.com/office/drawing/2016/ink" xmlns:am3d="http://schemas.microsoft.com/office/drawing/2017/model3d" xmlns:o="urn:schemas-microsoft-com:office:office" xmlns:oel="http://schemas.microsoft.com/office/2019/extlst" xmlns:r="http://schemas.openxmlformats.org/officeDocument/2006/relationships" xmlns:m="http://schemas.openxmlformats.org/officeDocument/2006/math" xmlns:v="urn:schemas-microsoft-com:vml" xmlns:wp14="http://schemas.microsoft.com/office/word/2010/wordprocessingDrawing" xmlns:wp="http://schemas.openxmlformats.org/drawingml/2006/wordprocessingDrawing" xmlns:w10="urn:schemas-microsoft-com:office:word" xmlns:w="http://schemas.openxmlformats.org/wordprocessingml/2006/main" xmlns:w14="http://schemas.microsoft.com/office/word/2010/wordml" xmlns:w15="http://schemas.microsoft.com/office/word/2012/wordml" xmlns:w16cex="http://schemas.microsoft.com/office/word/2018/wordml/cex" xmlns:w16cid="http://schemas.microsoft.com/office/word/2016/wordml/cid" xmlns:w16="http://schemas.microsoft.com/office/word/2018/wordml" xmlns:w16du="http://schemas.microsoft.com/office/word/2023/wordml/word16du" xmlns:w16sdtdh="http://schemas.microsoft.com/office/word/2020/wordml/sdtdatahash" xmlns:w16sdtfl="http://schemas.microsoft.com/office/word/2024/wordml/sdtformatlock" xmlns:w16se="http://schemas.microsoft.com/office/word/2015/wordml/symex" xmlns:wpg="http://schemas.microsoft.com/office/word/2010/wordprocessingGroup" xmlns:wpi="http://schemas.microsoft.com/office/word/2010/wordprocessingInk" xmlns:wne="http://schemas.microsoft.com/office/word/2006/wordml" xmlns:wps="http://schemas.microsoft.com/office/word/2010/wordprocessingShape" xmlns:a="http://schemas.openxmlformats.org/drawingml/2006/main" xmlns:pic="http://schemas.openxmlformats.org/drawingml/2006/picture" mc:Ignorable="w14 w15 w16se w16cid w16 w16cex w16sdtdh w16sdtfl w16du wp14">
   <w:p>
     <w:pPr>
       <w:spacing w:after="0" w:line="259" w:lineRule="auto"/>
@@ -12753,7 +12973,7 @@
         <w:noProof/>
       </w:rPr>
       <w:drawing>
-        <wp:anchor distT="0" distB="0" distL="114300" distR="114300" simplePos="0" relativeHeight="251660288" behindDoc="0" locked="0" layoutInCell="1" allowOverlap="0" wp14:anchorId="677A01E9" wp14:editId="4EA82681">
+        <wp:anchor distT="0" distB="0" distL="114300" distR="114300" simplePos="0" relativeHeight="251658241" behindDoc="0" locked="0" layoutInCell="1" allowOverlap="0" wp14:anchorId="677A01E9" wp14:editId="4EA82681">
           <wp:simplePos x="0" y="0"/>
           <wp:positionH relativeFrom="page">
             <wp:posOffset>914400</wp:posOffset>
@@ -12796,7 +13016,7 @@
     </w:r>
     <w:r>
       <w:rPr>
-        <w:rFonts w:ascii="Calibri" w:eastAsia="Calibri" w:hAnsi="Calibri" w:cs="Calibri"/>
+        <w:rFonts w:ascii="Calibri" w:hAnsi="Calibri" w:eastAsia="Calibri" w:cs="Calibri"/>
       </w:rPr>
       <w:t xml:space="preserve"> </w:t>
     </w:r>
@@ -12907,7 +13127,7 @@
         <w:ind w:left="345" w:hanging="360"/>
       </w:pPr>
       <w:rPr>
-        <w:rFonts w:ascii="Symbol" w:eastAsia="Cambria" w:hAnsi="Symbol" w:cs="Cambria" w:hint="default"/>
+        <w:rFonts w:hint="default" w:ascii="Symbol" w:hAnsi="Symbol" w:eastAsia="Cambria" w:cs="Cambria"/>
       </w:rPr>
     </w:lvl>
     <w:lvl w:ilvl="1" w:tplc="04090003" w:tentative="1">
@@ -12919,7 +13139,7 @@
         <w:ind w:left="1065" w:hanging="360"/>
       </w:pPr>
       <w:rPr>
-        <w:rFonts w:ascii="Courier New" w:hAnsi="Courier New" w:cs="Courier New" w:hint="default"/>
+        <w:rFonts w:hint="default" w:ascii="Courier New" w:hAnsi="Courier New" w:cs="Courier New"/>
       </w:rPr>
     </w:lvl>
     <w:lvl w:ilvl="2" w:tplc="04090005" w:tentative="1">
@@ -12931,7 +13151,7 @@
         <w:ind w:left="1785" w:hanging="360"/>
       </w:pPr>
       <w:rPr>
-        <w:rFonts w:ascii="Wingdings" w:hAnsi="Wingdings" w:hint="default"/>
+        <w:rFonts w:hint="default" w:ascii="Wingdings" w:hAnsi="Wingdings"/>
       </w:rPr>
     </w:lvl>
     <w:lvl w:ilvl="3" w:tplc="04090001" w:tentative="1">
@@ -12943,7 +13163,7 @@
         <w:ind w:left="2505" w:hanging="360"/>
       </w:pPr>
       <w:rPr>
-        <w:rFonts w:ascii="Symbol" w:hAnsi="Symbol" w:hint="default"/>
+        <w:rFonts w:hint="default" w:ascii="Symbol" w:hAnsi="Symbol"/>
       </w:rPr>
     </w:lvl>
     <w:lvl w:ilvl="4" w:tplc="04090003" w:tentative="1">
@@ -12955,7 +13175,7 @@
         <w:ind w:left="3225" w:hanging="360"/>
       </w:pPr>
       <w:rPr>
-        <w:rFonts w:ascii="Courier New" w:hAnsi="Courier New" w:cs="Courier New" w:hint="default"/>
+        <w:rFonts w:hint="default" w:ascii="Courier New" w:hAnsi="Courier New" w:cs="Courier New"/>
       </w:rPr>
     </w:lvl>
     <w:lvl w:ilvl="5" w:tplc="04090005" w:tentative="1">
@@ -12967,7 +13187,7 @@
         <w:ind w:left="3945" w:hanging="360"/>
       </w:pPr>
       <w:rPr>
-        <w:rFonts w:ascii="Wingdings" w:hAnsi="Wingdings" w:hint="default"/>
+        <w:rFonts w:hint="default" w:ascii="Wingdings" w:hAnsi="Wingdings"/>
       </w:rPr>
     </w:lvl>
     <w:lvl w:ilvl="6" w:tplc="04090001" w:tentative="1">
@@ -12979,7 +13199,7 @@
         <w:ind w:left="4665" w:hanging="360"/>
       </w:pPr>
       <w:rPr>
-        <w:rFonts w:ascii="Symbol" w:hAnsi="Symbol" w:hint="default"/>
+        <w:rFonts w:hint="default" w:ascii="Symbol" w:hAnsi="Symbol"/>
       </w:rPr>
     </w:lvl>
     <w:lvl w:ilvl="7" w:tplc="04090003" w:tentative="1">
@@ -12991,7 +13211,7 @@
         <w:ind w:left="5385" w:hanging="360"/>
       </w:pPr>
       <w:rPr>
-        <w:rFonts w:ascii="Courier New" w:hAnsi="Courier New" w:cs="Courier New" w:hint="default"/>
+        <w:rFonts w:hint="default" w:ascii="Courier New" w:hAnsi="Courier New" w:cs="Courier New"/>
       </w:rPr>
     </w:lvl>
     <w:lvl w:ilvl="8" w:tplc="04090005" w:tentative="1">
@@ -13003,7 +13223,7 @@
         <w:ind w:left="6105" w:hanging="360"/>
       </w:pPr>
       <w:rPr>
-        <w:rFonts w:ascii="Wingdings" w:hAnsi="Wingdings" w:hint="default"/>
+        <w:rFonts w:hint="default" w:ascii="Wingdings" w:hAnsi="Wingdings"/>
       </w:rPr>
     </w:lvl>
   </w:abstractNum>
@@ -13648,7 +13868,7 @@
         <w:ind w:left="720" w:hanging="360"/>
       </w:pPr>
       <w:rPr>
-        <w:rFonts w:ascii="Symbol" w:eastAsia="Cambria" w:hAnsi="Symbol" w:cs="Cambria" w:hint="default"/>
+        <w:rFonts w:hint="default" w:ascii="Symbol" w:hAnsi="Symbol" w:eastAsia="Cambria" w:cs="Cambria"/>
       </w:rPr>
     </w:lvl>
     <w:lvl w:ilvl="1" w:tplc="04090003" w:tentative="1">
@@ -13660,7 +13880,7 @@
         <w:ind w:left="1440" w:hanging="360"/>
       </w:pPr>
       <w:rPr>
-        <w:rFonts w:ascii="Courier New" w:hAnsi="Courier New" w:cs="Courier New" w:hint="default"/>
+        <w:rFonts w:hint="default" w:ascii="Courier New" w:hAnsi="Courier New" w:cs="Courier New"/>
       </w:rPr>
     </w:lvl>
     <w:lvl w:ilvl="2" w:tplc="04090005" w:tentative="1">
@@ -13672,7 +13892,7 @@
         <w:ind w:left="2160" w:hanging="360"/>
       </w:pPr>
       <w:rPr>
-        <w:rFonts w:ascii="Wingdings" w:hAnsi="Wingdings" w:hint="default"/>
+        <w:rFonts w:hint="default" w:ascii="Wingdings" w:hAnsi="Wingdings"/>
       </w:rPr>
     </w:lvl>
     <w:lvl w:ilvl="3" w:tplc="04090001" w:tentative="1">
@@ -13684,7 +13904,7 @@
         <w:ind w:left="2880" w:hanging="360"/>
       </w:pPr>
       <w:rPr>
-        <w:rFonts w:ascii="Symbol" w:hAnsi="Symbol" w:hint="default"/>
+        <w:rFonts w:hint="default" w:ascii="Symbol" w:hAnsi="Symbol"/>
       </w:rPr>
     </w:lvl>
     <w:lvl w:ilvl="4" w:tplc="04090003" w:tentative="1">
@@ -13696,7 +13916,7 @@
         <w:ind w:left="3600" w:hanging="360"/>
       </w:pPr>
       <w:rPr>
-        <w:rFonts w:ascii="Courier New" w:hAnsi="Courier New" w:cs="Courier New" w:hint="default"/>
+        <w:rFonts w:hint="default" w:ascii="Courier New" w:hAnsi="Courier New" w:cs="Courier New"/>
       </w:rPr>
     </w:lvl>
     <w:lvl w:ilvl="5" w:tplc="04090005" w:tentative="1">
@@ -13708,7 +13928,7 @@
         <w:ind w:left="4320" w:hanging="360"/>
       </w:pPr>
       <w:rPr>
-        <w:rFonts w:ascii="Wingdings" w:hAnsi="Wingdings" w:hint="default"/>
+        <w:rFonts w:hint="default" w:ascii="Wingdings" w:hAnsi="Wingdings"/>
       </w:rPr>
     </w:lvl>
     <w:lvl w:ilvl="6" w:tplc="04090001" w:tentative="1">
@@ -13720,7 +13940,7 @@
         <w:ind w:left="5040" w:hanging="360"/>
       </w:pPr>
       <w:rPr>
-        <w:rFonts w:ascii="Symbol" w:hAnsi="Symbol" w:hint="default"/>
+        <w:rFonts w:hint="default" w:ascii="Symbol" w:hAnsi="Symbol"/>
       </w:rPr>
     </w:lvl>
     <w:lvl w:ilvl="7" w:tplc="04090003" w:tentative="1">
@@ -13732,7 +13952,7 @@
         <w:ind w:left="5760" w:hanging="360"/>
       </w:pPr>
       <w:rPr>
-        <w:rFonts w:ascii="Courier New" w:hAnsi="Courier New" w:cs="Courier New" w:hint="default"/>
+        <w:rFonts w:hint="default" w:ascii="Courier New" w:hAnsi="Courier New" w:cs="Courier New"/>
       </w:rPr>
     </w:lvl>
     <w:lvl w:ilvl="8" w:tplc="04090005" w:tentative="1">
@@ -13744,7 +13964,7 @@
         <w:ind w:left="6480" w:hanging="360"/>
       </w:pPr>
       <w:rPr>
-        <w:rFonts w:ascii="Wingdings" w:hAnsi="Wingdings" w:hint="default"/>
+        <w:rFonts w:hint="default" w:ascii="Wingdings" w:hAnsi="Wingdings"/>
       </w:rPr>
     </w:lvl>
   </w:abstractNum>
@@ -14032,7 +14252,7 @@
         <w:ind w:left="720" w:hanging="360"/>
       </w:pPr>
       <w:rPr>
-        <w:rFonts w:ascii="Symbol" w:hAnsi="Symbol" w:hint="default"/>
+        <w:rFonts w:hint="default" w:ascii="Symbol" w:hAnsi="Symbol"/>
       </w:rPr>
     </w:lvl>
     <w:lvl w:ilvl="1" w:tplc="04090003" w:tentative="1">
@@ -14044,7 +14264,7 @@
         <w:ind w:left="1440" w:hanging="360"/>
       </w:pPr>
       <w:rPr>
-        <w:rFonts w:ascii="Courier New" w:hAnsi="Courier New" w:cs="Courier New" w:hint="default"/>
+        <w:rFonts w:hint="default" w:ascii="Courier New" w:hAnsi="Courier New" w:cs="Courier New"/>
       </w:rPr>
     </w:lvl>
     <w:lvl w:ilvl="2" w:tplc="04090005" w:tentative="1">
@@ -14056,7 +14276,7 @@
         <w:ind w:left="2160" w:hanging="360"/>
       </w:pPr>
       <w:rPr>
-        <w:rFonts w:ascii="Wingdings" w:hAnsi="Wingdings" w:hint="default"/>
+        <w:rFonts w:hint="default" w:ascii="Wingdings" w:hAnsi="Wingdings"/>
       </w:rPr>
     </w:lvl>
     <w:lvl w:ilvl="3" w:tplc="04090001" w:tentative="1">
@@ -14068,7 +14288,7 @@
         <w:ind w:left="2880" w:hanging="360"/>
       </w:pPr>
       <w:rPr>
-        <w:rFonts w:ascii="Symbol" w:hAnsi="Symbol" w:hint="default"/>
+        <w:rFonts w:hint="default" w:ascii="Symbol" w:hAnsi="Symbol"/>
       </w:rPr>
     </w:lvl>
     <w:lvl w:ilvl="4" w:tplc="04090003" w:tentative="1">
@@ -14080,7 +14300,7 @@
         <w:ind w:left="3600" w:hanging="360"/>
       </w:pPr>
       <w:rPr>
-        <w:rFonts w:ascii="Courier New" w:hAnsi="Courier New" w:cs="Courier New" w:hint="default"/>
+        <w:rFonts w:hint="default" w:ascii="Courier New" w:hAnsi="Courier New" w:cs="Courier New"/>
       </w:rPr>
     </w:lvl>
     <w:lvl w:ilvl="5" w:tplc="04090005" w:tentative="1">
@@ -14092,7 +14312,7 @@
         <w:ind w:left="4320" w:hanging="360"/>
       </w:pPr>
       <w:rPr>
-        <w:rFonts w:ascii="Wingdings" w:hAnsi="Wingdings" w:hint="default"/>
+        <w:rFonts w:hint="default" w:ascii="Wingdings" w:hAnsi="Wingdings"/>
       </w:rPr>
     </w:lvl>
     <w:lvl w:ilvl="6" w:tplc="04090001" w:tentative="1">
@@ -14104,7 +14324,7 @@
         <w:ind w:left="5040" w:hanging="360"/>
       </w:pPr>
       <w:rPr>
-        <w:rFonts w:ascii="Symbol" w:hAnsi="Symbol" w:hint="default"/>
+        <w:rFonts w:hint="default" w:ascii="Symbol" w:hAnsi="Symbol"/>
       </w:rPr>
     </w:lvl>
     <w:lvl w:ilvl="7" w:tplc="04090003" w:tentative="1">
@@ -14116,7 +14336,7 @@
         <w:ind w:left="5760" w:hanging="360"/>
       </w:pPr>
       <w:rPr>
-        <w:rFonts w:ascii="Courier New" w:hAnsi="Courier New" w:cs="Courier New" w:hint="default"/>
+        <w:rFonts w:hint="default" w:ascii="Courier New" w:hAnsi="Courier New" w:cs="Courier New"/>
       </w:rPr>
     </w:lvl>
     <w:lvl w:ilvl="8" w:tplc="04090005" w:tentative="1">
@@ -14128,7 +14348,7 @@
         <w:ind w:left="6480" w:hanging="360"/>
       </w:pPr>
       <w:rPr>
-        <w:rFonts w:ascii="Wingdings" w:hAnsi="Wingdings" w:hint="default"/>
+        <w:rFonts w:hint="default" w:ascii="Wingdings" w:hAnsi="Wingdings"/>
       </w:rPr>
     </w:lvl>
   </w:abstractNum>
@@ -14179,11 +14399,11 @@
 </file>
 
 <file path=word/styles.xml><?xml version="1.0" encoding="utf-8"?>
-<w:styles xmlns:mc="http://schemas.openxmlformats.org/markup-compatibility/2006" xmlns:r="http://schemas.openxmlformats.org/officeDocument/2006/relationships" xmlns:w="http://schemas.openxmlformats.org/wordprocessingml/2006/main" xmlns:w14="http://schemas.microsoft.com/office/word/2010/wordml" xmlns:w15="http://schemas.microsoft.com/office/word/2012/wordml" xmlns:w16cex="http://schemas.microsoft.com/office/word/2018/wordml/cex" xmlns:w16cid="http://schemas.microsoft.com/office/word/2016/wordml/cid" xmlns:w16="http://schemas.microsoft.com/office/word/2018/wordml" xmlns:w16du="http://schemas.microsoft.com/office/word/2023/wordml/word16du" xmlns:w16sdtdh="http://schemas.microsoft.com/office/word/2020/wordml/sdtdatahash" xmlns:w16sdtfl="http://schemas.microsoft.com/office/word/2024/wordml/sdtformatlock" xmlns:w16se="http://schemas.microsoft.com/office/word/2015/wordml/symex" mc:Ignorable="w14 w15 w16se w16cid w16 w16cex w16sdtdh w16sdtfl w16du">
+<w:styles xmlns:wp14="http://schemas.microsoft.com/office/word/2010/wordprocessingDrawing" xmlns:mc="http://schemas.openxmlformats.org/markup-compatibility/2006" xmlns:r="http://schemas.openxmlformats.org/officeDocument/2006/relationships" xmlns:w="http://schemas.openxmlformats.org/wordprocessingml/2006/main" xmlns:w14="http://schemas.microsoft.com/office/word/2010/wordml" xmlns:w15="http://schemas.microsoft.com/office/word/2012/wordml" xmlns:w16cex="http://schemas.microsoft.com/office/word/2018/wordml/cex" xmlns:w16cid="http://schemas.microsoft.com/office/word/2016/wordml/cid" xmlns:w16="http://schemas.microsoft.com/office/word/2018/wordml" xmlns:w16du="http://schemas.microsoft.com/office/word/2023/wordml/word16du" xmlns:w16sdtdh="http://schemas.microsoft.com/office/word/2020/wordml/sdtdatahash" xmlns:w16sdtfl="http://schemas.microsoft.com/office/word/2024/wordml/sdtformatlock" xmlns:w16se="http://schemas.microsoft.com/office/word/2015/wordml/symex" mc:Ignorable="w14 w15 w16se w16cid w16 w16cex w16sdtdh w16sdtfl w16du wp14">
   <w:docDefaults>
     <w:rPrDefault>
       <w:rPr>
-        <w:rFonts w:asciiTheme="minorHAnsi" w:eastAsiaTheme="minorEastAsia" w:hAnsiTheme="minorHAnsi" w:cstheme="minorBidi"/>
+        <w:rFonts w:asciiTheme="minorHAnsi" w:hAnsiTheme="minorHAnsi" w:eastAsiaTheme="minorEastAsia" w:cstheme="minorBidi"/>
         <w:sz w:val="22"/>
         <w:szCs w:val="22"/>
         <w:lang w:val="en-US" w:eastAsia="en-US" w:bidi="ar-SA"/>
@@ -14198,14 +14418,14 @@
   <w:latentStyles w:defLockedState="0" w:defUIPriority="99" w:defSemiHidden="0" w:defUnhideWhenUsed="0" w:defQFormat="0" w:count="376">
     <w:lsdException w:name="Normal" w:uiPriority="0" w:qFormat="1"/>
     <w:lsdException w:name="heading 1" w:uiPriority="9" w:qFormat="1"/>
-    <w:lsdException w:name="heading 2" w:semiHidden="1" w:uiPriority="9" w:unhideWhenUsed="1" w:qFormat="1"/>
-    <w:lsdException w:name="heading 3" w:semiHidden="1" w:uiPriority="9" w:unhideWhenUsed="1" w:qFormat="1"/>
-    <w:lsdException w:name="heading 4" w:semiHidden="1" w:uiPriority="9" w:unhideWhenUsed="1" w:qFormat="1"/>
-    <w:lsdException w:name="heading 5" w:semiHidden="1" w:uiPriority="9" w:unhideWhenUsed="1" w:qFormat="1"/>
-    <w:lsdException w:name="heading 6" w:semiHidden="1" w:uiPriority="9" w:unhideWhenUsed="1" w:qFormat="1"/>
-    <w:lsdException w:name="heading 7" w:semiHidden="1" w:uiPriority="9" w:unhideWhenUsed="1" w:qFormat="1"/>
-    <w:lsdException w:name="heading 8" w:semiHidden="1" w:uiPriority="9" w:unhideWhenUsed="1" w:qFormat="1"/>
-    <w:lsdException w:name="heading 9" w:semiHidden="1" w:uiPriority="9" w:unhideWhenUsed="1" w:qFormat="1"/>
+    <w:lsdException w:name="heading 2" w:uiPriority="9" w:semiHidden="1" w:unhideWhenUsed="1" w:qFormat="1"/>
+    <w:lsdException w:name="heading 3" w:uiPriority="9" w:semiHidden="1" w:unhideWhenUsed="1" w:qFormat="1"/>
+    <w:lsdException w:name="heading 4" w:uiPriority="9" w:semiHidden="1" w:unhideWhenUsed="1" w:qFormat="1"/>
+    <w:lsdException w:name="heading 5" w:uiPriority="9" w:semiHidden="1" w:unhideWhenUsed="1" w:qFormat="1"/>
+    <w:lsdException w:name="heading 6" w:uiPriority="9" w:semiHidden="1" w:unhideWhenUsed="1" w:qFormat="1"/>
+    <w:lsdException w:name="heading 7" w:uiPriority="9" w:semiHidden="1" w:unhideWhenUsed="1" w:qFormat="1"/>
+    <w:lsdException w:name="heading 8" w:uiPriority="9" w:semiHidden="1" w:unhideWhenUsed="1" w:qFormat="1"/>
+    <w:lsdException w:name="heading 9" w:uiPriority="9" w:semiHidden="1" w:unhideWhenUsed="1" w:qFormat="1"/>
     <w:lsdException w:name="index 1" w:semiHidden="1" w:unhideWhenUsed="1"/>
     <w:lsdException w:name="index 2" w:semiHidden="1" w:unhideWhenUsed="1"/>
     <w:lsdException w:name="index 3" w:semiHidden="1" w:unhideWhenUsed="1"/>
@@ -14215,22 +14435,22 @@
     <w:lsdException w:name="index 7" w:semiHidden="1" w:unhideWhenUsed="1"/>
     <w:lsdException w:name="index 8" w:semiHidden="1" w:unhideWhenUsed="1"/>
     <w:lsdException w:name="index 9" w:semiHidden="1" w:unhideWhenUsed="1"/>
-    <w:lsdException w:name="toc 1" w:semiHidden="1" w:uiPriority="39" w:unhideWhenUsed="1"/>
-    <w:lsdException w:name="toc 2" w:semiHidden="1" w:uiPriority="39" w:unhideWhenUsed="1"/>
-    <w:lsdException w:name="toc 3" w:semiHidden="1" w:uiPriority="39" w:unhideWhenUsed="1"/>
-    <w:lsdException w:name="toc 4" w:semiHidden="1" w:uiPriority="39" w:unhideWhenUsed="1"/>
-    <w:lsdException w:name="toc 5" w:semiHidden="1" w:uiPriority="39" w:unhideWhenUsed="1"/>
-    <w:lsdException w:name="toc 6" w:semiHidden="1" w:uiPriority="39" w:unhideWhenUsed="1"/>
-    <w:lsdException w:name="toc 7" w:semiHidden="1" w:uiPriority="39" w:unhideWhenUsed="1"/>
-    <w:lsdException w:name="toc 8" w:semiHidden="1" w:uiPriority="39" w:unhideWhenUsed="1"/>
-    <w:lsdException w:name="toc 9" w:semiHidden="1" w:uiPriority="39" w:unhideWhenUsed="1"/>
+    <w:lsdException w:name="toc 1" w:uiPriority="39" w:semiHidden="1" w:unhideWhenUsed="1"/>
+    <w:lsdException w:name="toc 2" w:uiPriority="39" w:semiHidden="1" w:unhideWhenUsed="1"/>
+    <w:lsdException w:name="toc 3" w:uiPriority="39" w:semiHidden="1" w:unhideWhenUsed="1"/>
+    <w:lsdException w:name="toc 4" w:uiPriority="39" w:semiHidden="1" w:unhideWhenUsed="1"/>
+    <w:lsdException w:name="toc 5" w:uiPriority="39" w:semiHidden="1" w:unhideWhenUsed="1"/>
+    <w:lsdException w:name="toc 6" w:uiPriority="39" w:semiHidden="1" w:unhideWhenUsed="1"/>
+    <w:lsdException w:name="toc 7" w:uiPriority="39" w:semiHidden="1" w:unhideWhenUsed="1"/>
+    <w:lsdException w:name="toc 8" w:uiPriority="39" w:semiHidden="1" w:unhideWhenUsed="1"/>
+    <w:lsdException w:name="toc 9" w:uiPriority="39" w:semiHidden="1" w:unhideWhenUsed="1"/>
     <w:lsdException w:name="Normal Indent" w:semiHidden="1" w:unhideWhenUsed="1"/>
     <w:lsdException w:name="footnote text" w:semiHidden="1" w:unhideWhenUsed="1"/>
     <w:lsdException w:name="annotation text" w:semiHidden="1" w:unhideWhenUsed="1"/>
     <w:lsdException w:name="header" w:semiHidden="1" w:unhideWhenUsed="1"/>
     <w:lsdException w:name="footer" w:semiHidden="1" w:unhideWhenUsed="1"/>
     <w:lsdException w:name="index heading" w:semiHidden="1" w:unhideWhenUsed="1"/>
-    <w:lsdException w:name="caption" w:semiHidden="1" w:uiPriority="35" w:unhideWhenUsed="1" w:qFormat="1"/>
+    <w:lsdException w:name="caption" w:uiPriority="35" w:semiHidden="1" w:unhideWhenUsed="1" w:qFormat="1"/>
     <w:lsdException w:name="table of figures" w:semiHidden="1" w:unhideWhenUsed="1"/>
     <w:lsdException w:name="envelope address" w:semiHidden="1" w:unhideWhenUsed="1"/>
     <w:lsdException w:name="envelope return" w:semiHidden="1" w:unhideWhenUsed="1"/>
@@ -14261,7 +14481,7 @@
     <w:lsdException w:name="Title" w:uiPriority="10" w:qFormat="1"/>
     <w:lsdException w:name="Closing" w:semiHidden="1" w:unhideWhenUsed="1"/>
     <w:lsdException w:name="Signature" w:semiHidden="1" w:unhideWhenUsed="1"/>
-    <w:lsdException w:name="Default Paragraph Font" w:semiHidden="1" w:uiPriority="1" w:unhideWhenUsed="1"/>
+    <w:lsdException w:name="Default Paragraph Font" w:uiPriority="1" w:semiHidden="1" w:unhideWhenUsed="1"/>
     <w:lsdException w:name="Body Text" w:semiHidden="1" w:unhideWhenUsed="1"/>
     <w:lsdException w:name="Body Text Indent" w:semiHidden="1" w:unhideWhenUsed="1"/>
     <w:lsdException w:name="List Continue" w:semiHidden="1" w:unhideWhenUsed="1"/>
@@ -14461,8 +14681,8 @@
     <w:lsdException w:name="Subtle Reference" w:uiPriority="31" w:qFormat="1"/>
     <w:lsdException w:name="Intense Reference" w:uiPriority="32" w:qFormat="1"/>
     <w:lsdException w:name="Book Title" w:uiPriority="33" w:qFormat="1"/>
-    <w:lsdException w:name="Bibliography" w:semiHidden="1" w:uiPriority="37" w:unhideWhenUsed="1"/>
-    <w:lsdException w:name="TOC Heading" w:semiHidden="1" w:uiPriority="39" w:unhideWhenUsed="1" w:qFormat="1"/>
+    <w:lsdException w:name="Bibliography" w:uiPriority="37" w:semiHidden="1" w:unhideWhenUsed="1"/>
+    <w:lsdException w:name="TOC Heading" w:uiPriority="39" w:semiHidden="1" w:unhideWhenUsed="1" w:qFormat="1"/>
     <w:lsdException w:name="Plain Table 1" w:uiPriority="41"/>
     <w:lsdException w:name="Plain Table 2" w:uiPriority="42"/>
     <w:lsdException w:name="Plain Table 3" w:uiPriority="43"/>
@@ -14573,7 +14793,7 @@
     <w:lsdException w:name="Unresolved Mention" w:semiHidden="1" w:unhideWhenUsed="1"/>
     <w:lsdException w:name="Smart Link" w:semiHidden="1" w:unhideWhenUsed="1"/>
   </w:latentStyles>
-  <w:style w:type="paragraph" w:default="1" w:styleId="Normal">
+  <w:style w:type="paragraph" w:styleId="Normal" w:default="1">
     <w:name w:val="Normal"/>
     <w:qFormat/>
     <w:pPr>
@@ -14581,7 +14801,7 @@
       <w:ind w:left="10" w:hanging="10"/>
     </w:pPr>
     <w:rPr>
-      <w:rFonts w:ascii="Cambria" w:eastAsia="Cambria" w:hAnsi="Cambria" w:cs="Cambria"/>
+      <w:rFonts w:ascii="Cambria" w:hAnsi="Cambria" w:eastAsia="Cambria" w:cs="Cambria"/>
       <w:color w:val="000000"/>
     </w:rPr>
   </w:style>
@@ -14600,7 +14820,7 @@
       <w:outlineLvl w:val="0"/>
     </w:pPr>
     <w:rPr>
-      <w:rFonts w:ascii="Cambria" w:eastAsia="Cambria" w:hAnsi="Cambria" w:cs="Cambria"/>
+      <w:rFonts w:ascii="Cambria" w:hAnsi="Cambria" w:eastAsia="Cambria" w:cs="Cambria"/>
       <w:b/>
       <w:color w:val="000000"/>
       <w:sz w:val="36"/>
@@ -14629,13 +14849,13 @@
       <w:szCs w:val="26"/>
     </w:rPr>
   </w:style>
-  <w:style w:type="character" w:default="1" w:styleId="DefaultParagraphFont">
+  <w:style w:type="character" w:styleId="DefaultParagraphFont" w:default="1">
     <w:name w:val="Default Paragraph Font"/>
     <w:uiPriority w:val="1"/>
     <w:semiHidden/>
     <w:unhideWhenUsed/>
   </w:style>
-  <w:style w:type="table" w:default="1" w:styleId="TableNormal">
+  <w:style w:type="table" w:styleId="TableNormal" w:default="1">
     <w:name w:val="Normal Table"/>
     <w:uiPriority w:val="99"/>
     <w:semiHidden/>
@@ -14650,19 +14870,19 @@
       </w:tblCellMar>
     </w:tblPr>
   </w:style>
-  <w:style w:type="numbering" w:default="1" w:styleId="NoList">
+  <w:style w:type="numbering" w:styleId="NoList" w:default="1">
     <w:name w:val="No List"/>
     <w:uiPriority w:val="99"/>
     <w:semiHidden/>
     <w:unhideWhenUsed/>
   </w:style>
-  <w:style w:type="character" w:customStyle="1" w:styleId="Heading1Char">
+  <w:style w:type="character" w:styleId="Heading1Char" w:customStyle="1">
     <w:name w:val="Heading 1 Char"/>
     <w:link w:val="Heading1"/>
     <w:uiPriority w:val="9"/>
     <w:rsid w:val="00662C57"/>
     <w:rPr>
-      <w:rFonts w:ascii="Cambria" w:eastAsia="Cambria" w:hAnsi="Cambria" w:cs="Cambria"/>
+      <w:rFonts w:ascii="Cambria" w:hAnsi="Cambria" w:eastAsia="Cambria" w:cs="Cambria"/>
       <w:b/>
       <w:color w:val="000000"/>
       <w:sz w:val="36"/>
@@ -14719,12 +14939,12 @@
     </w:pPr>
     <w:tblPr>
       <w:tblBorders>
-        <w:top w:val="single" w:sz="4" w:space="0" w:color="auto"/>
-        <w:left w:val="single" w:sz="4" w:space="0" w:color="auto"/>
-        <w:bottom w:val="single" w:sz="4" w:space="0" w:color="auto"/>
-        <w:right w:val="single" w:sz="4" w:space="0" w:color="auto"/>
-        <w:insideH w:val="single" w:sz="4" w:space="0" w:color="auto"/>
-        <w:insideV w:val="single" w:sz="4" w:space="0" w:color="auto"/>
+        <w:top w:val="single" w:color="auto" w:sz="4" w:space="0"/>
+        <w:left w:val="single" w:color="auto" w:sz="4" w:space="0"/>
+        <w:bottom w:val="single" w:color="auto" w:sz="4" w:space="0"/>
+        <w:right w:val="single" w:color="auto" w:sz="4" w:space="0"/>
+        <w:insideH w:val="single" w:color="auto" w:sz="4" w:space="0"/>
+        <w:insideV w:val="single" w:color="auto" w:sz="4" w:space="0"/>
       </w:tblBorders>
     </w:tblPr>
   </w:style>
@@ -14749,7 +14969,7 @@
       <w:tblPr/>
       <w:tcPr>
         <w:tcBorders>
-          <w:bottom w:val="single" w:sz="4" w:space="0" w:color="7F7F7F" w:themeColor="text1" w:themeTint="80"/>
+          <w:bottom w:val="single" w:color="7F7F7F" w:themeColor="text1" w:themeTint="80" w:sz="4" w:space="0"/>
         </w:tcBorders>
       </w:tcPr>
     </w:tblStylePr>
@@ -14775,7 +14995,7 @@
       <w:tblPr/>
       <w:tcPr>
         <w:tcBorders>
-          <w:right w:val="single" w:sz="4" w:space="0" w:color="7F7F7F" w:themeColor="text1" w:themeTint="80"/>
+          <w:right w:val="single" w:color="7F7F7F" w:themeColor="text1" w:themeTint="80" w:sz="4" w:space="0"/>
         </w:tcBorders>
       </w:tcPr>
     </w:tblStylePr>
@@ -14833,12 +15053,12 @@
       <w:tblStyleRowBandSize w:val="1"/>
       <w:tblStyleColBandSize w:val="1"/>
       <w:tblBorders>
-        <w:top w:val="single" w:sz="4" w:space="0" w:color="999999" w:themeColor="text1" w:themeTint="66"/>
-        <w:left w:val="single" w:sz="4" w:space="0" w:color="999999" w:themeColor="text1" w:themeTint="66"/>
-        <w:bottom w:val="single" w:sz="4" w:space="0" w:color="999999" w:themeColor="text1" w:themeTint="66"/>
-        <w:right w:val="single" w:sz="4" w:space="0" w:color="999999" w:themeColor="text1" w:themeTint="66"/>
-        <w:insideH w:val="single" w:sz="4" w:space="0" w:color="999999" w:themeColor="text1" w:themeTint="66"/>
-        <w:insideV w:val="single" w:sz="4" w:space="0" w:color="999999" w:themeColor="text1" w:themeTint="66"/>
+        <w:top w:val="single" w:color="999999" w:themeColor="text1" w:themeTint="66" w:sz="4" w:space="0"/>
+        <w:left w:val="single" w:color="999999" w:themeColor="text1" w:themeTint="66" w:sz="4" w:space="0"/>
+        <w:bottom w:val="single" w:color="999999" w:themeColor="text1" w:themeTint="66" w:sz="4" w:space="0"/>
+        <w:right w:val="single" w:color="999999" w:themeColor="text1" w:themeTint="66" w:sz="4" w:space="0"/>
+        <w:insideH w:val="single" w:color="999999" w:themeColor="text1" w:themeTint="66" w:sz="4" w:space="0"/>
+        <w:insideV w:val="single" w:color="999999" w:themeColor="text1" w:themeTint="66" w:sz="4" w:space="0"/>
       </w:tblBorders>
     </w:tblPr>
     <w:tblStylePr w:type="firstRow">
@@ -14849,7 +15069,7 @@
       <w:tblPr/>
       <w:tcPr>
         <w:tcBorders>
-          <w:bottom w:val="single" w:sz="12" w:space="0" w:color="666666" w:themeColor="text1" w:themeTint="99"/>
+          <w:bottom w:val="single" w:color="666666" w:themeColor="text1" w:themeTint="99" w:sz="12" w:space="0"/>
         </w:tcBorders>
       </w:tcPr>
     </w:tblStylePr>
@@ -14861,7 +15081,7 @@
       <w:tblPr/>
       <w:tcPr>
         <w:tcBorders>
-          <w:top w:val="double" w:sz="2" w:space="0" w:color="666666" w:themeColor="text1" w:themeTint="99"/>
+          <w:top w:val="double" w:color="666666" w:themeColor="text1" w:themeTint="99" w:sz="2" w:space="0"/>
         </w:tcBorders>
       </w:tcPr>
     </w:tblStylePr>
@@ -14890,10 +15110,10 @@
       <w:tblStyleRowBandSize w:val="1"/>
       <w:tblStyleColBandSize w:val="1"/>
       <w:tblBorders>
-        <w:top w:val="single" w:sz="2" w:space="0" w:color="666666" w:themeColor="text1" w:themeTint="99"/>
-        <w:bottom w:val="single" w:sz="2" w:space="0" w:color="666666" w:themeColor="text1" w:themeTint="99"/>
-        <w:insideH w:val="single" w:sz="2" w:space="0" w:color="666666" w:themeColor="text1" w:themeTint="99"/>
-        <w:insideV w:val="single" w:sz="2" w:space="0" w:color="666666" w:themeColor="text1" w:themeTint="99"/>
+        <w:top w:val="single" w:color="666666" w:themeColor="text1" w:themeTint="99" w:sz="2" w:space="0"/>
+        <w:bottom w:val="single" w:color="666666" w:themeColor="text1" w:themeTint="99" w:sz="2" w:space="0"/>
+        <w:insideH w:val="single" w:color="666666" w:themeColor="text1" w:themeTint="99" w:sz="2" w:space="0"/>
+        <w:insideV w:val="single" w:color="666666" w:themeColor="text1" w:themeTint="99" w:sz="2" w:space="0"/>
       </w:tblBorders>
     </w:tblPr>
     <w:tblStylePr w:type="firstRow">
@@ -14905,7 +15125,7 @@
       <w:tcPr>
         <w:tcBorders>
           <w:top w:val="nil"/>
-          <w:bottom w:val="single" w:sz="12" w:space="0" w:color="666666" w:themeColor="text1" w:themeTint="99"/>
+          <w:bottom w:val="single" w:color="666666" w:themeColor="text1" w:themeTint="99" w:sz="12" w:space="0"/>
           <w:insideH w:val="nil"/>
           <w:insideV w:val="nil"/>
         </w:tcBorders>
@@ -14920,7 +15140,7 @@
       <w:tblPr/>
       <w:tcPr>
         <w:tcBorders>
-          <w:top w:val="double" w:sz="2" w:space="0" w:color="666666" w:themeColor="text1" w:themeTint="99"/>
+          <w:top w:val="double" w:color="666666" w:themeColor="text1" w:themeTint="99" w:sz="2" w:space="0"/>
           <w:bottom w:val="nil"/>
           <w:insideH w:val="nil"/>
           <w:insideV w:val="nil"/>
@@ -14987,12 +15207,12 @@
       <w:tblStyleRowBandSize w:val="1"/>
       <w:tblStyleColBandSize w:val="1"/>
       <w:tblBorders>
-        <w:top w:val="single" w:sz="4" w:space="0" w:color="BFBFBF" w:themeColor="background1" w:themeShade="BF"/>
-        <w:left w:val="single" w:sz="4" w:space="0" w:color="BFBFBF" w:themeColor="background1" w:themeShade="BF"/>
-        <w:bottom w:val="single" w:sz="4" w:space="0" w:color="BFBFBF" w:themeColor="background1" w:themeShade="BF"/>
-        <w:right w:val="single" w:sz="4" w:space="0" w:color="BFBFBF" w:themeColor="background1" w:themeShade="BF"/>
-        <w:insideH w:val="single" w:sz="4" w:space="0" w:color="BFBFBF" w:themeColor="background1" w:themeShade="BF"/>
-        <w:insideV w:val="single" w:sz="4" w:space="0" w:color="BFBFBF" w:themeColor="background1" w:themeShade="BF"/>
+        <w:top w:val="single" w:color="BFBFBF" w:themeColor="background1" w:themeShade="BF" w:sz="4" w:space="0"/>
+        <w:left w:val="single" w:color="BFBFBF" w:themeColor="background1" w:themeShade="BF" w:sz="4" w:space="0"/>
+        <w:bottom w:val="single" w:color="BFBFBF" w:themeColor="background1" w:themeShade="BF" w:sz="4" w:space="0"/>
+        <w:right w:val="single" w:color="BFBFBF" w:themeColor="background1" w:themeShade="BF" w:sz="4" w:space="0"/>
+        <w:insideH w:val="single" w:color="BFBFBF" w:themeColor="background1" w:themeShade="BF" w:sz="4" w:space="0"/>
+        <w:insideV w:val="single" w:color="BFBFBF" w:themeColor="background1" w:themeShade="BF" w:sz="4" w:space="0"/>
       </w:tblBorders>
     </w:tblPr>
     <w:tblStylePr w:type="firstRow">
@@ -15009,7 +15229,7 @@
       <w:tblPr/>
       <w:tcPr>
         <w:tcBorders>
-          <w:top w:val="double" w:sz="4" w:space="0" w:color="BFBFBF" w:themeColor="background1" w:themeShade="BF"/>
+          <w:top w:val="double" w:color="BFBFBF" w:themeColor="background1" w:themeShade="BF" w:sz="4" w:space="0"/>
         </w:tcBorders>
       </w:tcPr>
     </w:tblStylePr>
@@ -15039,7 +15259,7 @@
     </w:tblStylePr>
   </w:style>
   <w:style w:type="character" w:styleId="CommentReference">
-    <w:name w:val="annotation reference"/>
+    <w:name w:val="Comment Reference"/>
     <w:basedOn w:val="DefaultParagraphFont"/>
     <w:uiPriority w:val="99"/>
     <w:semiHidden/>
@@ -15051,7 +15271,7 @@
     </w:rPr>
   </w:style>
   <w:style w:type="paragraph" w:styleId="CommentText">
-    <w:name w:val="annotation text"/>
+    <w:name w:val="Comment Text"/>
     <w:basedOn w:val="Normal"/>
     <w:link w:val="CommentTextChar"/>
     <w:uiPriority w:val="99"/>
@@ -15066,7 +15286,7 @@
       <w:szCs w:val="20"/>
     </w:rPr>
   </w:style>
-  <w:style w:type="character" w:customStyle="1" w:styleId="CommentTextChar">
+  <w:style w:type="character" w:styleId="CommentTextChar" w:customStyle="1">
     <w:name w:val="Comment Text Char"/>
     <w:basedOn w:val="DefaultParagraphFont"/>
     <w:link w:val="CommentText"/>
@@ -15074,14 +15294,14 @@
     <w:semiHidden/>
     <w:rsid w:val="00974E1E"/>
     <w:rPr>
-      <w:rFonts w:ascii="Cambria" w:eastAsia="Cambria" w:hAnsi="Cambria" w:cs="Cambria"/>
+      <w:rFonts w:ascii="Cambria" w:hAnsi="Cambria" w:eastAsia="Cambria" w:cs="Cambria"/>
       <w:color w:val="000000"/>
       <w:sz w:val="20"/>
       <w:szCs w:val="20"/>
     </w:rPr>
   </w:style>
   <w:style w:type="paragraph" w:styleId="CommentSubject">
-    <w:name w:val="annotation subject"/>
+    <w:name w:val="Comment Subject"/>
     <w:basedOn w:val="CommentText"/>
     <w:next w:val="CommentText"/>
     <w:link w:val="CommentSubjectChar"/>
@@ -15094,7 +15314,7 @@
       <w:bCs/>
     </w:rPr>
   </w:style>
-  <w:style w:type="character" w:customStyle="1" w:styleId="CommentSubjectChar">
+  <w:style w:type="character" w:styleId="CommentSubjectChar" w:customStyle="1">
     <w:name w:val="Comment Subject Char"/>
     <w:basedOn w:val="CommentTextChar"/>
     <w:link w:val="CommentSubject"/>
@@ -15102,7 +15322,7 @@
     <w:semiHidden/>
     <w:rsid w:val="00974E1E"/>
     <w:rPr>
-      <w:rFonts w:ascii="Cambria" w:eastAsia="Cambria" w:hAnsi="Cambria" w:cs="Cambria"/>
+      <w:rFonts w:ascii="Cambria" w:hAnsi="Cambria" w:eastAsia="Cambria" w:cs="Cambria"/>
       <w:b/>
       <w:bCs/>
       <w:color w:val="000000"/>
@@ -15110,14 +15330,14 @@
       <w:szCs w:val="20"/>
     </w:rPr>
   </w:style>
-  <w:style w:type="character" w:customStyle="1" w:styleId="Heading2Char">
+  <w:style w:type="character" w:styleId="Heading2Char" w:customStyle="1">
     <w:name w:val="Heading 2 Char"/>
     <w:basedOn w:val="DefaultParagraphFont"/>
     <w:link w:val="Heading2"/>
     <w:uiPriority w:val="9"/>
     <w:rsid w:val="00662C57"/>
     <w:rPr>
-      <w:rFonts w:ascii="Cambria" w:eastAsiaTheme="majorEastAsia" w:hAnsi="Cambria" w:cstheme="majorBidi"/>
+      <w:rFonts w:ascii="Cambria" w:hAnsi="Cambria" w:eastAsiaTheme="majorEastAsia" w:cstheme="majorBidi"/>
       <w:b/>
       <w:sz w:val="28"/>
       <w:szCs w:val="26"/>
@@ -15135,11 +15355,67 @@
       <w:shd w:val="clear" w:color="auto" w:fill="E1DFDD"/>
     </w:rPr>
   </w:style>
+  <w:style w:type="paragraph" w:styleId="Header">
+    <w:name w:val="header"/>
+    <w:basedOn w:val="Normal"/>
+    <w:link w:val="HeaderChar"/>
+    <w:uiPriority w:val="99"/>
+    <w:semiHidden/>
+    <w:unhideWhenUsed/>
+    <w:rsid w:val="004E4D9B"/>
+    <w:pPr>
+      <w:tabs>
+        <w:tab w:val="center" w:pos="4680"/>
+        <w:tab w:val="right" w:pos="9360"/>
+      </w:tabs>
+      <w:spacing w:after="0" w:line="240" w:lineRule="auto"/>
+    </w:pPr>
+  </w:style>
+  <w:style w:type="character" w:styleId="HeaderChar" w:customStyle="1">
+    <w:name w:val="Header Char"/>
+    <w:basedOn w:val="DefaultParagraphFont"/>
+    <w:link w:val="Header"/>
+    <w:uiPriority w:val="99"/>
+    <w:semiHidden/>
+    <w:rsid w:val="004E4D9B"/>
+    <w:rPr>
+      <w:rFonts w:ascii="Cambria" w:hAnsi="Cambria" w:eastAsia="Cambria" w:cs="Cambria"/>
+      <w:color w:val="000000"/>
+    </w:rPr>
+  </w:style>
+  <w:style w:type="paragraph" w:styleId="Footer">
+    <w:name w:val="footer"/>
+    <w:basedOn w:val="Normal"/>
+    <w:link w:val="FooterChar"/>
+    <w:uiPriority w:val="99"/>
+    <w:semiHidden/>
+    <w:unhideWhenUsed/>
+    <w:rsid w:val="004E4D9B"/>
+    <w:pPr>
+      <w:tabs>
+        <w:tab w:val="center" w:pos="4680"/>
+        <w:tab w:val="right" w:pos="9360"/>
+      </w:tabs>
+      <w:spacing w:after="0" w:line="240" w:lineRule="auto"/>
+    </w:pPr>
+  </w:style>
+  <w:style w:type="character" w:styleId="FooterChar" w:customStyle="1">
+    <w:name w:val="Footer Char"/>
+    <w:basedOn w:val="DefaultParagraphFont"/>
+    <w:link w:val="Footer"/>
+    <w:uiPriority w:val="99"/>
+    <w:semiHidden/>
+    <w:rsid w:val="004E4D9B"/>
+    <w:rPr>
+      <w:rFonts w:ascii="Cambria" w:hAnsi="Cambria" w:eastAsia="Cambria" w:cs="Cambria"/>
+      <w:color w:val="000000"/>
+    </w:rPr>
+  </w:style>
 </w:styles>
 </file>
 
 <file path=word/theme/theme1.xml><?xml version="1.0" encoding="utf-8"?>
-<a:theme xmlns:a="http://schemas.openxmlformats.org/drawingml/2006/main" name="Office Theme">
+<a:theme xmlns:a="http://schemas.openxmlformats.org/drawingml/2006/main" xmlns:thm15="http://schemas.microsoft.com/office/thememl/2012/main" name="Office Theme">
   <a:themeElements>
     <a:clrScheme name="Office">
       <a:dk1>
@@ -15431,4 +15707,277 @@
     </a:ext>
   </a:extLst>
 </a:theme>
+</file>
+
+<file path=customXml/item1.xml><?xml version="1.0" encoding="utf-8"?>
+<?mso-contentType ?>
+<FormTemplates xmlns="http://schemas.microsoft.com/sharepoint/v3/contenttype/forms">
+  <Display>DocumentLibraryForm</Display>
+  <Edit>DocumentLibraryForm</Edit>
+  <New>DocumentLibraryForm</New>
+</FormTemplates>
+</file>
+
+<file path=customXml/item2.xml><?xml version="1.0" encoding="utf-8"?>
+<ct:contentTypeSchema xmlns:ct="http://schemas.microsoft.com/office/2006/metadata/contentType" xmlns:ma="http://schemas.microsoft.com/office/2006/metadata/properties/metaAttributes" ct:_="" ma:_="" ma:contentTypeName="Document" ma:contentTypeID="0x010100F1411142D101014A8A5D39AC722BD94F" ma:contentTypeVersion="13" ma:contentTypeDescription="Create a new document." ma:contentTypeScope="" ma:versionID="f44ffa52573d62f1464a608650587194">
+  <xsd:schema xmlns:xsd="http://www.w3.org/2001/XMLSchema" xmlns:xs="http://www.w3.org/2001/XMLSchema" xmlns:p="http://schemas.microsoft.com/office/2006/metadata/properties" xmlns:ns3="0e67e15d-00e8-48bc-ba1a-0c3b31adcc03" xmlns:ns4="acf806a7-b62a-4d18-9126-e0dde1905f56" targetNamespace="http://schemas.microsoft.com/office/2006/metadata/properties" ma:root="true" ma:fieldsID="afc7c3be6f71e09422749582b3be606c" ns3:_="" ns4:_="">
+    <xsd:import namespace="0e67e15d-00e8-48bc-ba1a-0c3b31adcc03"/>
+    <xsd:import namespace="acf806a7-b62a-4d18-9126-e0dde1905f56"/>
+    <xsd:element name="properties">
+      <xsd:complexType>
+        <xsd:sequence>
+          <xsd:element name="documentManagement">
+            <xsd:complexType>
+              <xsd:all>
+                <xsd:element ref="ns3:MediaServiceMetadata" minOccurs="0"/>
+                <xsd:element ref="ns3:MediaServiceFastMetadata" minOccurs="0"/>
+                <xsd:element ref="ns3:MediaServiceObjectDetectorVersions" minOccurs="0"/>
+                <xsd:element ref="ns3:_activity" minOccurs="0"/>
+                <xsd:element ref="ns4:SharedWithUsers" minOccurs="0"/>
+                <xsd:element ref="ns4:SharedWithDetails" minOccurs="0"/>
+                <xsd:element ref="ns4:SharingHintHash" minOccurs="0"/>
+                <xsd:element ref="ns3:MediaServiceGenerationTime" minOccurs="0"/>
+                <xsd:element ref="ns3:MediaServiceEventHashCode" minOccurs="0"/>
+                <xsd:element ref="ns3:MediaServiceDateTaken" minOccurs="0"/>
+                <xsd:element ref="ns3:MediaServiceSystemTags" minOccurs="0"/>
+                <xsd:element ref="ns3:MediaLengthInSeconds" minOccurs="0"/>
+                <xsd:element ref="ns3:MediaServiceSearchProperties" minOccurs="0"/>
+              </xsd:all>
+            </xsd:complexType>
+          </xsd:element>
+        </xsd:sequence>
+      </xsd:complexType>
+    </xsd:element>
+  </xsd:schema>
+  <xsd:schema xmlns:xsd="http://www.w3.org/2001/XMLSchema" xmlns:xs="http://www.w3.org/2001/XMLSchema" xmlns:dms="http://schemas.microsoft.com/office/2006/documentManagement/types" xmlns:pc="http://schemas.microsoft.com/office/infopath/2007/PartnerControls" targetNamespace="0e67e15d-00e8-48bc-ba1a-0c3b31adcc03" elementFormDefault="qualified">
+    <xsd:import namespace="http://schemas.microsoft.com/office/2006/documentManagement/types"/>
+    <xsd:import namespace="http://schemas.microsoft.com/office/infopath/2007/PartnerControls"/>
+    <xsd:element name="MediaServiceMetadata" ma:index="8" nillable="true" ma:displayName="MediaServiceMetadata" ma:hidden="true" ma:internalName="MediaServiceMetadata" ma:readOnly="true">
+      <xsd:simpleType>
+        <xsd:restriction base="dms:Note"/>
+      </xsd:simpleType>
+    </xsd:element>
+    <xsd:element name="MediaServiceFastMetadata" ma:index="9" nillable="true" ma:displayName="MediaServiceFastMetadata" ma:hidden="true" ma:internalName="MediaServiceFastMetadata" ma:readOnly="true">
+      <xsd:simpleType>
+        <xsd:restriction base="dms:Note"/>
+      </xsd:simpleType>
+    </xsd:element>
+    <xsd:element name="MediaServiceObjectDetectorVersions" ma:index="10" nillable="true" ma:displayName="MediaServiceObjectDetectorVersions" ma:hidden="true" ma:indexed="true" ma:internalName="MediaServiceObjectDetectorVersions" ma:readOnly="true">
+      <xsd:simpleType>
+        <xsd:restriction base="dms:Text"/>
+      </xsd:simpleType>
+    </xsd:element>
+    <xsd:element name="_activity" ma:index="11" nillable="true" ma:displayName="_activity" ma:hidden="true" ma:internalName="_activity">
+      <xsd:simpleType>
+        <xsd:restriction base="dms:Note"/>
+      </xsd:simpleType>
+    </xsd:element>
+    <xsd:element name="MediaServiceGenerationTime" ma:index="15" nillable="true" ma:displayName="MediaServiceGenerationTime" ma:hidden="true" ma:internalName="MediaServiceGenerationTime" ma:readOnly="true">
+      <xsd:simpleType>
+        <xsd:restriction base="dms:Text"/>
+      </xsd:simpleType>
+    </xsd:element>
+    <xsd:element name="MediaServiceEventHashCode" ma:index="16" nillable="true" ma:displayName="MediaServiceEventHashCode" ma:hidden="true" ma:internalName="MediaServiceEventHashCode" ma:readOnly="true">
+      <xsd:simpleType>
+        <xsd:restriction base="dms:Text"/>
+      </xsd:simpleType>
+    </xsd:element>
+    <xsd:element name="MediaServiceDateTaken" ma:index="17" nillable="true" ma:displayName="MediaServiceDateTaken" ma:hidden="true" ma:indexed="true" ma:internalName="MediaServiceDateTaken" ma:readOnly="true">
+      <xsd:simpleType>
+        <xsd:restriction base="dms:Text"/>
+      </xsd:simpleType>
+    </xsd:element>
+    <xsd:element name="MediaServiceSystemTags" ma:index="18" nillable="true" ma:displayName="MediaServiceSystemTags" ma:hidden="true" ma:internalName="MediaServiceSystemTags" ma:readOnly="true">
+      <xsd:simpleType>
+        <xsd:restriction base="dms:Note"/>
+      </xsd:simpleType>
+    </xsd:element>
+    <xsd:element name="MediaLengthInSeconds" ma:index="19" nillable="true" ma:displayName="MediaLengthInSeconds" ma:hidden="true" ma:internalName="MediaLengthInSeconds" ma:readOnly="true">
+      <xsd:simpleType>
+        <xsd:restriction base="dms:Unknown"/>
+      </xsd:simpleType>
+    </xsd:element>
+    <xsd:element name="MediaServiceSearchProperties" ma:index="20" nillable="true" ma:displayName="MediaServiceSearchProperties" ma:hidden="true" ma:internalName="MediaServiceSearchProperties" ma:readOnly="true">
+      <xsd:simpleType>
+        <xsd:restriction base="dms:Note"/>
+      </xsd:simpleType>
+    </xsd:element>
+  </xsd:schema>
+  <xsd:schema xmlns:xsd="http://www.w3.org/2001/XMLSchema" xmlns:xs="http://www.w3.org/2001/XMLSchema" xmlns:dms="http://schemas.microsoft.com/office/2006/documentManagement/types" xmlns:pc="http://schemas.microsoft.com/office/infopath/2007/PartnerControls" targetNamespace="acf806a7-b62a-4d18-9126-e0dde1905f56" elementFormDefault="qualified">
+    <xsd:import namespace="http://schemas.microsoft.com/office/2006/documentManagement/types"/>
+    <xsd:import namespace="http://schemas.microsoft.com/office/infopath/2007/PartnerControls"/>
+    <xsd:element name="SharedWithUsers" ma:index="12" nillable="true" ma:displayName="Shared With" ma:internalName="SharedWithUsers" ma:readOnly="true">
+      <xsd:complexType>
+        <xsd:complexContent>
+          <xsd:extension base="dms:UserMulti">
+            <xsd:sequence>
+              <xsd:element name="UserInfo" minOccurs="0" maxOccurs="unbounded">
+                <xsd:complexType>
+                  <xsd:sequence>
+                    <xsd:element name="DisplayName" type="xsd:string" minOccurs="0"/>
+                    <xsd:element name="AccountId" type="dms:UserId" minOccurs="0" nillable="true"/>
+                    <xsd:element name="AccountType" type="xsd:string" minOccurs="0"/>
+                  </xsd:sequence>
+                </xsd:complexType>
+              </xsd:element>
+            </xsd:sequence>
+          </xsd:extension>
+        </xsd:complexContent>
+      </xsd:complexType>
+    </xsd:element>
+    <xsd:element name="SharedWithDetails" ma:index="13" nillable="true" ma:displayName="Shared With Details" ma:internalName="SharedWithDetails" ma:readOnly="true">
+      <xsd:simpleType>
+        <xsd:restriction base="dms:Note">
+          <xsd:maxLength value="255"/>
+        </xsd:restriction>
+      </xsd:simpleType>
+    </xsd:element>
+    <xsd:element name="SharingHintHash" ma:index="14" nillable="true" ma:displayName="Sharing Hint Hash" ma:hidden="true" ma:internalName="SharingHintHash" ma:readOnly="true">
+      <xsd:simpleType>
+        <xsd:restriction base="dms:Text"/>
+      </xsd:simpleType>
+    </xsd:element>
+  </xsd:schema>
+  <xsd:schema xmlns="http://schemas.openxmlformats.org/package/2006/metadata/core-properties" xmlns:xsd="http://www.w3.org/2001/XMLSchema" xmlns:xsi="http://www.w3.org/2001/XMLSchema-instance" xmlns:dc="http://purl.org/dc/elements/1.1/" xmlns:dcterms="http://purl.org/dc/terms/" xmlns:odoc="http://schemas.microsoft.com/internal/obd" targetNamespace="http://schemas.openxmlformats.org/package/2006/metadata/core-properties" elementFormDefault="qualified" attributeFormDefault="unqualified" blockDefault="#all">
+    <xsd:import namespace="http://purl.org/dc/elements/1.1/" schemaLocation="http://dublincore.org/schemas/xmls/qdc/2003/04/02/dc.xsd"/>
+    <xsd:import namespace="http://purl.org/dc/terms/" schemaLocation="http://dublincore.org/schemas/xmls/qdc/2003/04/02/dcterms.xsd"/>
+    <xsd:element name="coreProperties" type="CT_coreProperties"/>
+    <xsd:complexType name="CT_coreProperties">
+      <xsd:all>
+        <xsd:element ref="dc:creator" minOccurs="0" maxOccurs="1"/>
+        <xsd:element ref="dcterms:created" minOccurs="0" maxOccurs="1"/>
+        <xsd:element ref="dc:identifier" minOccurs="0" maxOccurs="1"/>
+        <xsd:element name="contentType" minOccurs="0" maxOccurs="1" type="xsd:string" ma:index="0" ma:displayName="Content Type"/>
+        <xsd:element ref="dc:title" minOccurs="0" maxOccurs="1" ma:index="4" ma:displayName="Title"/>
+        <xsd:element ref="dc:subject" minOccurs="0" maxOccurs="1"/>
+        <xsd:element ref="dc:description" minOccurs="0" maxOccurs="1"/>
+        <xsd:element name="keywords" minOccurs="0" maxOccurs="1" type="xsd:string"/>
+        <xsd:element ref="dc:language" minOccurs="0" maxOccurs="1"/>
+        <xsd:element name="category" minOccurs="0" maxOccurs="1" type="xsd:string"/>
+        <xsd:element name="version" minOccurs="0" maxOccurs="1" type="xsd:string"/>
+        <xsd:element name="revision" minOccurs="0" maxOccurs="1" type="xsd:string">
+          <xsd:annotation>
+            <xsd:documentation>
+                        This value indicates the number of saves or revisions. The application is responsible for updating this value after each revision.
+                    </xsd:documentation>
+          </xsd:annotation>
+        </xsd:element>
+        <xsd:element name="lastModifiedBy" minOccurs="0" maxOccurs="1" type="xsd:string"/>
+        <xsd:element ref="dcterms:modified" minOccurs="0" maxOccurs="1"/>
+        <xsd:element name="contentStatus" minOccurs="0" maxOccurs="1" type="xsd:string"/>
+      </xsd:all>
+    </xsd:complexType>
+  </xsd:schema>
+  <xs:schema xmlns:pc="http://schemas.microsoft.com/office/infopath/2007/PartnerControls" xmlns:xs="http://www.w3.org/2001/XMLSchema" targetNamespace="http://schemas.microsoft.com/office/infopath/2007/PartnerControls" elementFormDefault="qualified" attributeFormDefault="unqualified">
+    <xs:element name="Person">
+      <xs:complexType>
+        <xs:sequence>
+          <xs:element ref="pc:DisplayName" minOccurs="0"/>
+          <xs:element ref="pc:AccountId" minOccurs="0"/>
+          <xs:element ref="pc:AccountType" minOccurs="0"/>
+        </xs:sequence>
+      </xs:complexType>
+    </xs:element>
+    <xs:element name="DisplayName" type="xs:string"/>
+    <xs:element name="AccountId" type="xs:string"/>
+    <xs:element name="AccountType" type="xs:string"/>
+    <xs:element name="BDCAssociatedEntity">
+      <xs:complexType>
+        <xs:sequence>
+          <xs:element ref="pc:BDCEntity" minOccurs="0" maxOccurs="unbounded"/>
+        </xs:sequence>
+        <xs:attribute ref="pc:EntityNamespace"/>
+        <xs:attribute ref="pc:EntityName"/>
+        <xs:attribute ref="pc:SystemInstanceName"/>
+        <xs:attribute ref="pc:AssociationName"/>
+      </xs:complexType>
+    </xs:element>
+    <xs:attribute name="EntityNamespace" type="xs:string"/>
+    <xs:attribute name="EntityName" type="xs:string"/>
+    <xs:attribute name="SystemInstanceName" type="xs:string"/>
+    <xs:attribute name="AssociationName" type="xs:string"/>
+    <xs:element name="BDCEntity">
+      <xs:complexType>
+        <xs:sequence>
+          <xs:element ref="pc:EntityDisplayName" minOccurs="0"/>
+          <xs:element ref="pc:EntityInstanceReference" minOccurs="0"/>
+          <xs:element ref="pc:EntityId1" minOccurs="0"/>
+          <xs:element ref="pc:EntityId2" minOccurs="0"/>
+          <xs:element ref="pc:EntityId3" minOccurs="0"/>
+          <xs:element ref="pc:EntityId4" minOccurs="0"/>
+          <xs:element ref="pc:EntityId5" minOccurs="0"/>
+        </xs:sequence>
+      </xs:complexType>
+    </xs:element>
+    <xs:element name="EntityDisplayName" type="xs:string"/>
+    <xs:element name="EntityInstanceReference" type="xs:string"/>
+    <xs:element name="EntityId1" type="xs:string"/>
+    <xs:element name="EntityId2" type="xs:string"/>
+    <xs:element name="EntityId3" type="xs:string"/>
+    <xs:element name="EntityId4" type="xs:string"/>
+    <xs:element name="EntityId5" type="xs:string"/>
+    <xs:element name="Terms">
+      <xs:complexType>
+        <xs:sequence>
+          <xs:element ref="pc:TermInfo" minOccurs="0" maxOccurs="unbounded"/>
+        </xs:sequence>
+      </xs:complexType>
+    </xs:element>
+    <xs:element name="TermInfo">
+      <xs:complexType>
+        <xs:sequence>
+          <xs:element ref="pc:TermName" minOccurs="0"/>
+          <xs:element ref="pc:TermId" minOccurs="0"/>
+        </xs:sequence>
+      </xs:complexType>
+    </xs:element>
+    <xs:element name="TermName" type="xs:string"/>
+    <xs:element name="TermId" type="xs:string"/>
+  </xs:schema>
+</ct:contentTypeSchema>
+</file>
+
+<file path=customXml/item3.xml><?xml version="1.0" encoding="utf-8"?>
+<p:properties xmlns:p="http://schemas.microsoft.com/office/2006/metadata/properties" xmlns:xsi="http://www.w3.org/2001/XMLSchema-instance" xmlns:pc="http://schemas.microsoft.com/office/infopath/2007/PartnerControls">
+  <documentManagement>
+    <_activity xmlns="0e67e15d-00e8-48bc-ba1a-0c3b31adcc03" xsi:nil="true"/>
+  </documentManagement>
+</p:properties>
+</file>
+
+<file path=customXml/itemProps1.xml><?xml version="1.0" encoding="utf-8"?>
+<ds:datastoreItem xmlns:ds="http://schemas.openxmlformats.org/officeDocument/2006/customXml" ds:itemID="{97C0453F-9BD8-40EC-B558-F569D498F21E}">
+  <ds:schemaRefs>
+    <ds:schemaRef ds:uri="http://schemas.microsoft.com/sharepoint/v3/contenttype/forms"/>
+  </ds:schemaRefs>
+</ds:datastoreItem>
+</file>
+
+<file path=customXml/itemProps2.xml><?xml version="1.0" encoding="utf-8"?>
+<ds:datastoreItem xmlns:ds="http://schemas.openxmlformats.org/officeDocument/2006/customXml" ds:itemID="{D0B96059-DF93-489E-B5A6-443E458669A9}">
+  <ds:schemaRefs>
+    <ds:schemaRef ds:uri="http://schemas.microsoft.com/office/2006/metadata/contentType"/>
+    <ds:schemaRef ds:uri="http://schemas.microsoft.com/office/2006/metadata/properties/metaAttributes"/>
+    <ds:schemaRef ds:uri="http://www.w3.org/2001/XMLSchema"/>
+    <ds:schemaRef ds:uri="http://schemas.microsoft.com/office/2006/metadata/properties"/>
+    <ds:schemaRef ds:uri="0e67e15d-00e8-48bc-ba1a-0c3b31adcc03"/>
+    <ds:schemaRef ds:uri="acf806a7-b62a-4d18-9126-e0dde1905f56"/>
+    <ds:schemaRef ds:uri="http://schemas.microsoft.com/office/2006/documentManagement/types"/>
+    <ds:schemaRef ds:uri="http://schemas.microsoft.com/office/infopath/2007/PartnerControls"/>
+    <ds:schemaRef ds:uri="http://schemas.openxmlformats.org/package/2006/metadata/core-properties"/>
+    <ds:schemaRef ds:uri="http://purl.org/dc/elements/1.1/"/>
+    <ds:schemaRef ds:uri="http://purl.org/dc/terms/"/>
+    <ds:schemaRef ds:uri="http://schemas.microsoft.com/internal/obd"/>
+  </ds:schemaRefs>
+</ds:datastoreItem>
+</file>
+
+<file path=customXml/itemProps3.xml><?xml version="1.0" encoding="utf-8"?>
+<ds:datastoreItem xmlns:ds="http://schemas.openxmlformats.org/officeDocument/2006/customXml" ds:itemID="{8A046D91-7BF6-4514-97C0-D9EAC3BE6699}">
+  <ds:schemaRefs>
+    <ds:schemaRef ds:uri="http://schemas.microsoft.com/office/2006/metadata/properties"/>
+    <ds:schemaRef ds:uri="http://schemas.microsoft.com/office/infopath/2007/PartnerControls"/>
+    <ds:schemaRef ds:uri="0e67e15d-00e8-48bc-ba1a-0c3b31adcc03"/>
+  </ds:schemaRefs>
+</ds:datastoreItem>
 </file>